--- a/论文与演讲稿/边坡预警问题/边坡预警问题论文.docx
+++ b/论文与演讲稿/边坡预警问题/边坡预警问题论文.docx
@@ -9,7 +9,7 @@
       </w:pPr>
       <w:r>
         <w:rPr>
-          <w:rFonts w:ascii="SimHei" w:cs="SimHei" w:eastAsia="SimHei" w:hAnsi="SimHei"/>
+          <w:rFonts w:ascii="黑体" w:cs="黑体" w:eastAsia="黑体" w:hAnsi="黑体"/>
           <w:b/>
           <w:bCs/>
           <w:sz w:val="44"/>
@@ -25,7 +25,7 @@
       </w:pPr>
       <w:r>
         <w:rPr>
-          <w:rFonts w:ascii="SimHei" w:cs="SimHei" w:eastAsia="SimHei" w:hAnsi="SimHei"/>
+          <w:rFonts w:ascii="黑体" w:cs="黑体" w:eastAsia="黑体" w:hAnsi="黑体"/>
           <w:sz w:val="32"/>
           <w:szCs w:val="32"/>
         </w:rPr>
@@ -39,7 +39,7 @@
       </w:pPr>
       <w:r>
         <w:rPr>
-          <w:rFonts w:ascii="SimHei" w:cs="SimHei" w:eastAsia="SimHei" w:hAnsi="SimHei"/>
+          <w:rFonts w:ascii="黑体" w:cs="黑体" w:eastAsia="黑体" w:hAnsi="黑体"/>
           <w:b/>
           <w:bCs/>
           <w:sz w:val="28"/>
@@ -55,7 +55,7 @@
       </w:pPr>
       <w:r>
         <w:rPr>
-          <w:rFonts w:ascii="SimSun" w:cs="SimSun" w:eastAsia="SimSun" w:hAnsi="SimSun"/>
+          <w:rFonts w:ascii="宋体" w:cs="宋体" w:eastAsia="宋体" w:hAnsi="宋体"/>
           <w:sz w:val="24"/>
           <w:szCs w:val="24"/>
         </w:rPr>
@@ -69,7 +69,7 @@
       </w:pPr>
       <w:r>
         <w:rPr>
-          <w:rFonts w:ascii="SimSun" w:cs="SimSun" w:eastAsia="SimSun" w:hAnsi="SimSun"/>
+          <w:rFonts w:ascii="宋体" w:cs="宋体" w:eastAsia="宋体" w:hAnsi="宋体"/>
           <w:sz w:val="24"/>
           <w:szCs w:val="24"/>
         </w:rPr>
@@ -83,7 +83,7 @@
       </w:pPr>
       <w:r>
         <w:rPr>
-          <w:rFonts w:ascii="SimSun" w:cs="SimSun" w:eastAsia="SimSun" w:hAnsi="SimSun"/>
+          <w:rFonts w:ascii="宋体" w:cs="宋体" w:eastAsia="宋体" w:hAnsi="宋体"/>
           <w:sz w:val="24"/>
           <w:szCs w:val="24"/>
         </w:rPr>
@@ -97,7 +97,7 @@
       </w:pPr>
       <w:r>
         <w:rPr>
-          <w:rFonts w:ascii="SimSun" w:cs="SimSun" w:eastAsia="SimSun" w:hAnsi="SimSun"/>
+          <w:rFonts w:ascii="宋体" w:cs="宋体" w:eastAsia="宋体" w:hAnsi="宋体"/>
           <w:sz w:val="24"/>
           <w:szCs w:val="24"/>
         </w:rPr>
@@ -111,7 +111,7 @@
       </w:pPr>
       <w:r>
         <w:rPr>
-          <w:rFonts w:ascii="SimSun" w:cs="SimSun" w:eastAsia="SimSun" w:hAnsi="SimSun"/>
+          <w:rFonts w:ascii="宋体" w:cs="宋体" w:eastAsia="宋体" w:hAnsi="宋体"/>
           <w:sz w:val="24"/>
           <w:szCs w:val="24"/>
         </w:rPr>
@@ -124,7 +124,7 @@
       </w:pPr>
       <w:r>
         <w:rPr>
-          <w:rFonts w:ascii="SimHei" w:cs="SimHei" w:eastAsia="SimHei" w:hAnsi="SimHei"/>
+          <w:rFonts w:ascii="黑体" w:cs="黑体" w:eastAsia="黑体" w:hAnsi="黑体"/>
           <w:b/>
           <w:bCs/>
           <w:sz w:val="24"/>
@@ -134,7 +134,7 @@
       </w:r>
       <w:r>
         <w:rPr>
-          <w:rFonts w:ascii="SimSun" w:cs="SimSun" w:eastAsia="SimSun" w:hAnsi="SimSun"/>
+          <w:rFonts w:ascii="宋体" w:cs="宋体" w:eastAsia="宋体" w:hAnsi="宋体"/>
           <w:sz w:val="24"/>
           <w:szCs w:val="24"/>
         </w:rPr>
@@ -148,7 +148,7 @@
       </w:pPr>
       <w:r>
         <w:rPr>
-          <w:rFonts w:ascii="SimHei" w:cs="SimHei" w:eastAsia="SimHei" w:hAnsi="SimHei"/>
+          <w:rFonts w:ascii="黑体" w:cs="黑体" w:eastAsia="黑体" w:hAnsi="黑体"/>
           <w:b/>
           <w:bCs/>
           <w:sz w:val="32"/>
@@ -164,7 +164,7 @@
       </w:pPr>
       <w:r>
         <w:rPr>
-          <w:rFonts w:ascii="SimHei" w:cs="SimHei" w:eastAsia="SimHei" w:hAnsi="SimHei"/>
+          <w:rFonts w:ascii="黑体" w:cs="黑体" w:eastAsia="黑体" w:hAnsi="黑体"/>
           <w:b/>
           <w:bCs/>
           <w:sz w:val="28"/>
@@ -180,7 +180,7 @@
       </w:pPr>
       <w:r>
         <w:rPr>
-          <w:rFonts w:ascii="SimSun" w:cs="SimSun" w:eastAsia="SimSun" w:hAnsi="SimSun"/>
+          <w:rFonts w:ascii="宋体" w:cs="宋体" w:eastAsia="宋体" w:hAnsi="宋体"/>
           <w:sz w:val="24"/>
           <w:szCs w:val="24"/>
         </w:rPr>
@@ -194,7 +194,7 @@
       </w:pPr>
       <w:r>
         <w:rPr>
-          <w:rFonts w:ascii="SimHei" w:cs="SimHei" w:eastAsia="SimHei" w:hAnsi="SimHei"/>
+          <w:rFonts w:ascii="黑体" w:cs="黑体" w:eastAsia="黑体" w:hAnsi="黑体"/>
           <w:b/>
           <w:bCs/>
           <w:sz w:val="28"/>
@@ -210,7 +210,7 @@
       </w:pPr>
       <w:r>
         <w:rPr>
-          <w:rFonts w:ascii="SimSun" w:cs="SimSun" w:eastAsia="SimSun" w:hAnsi="SimSun"/>
+          <w:rFonts w:ascii="宋体" w:cs="宋体" w:eastAsia="宋体" w:hAnsi="宋体"/>
           <w:sz w:val="24"/>
           <w:szCs w:val="24"/>
         </w:rPr>
@@ -224,7 +224,7 @@
       </w:pPr>
       <w:r>
         <w:rPr>
-          <w:rFonts w:ascii="SimSun" w:cs="SimSun" w:eastAsia="SimSun" w:hAnsi="SimSun"/>
+          <w:rFonts w:ascii="宋体" w:cs="宋体" w:eastAsia="宋体" w:hAnsi="宋体"/>
           <w:sz w:val="24"/>
           <w:szCs w:val="24"/>
         </w:rPr>
@@ -238,7 +238,7 @@
       </w:pPr>
       <w:r>
         <w:rPr>
-          <w:rFonts w:ascii="SimSun" w:cs="SimSun" w:eastAsia="SimSun" w:hAnsi="SimSun"/>
+          <w:rFonts w:ascii="宋体" w:cs="宋体" w:eastAsia="宋体" w:hAnsi="宋体"/>
           <w:sz w:val="24"/>
           <w:szCs w:val="24"/>
         </w:rPr>
@@ -252,7 +252,7 @@
       </w:pPr>
       <w:r>
         <w:rPr>
-          <w:rFonts w:ascii="SimSun" w:cs="SimSun" w:eastAsia="SimSun" w:hAnsi="SimSun"/>
+          <w:rFonts w:ascii="宋体" w:cs="宋体" w:eastAsia="宋体" w:hAnsi="宋体"/>
           <w:sz w:val="24"/>
           <w:szCs w:val="24"/>
         </w:rPr>
@@ -266,7 +266,7 @@
       </w:pPr>
       <w:r>
         <w:rPr>
-          <w:rFonts w:ascii="SimHei" w:cs="SimHei" w:eastAsia="SimHei" w:hAnsi="SimHei"/>
+          <w:rFonts w:ascii="黑体" w:cs="黑体" w:eastAsia="黑体" w:hAnsi="黑体"/>
           <w:b/>
           <w:bCs/>
           <w:sz w:val="28"/>
@@ -282,7 +282,7 @@
       </w:pPr>
       <w:r>
         <w:rPr>
-          <w:rFonts w:ascii="SimSun" w:cs="SimSun" w:eastAsia="SimSun" w:hAnsi="SimSun"/>
+          <w:rFonts w:ascii="宋体" w:cs="宋体" w:eastAsia="宋体" w:hAnsi="宋体"/>
           <w:sz w:val="24"/>
           <w:szCs w:val="24"/>
         </w:rPr>
@@ -304,7 +304,7 @@
       </w:r>
       <w:r>
         <w:rPr>
-          <w:rFonts w:ascii="SimSun" w:cs="SimSun" w:eastAsia="SimSun" w:hAnsi="SimSun"/>
+          <w:rFonts w:ascii="宋体" w:cs="宋体" w:eastAsia="宋体" w:hAnsi="宋体"/>
           <w:sz w:val="24"/>
           <w:szCs w:val="24"/>
         </w:rPr>
@@ -326,7 +326,7 @@
       </w:r>
       <w:r>
         <w:rPr>
-          <w:rFonts w:ascii="SimSun" w:cs="SimSun" w:eastAsia="SimSun" w:hAnsi="SimSun"/>
+          <w:rFonts w:ascii="宋体" w:cs="宋体" w:eastAsia="宋体" w:hAnsi="宋体"/>
           <w:sz w:val="24"/>
           <w:szCs w:val="24"/>
         </w:rPr>
@@ -348,7 +348,7 @@
       </w:r>
       <w:r>
         <w:rPr>
-          <w:rFonts w:ascii="SimSun" w:cs="SimSun" w:eastAsia="SimSun" w:hAnsi="SimSun"/>
+          <w:rFonts w:ascii="宋体" w:cs="宋体" w:eastAsia="宋体" w:hAnsi="宋体"/>
           <w:sz w:val="24"/>
           <w:szCs w:val="24"/>
         </w:rPr>
@@ -370,7 +370,7 @@
       </w:r>
       <w:r>
         <w:rPr>
-          <w:rFonts w:ascii="SimSun" w:cs="SimSun" w:eastAsia="SimSun" w:hAnsi="SimSun"/>
+          <w:rFonts w:ascii="宋体" w:cs="宋体" w:eastAsia="宋体" w:hAnsi="宋体"/>
           <w:sz w:val="24"/>
           <w:szCs w:val="24"/>
         </w:rPr>
@@ -384,7 +384,7 @@
       </w:pPr>
       <w:r>
         <w:rPr>
-          <w:rFonts w:ascii="SimHei" w:cs="SimHei" w:eastAsia="SimHei" w:hAnsi="SimHei"/>
+          <w:rFonts w:ascii="黑体" w:cs="黑体" w:eastAsia="黑体" w:hAnsi="黑体"/>
           <w:b/>
           <w:bCs/>
           <w:sz w:val="32"/>
@@ -400,7 +400,7 @@
       </w:pPr>
       <w:r>
         <w:rPr>
-          <w:rFonts w:ascii="SimHei" w:cs="SimHei" w:eastAsia="SimHei" w:hAnsi="SimHei"/>
+          <w:rFonts w:ascii="黑体" w:cs="黑体" w:eastAsia="黑体" w:hAnsi="黑体"/>
           <w:b/>
           <w:bCs/>
           <w:sz w:val="28"/>
@@ -416,7 +416,7 @@
       </w:pPr>
       <w:r>
         <w:rPr>
-          <w:rFonts w:ascii="SimSun" w:cs="SimSun" w:eastAsia="SimSun" w:hAnsi="SimSun"/>
+          <w:rFonts w:ascii="宋体" w:cs="宋体" w:eastAsia="宋体" w:hAnsi="宋体"/>
           <w:sz w:val="24"/>
           <w:szCs w:val="24"/>
         </w:rPr>
@@ -424,7 +424,7 @@
       </w:r>
       <w:r>
         <w:rPr>
-          <w:rFonts w:ascii="SimSun" w:cs="SimSun" w:eastAsia="SimSun" w:hAnsi="SimSun"/>
+          <w:rFonts w:ascii="宋体" w:cs="宋体" w:eastAsia="宋体" w:hAnsi="宋体"/>
           <w:sz w:val="24"/>
           <w:szCs w:val="24"/>
         </w:rPr>
@@ -438,7 +438,7 @@
       </w:pPr>
       <w:r>
         <w:rPr>
-          <w:rFonts w:ascii="SimSun" w:cs="SimSun" w:eastAsia="SimSun" w:hAnsi="SimSun"/>
+          <w:rFonts w:ascii="宋体" w:cs="宋体" w:eastAsia="宋体" w:hAnsi="宋体"/>
           <w:sz w:val="24"/>
           <w:szCs w:val="24"/>
         </w:rPr>
@@ -446,7 +446,7 @@
       </w:r>
       <w:r>
         <w:rPr>
-          <w:rFonts w:ascii="SimSun" w:cs="SimSun" w:eastAsia="SimSun" w:hAnsi="SimSun"/>
+          <w:rFonts w:ascii="宋体" w:cs="宋体" w:eastAsia="宋体" w:hAnsi="宋体"/>
           <w:sz w:val="24"/>
           <w:szCs w:val="24"/>
         </w:rPr>
@@ -460,7 +460,7 @@
       </w:pPr>
       <w:r>
         <w:rPr>
-          <w:rFonts w:ascii="SimSun" w:cs="SimSun" w:eastAsia="SimSun" w:hAnsi="SimSun"/>
+          <w:rFonts w:ascii="宋体" w:cs="宋体" w:eastAsia="宋体" w:hAnsi="宋体"/>
           <w:sz w:val="24"/>
           <w:szCs w:val="24"/>
         </w:rPr>
@@ -468,7 +468,7 @@
       </w:r>
       <w:r>
         <w:rPr>
-          <w:rFonts w:ascii="SimSun" w:cs="SimSun" w:eastAsia="SimSun" w:hAnsi="SimSun"/>
+          <w:rFonts w:ascii="宋体" w:cs="宋体" w:eastAsia="宋体" w:hAnsi="宋体"/>
           <w:sz w:val="24"/>
           <w:szCs w:val="24"/>
         </w:rPr>
@@ -482,7 +482,7 @@
       </w:pPr>
       <w:r>
         <w:rPr>
-          <w:rFonts w:ascii="SimSun" w:cs="SimSun" w:eastAsia="SimSun" w:hAnsi="SimSun"/>
+          <w:rFonts w:ascii="宋体" w:cs="宋体" w:eastAsia="宋体" w:hAnsi="宋体"/>
           <w:sz w:val="24"/>
           <w:szCs w:val="24"/>
         </w:rPr>
@@ -490,7 +490,7 @@
       </w:r>
       <w:r>
         <w:rPr>
-          <w:rFonts w:ascii="SimSun" w:cs="SimSun" w:eastAsia="SimSun" w:hAnsi="SimSun"/>
+          <w:rFonts w:ascii="宋体" w:cs="宋体" w:eastAsia="宋体" w:hAnsi="宋体"/>
           <w:sz w:val="24"/>
           <w:szCs w:val="24"/>
         </w:rPr>
@@ -504,7 +504,7 @@
       </w:pPr>
       <w:r>
         <w:rPr>
-          <w:rFonts w:ascii="SimSun" w:cs="SimSun" w:eastAsia="SimSun" w:hAnsi="SimSun"/>
+          <w:rFonts w:ascii="宋体" w:cs="宋体" w:eastAsia="宋体" w:hAnsi="宋体"/>
           <w:sz w:val="24"/>
           <w:szCs w:val="24"/>
         </w:rPr>
@@ -512,7 +512,7 @@
       </w:r>
       <w:r>
         <w:rPr>
-          <w:rFonts w:ascii="SimSun" w:cs="SimSun" w:eastAsia="SimSun" w:hAnsi="SimSun"/>
+          <w:rFonts w:ascii="宋体" w:cs="宋体" w:eastAsia="宋体" w:hAnsi="宋体"/>
           <w:sz w:val="24"/>
           <w:szCs w:val="24"/>
         </w:rPr>
@@ -526,7 +526,7 @@
       </w:pPr>
       <w:r>
         <w:rPr>
-          <w:rFonts w:ascii="SimSun" w:cs="SimSun" w:eastAsia="SimSun" w:hAnsi="SimSun"/>
+          <w:rFonts w:ascii="宋体" w:cs="宋体" w:eastAsia="宋体" w:hAnsi="宋体"/>
           <w:sz w:val="24"/>
           <w:szCs w:val="24"/>
         </w:rPr>
@@ -534,7 +534,7 @@
       </w:r>
       <w:r>
         <w:rPr>
-          <w:rFonts w:ascii="SimSun" w:cs="SimSun" w:eastAsia="SimSun" w:hAnsi="SimSun"/>
+          <w:rFonts w:ascii="宋体" w:cs="宋体" w:eastAsia="宋体" w:hAnsi="宋体"/>
           <w:sz w:val="24"/>
           <w:szCs w:val="24"/>
         </w:rPr>
@@ -548,7 +548,7 @@
       </w:pPr>
       <w:r>
         <w:rPr>
-          <w:rFonts w:ascii="SimHei" w:cs="SimHei" w:eastAsia="SimHei" w:hAnsi="SimHei"/>
+          <w:rFonts w:ascii="黑体" w:cs="黑体" w:eastAsia="黑体" w:hAnsi="黑体"/>
           <w:b/>
           <w:bCs/>
           <w:sz w:val="28"/>
@@ -561,12 +561,8 @@
       <w:tblPr>
         <w:tblW w:type="pct" w:w="100%"/>
         <w:tblBorders>
-          <w:top w:val="single" w:color="auto" w:sz="4"/>
-          <w:left w:val="single" w:color="auto" w:sz="4"/>
-          <w:bottom w:val="single" w:color="auto" w:sz="4"/>
-          <w:right w:val="single" w:color="auto" w:sz="4"/>
-          <w:insideH w:val="single" w:color="auto" w:sz="4"/>
-          <w:insideV w:val="single" w:color="auto" w:sz="4"/>
+          <w:top w:val="single" w:sz="12" w:space="0" w:color="000000"/>
+          <w:bottom w:val="single" w:sz="12" w:space="0" w:color="000000"/>
         </w:tblBorders>
       </w:tblPr>
       <w:tblGrid>
@@ -577,13 +573,10 @@
       <w:tr>
         <w:tc>
           <w:tcPr>
+            <w:tcBorders>
+              <w:bottom w:val="single" w:sz="6" w:space="0" w:color="000000"/>
+            </w:tcBorders>
             <w:tcW w:type="dxa" w:w="2000"/>
-            <w:tcBorders>
-              <w:top w:val="single" w:color="000000" w:sz="18"/>
-              <w:left w:val="none" w:color="FFFFFF" w:sz="0"/>
-              <w:bottom w:val="single" w:color="000000" w:sz="6"/>
-              <w:right w:val="none" w:color="FFFFFF" w:sz="0"/>
-            </w:tcBorders>
             <w:vAlign w:val="center"/>
           </w:tcPr>
           <w:p>
@@ -605,13 +598,10 @@
         </w:tc>
         <w:tc>
           <w:tcPr>
+            <w:tcBorders>
+              <w:bottom w:val="single" w:sz="6" w:space="0" w:color="000000"/>
+            </w:tcBorders>
             <w:tcW w:type="dxa" w:w="5000"/>
-            <w:tcBorders>
-              <w:top w:val="single" w:color="000000" w:sz="18"/>
-              <w:left w:val="none" w:color="FFFFFF" w:sz="0"/>
-              <w:bottom w:val="single" w:color="000000" w:sz="6"/>
-              <w:right w:val="none" w:color="FFFFFF" w:sz="0"/>
-            </w:tcBorders>
             <w:vAlign w:val="center"/>
           </w:tcPr>
           <w:p>
@@ -633,13 +623,10 @@
         </w:tc>
         <w:tc>
           <w:tcPr>
+            <w:tcBorders>
+              <w:bottom w:val="single" w:sz="6" w:space="0" w:color="000000"/>
+            </w:tcBorders>
             <w:tcW w:type="dxa" w:w="1500"/>
-            <w:tcBorders>
-              <w:top w:val="single" w:color="000000" w:sz="18"/>
-              <w:left w:val="none" w:color="FFFFFF" w:sz="0"/>
-              <w:bottom w:val="single" w:color="000000" w:sz="6"/>
-              <w:right w:val="none" w:color="FFFFFF" w:sz="0"/>
-            </w:tcBorders>
             <w:vAlign w:val="center"/>
           </w:tcPr>
           <w:p>
@@ -663,13 +650,10 @@
       <w:tr>
         <w:tc>
           <w:tcPr>
+            <w:tcBorders>
+              <w:bottom w:val="single" w:sz="6" w:space="0" w:color="000000"/>
+            </w:tcBorders>
             <w:tcW w:type="dxa" w:w="2000"/>
-            <w:tcBorders>
-              <w:top w:val="none" w:color="FFFFFF" w:sz="0"/>
-              <w:left w:val="none" w:color="FFFFFF" w:sz="0"/>
-              <w:bottom w:val="none" w:color="FFFFFF" w:sz="0"/>
-              <w:right w:val="none" w:color="FFFFFF" w:sz="0"/>
-            </w:tcBorders>
             <w:vAlign w:val="center"/>
           </w:tcPr>
           <w:p>
@@ -689,13 +673,10 @@
         </w:tc>
         <w:tc>
           <w:tcPr>
+            <w:tcBorders>
+              <w:bottom w:val="single" w:sz="6" w:space="0" w:color="000000"/>
+            </w:tcBorders>
             <w:tcW w:type="dxa" w:w="5000"/>
-            <w:tcBorders>
-              <w:top w:val="none" w:color="FFFFFF" w:sz="0"/>
-              <w:left w:val="none" w:color="FFFFFF" w:sz="0"/>
-              <w:bottom w:val="none" w:color="FFFFFF" w:sz="0"/>
-              <w:right w:val="none" w:color="FFFFFF" w:sz="0"/>
-            </w:tcBorders>
             <w:vAlign w:val="center"/>
           </w:tcPr>
           <w:p>
@@ -715,13 +696,10 @@
         </w:tc>
         <w:tc>
           <w:tcPr>
+            <w:tcBorders>
+              <w:bottom w:val="single" w:sz="6" w:space="0" w:color="000000"/>
+            </w:tcBorders>
             <w:tcW w:type="dxa" w:w="1500"/>
-            <w:tcBorders>
-              <w:top w:val="none" w:color="FFFFFF" w:sz="0"/>
-              <w:left w:val="none" w:color="FFFFFF" w:sz="0"/>
-              <w:bottom w:val="none" w:color="FFFFFF" w:sz="0"/>
-              <w:right w:val="none" w:color="FFFFFF" w:sz="0"/>
-            </w:tcBorders>
             <w:vAlign w:val="center"/>
           </w:tcPr>
           <w:p>
@@ -743,13 +721,10 @@
       <w:tr>
         <w:tc>
           <w:tcPr>
+            <w:tcBorders>
+              <w:bottom w:val="single" w:sz="6" w:space="0" w:color="000000"/>
+            </w:tcBorders>
             <w:tcW w:type="dxa" w:w="2000"/>
-            <w:tcBorders>
-              <w:top w:val="none" w:color="FFFFFF" w:sz="0"/>
-              <w:left w:val="none" w:color="FFFFFF" w:sz="0"/>
-              <w:bottom w:val="none" w:color="FFFFFF" w:sz="0"/>
-              <w:right w:val="none" w:color="FFFFFF" w:sz="0"/>
-            </w:tcBorders>
             <w:vAlign w:val="center"/>
           </w:tcPr>
           <w:p>
@@ -769,13 +744,10 @@
         </w:tc>
         <w:tc>
           <w:tcPr>
+            <w:tcBorders>
+              <w:bottom w:val="single" w:sz="6" w:space="0" w:color="000000"/>
+            </w:tcBorders>
             <w:tcW w:type="dxa" w:w="5000"/>
-            <w:tcBorders>
-              <w:top w:val="none" w:color="FFFFFF" w:sz="0"/>
-              <w:left w:val="none" w:color="FFFFFF" w:sz="0"/>
-              <w:bottom w:val="none" w:color="FFFFFF" w:sz="0"/>
-              <w:right w:val="none" w:color="FFFFFF" w:sz="0"/>
-            </w:tcBorders>
             <w:vAlign w:val="center"/>
           </w:tcPr>
           <w:p>
@@ -795,13 +767,10 @@
         </w:tc>
         <w:tc>
           <w:tcPr>
+            <w:tcBorders>
+              <w:bottom w:val="single" w:sz="6" w:space="0" w:color="000000"/>
+            </w:tcBorders>
             <w:tcW w:type="dxa" w:w="1500"/>
-            <w:tcBorders>
-              <w:top w:val="none" w:color="FFFFFF" w:sz="0"/>
-              <w:left w:val="none" w:color="FFFFFF" w:sz="0"/>
-              <w:bottom w:val="none" w:color="FFFFFF" w:sz="0"/>
-              <w:right w:val="none" w:color="FFFFFF" w:sz="0"/>
-            </w:tcBorders>
             <w:vAlign w:val="center"/>
           </w:tcPr>
           <w:p>
@@ -823,13 +792,10 @@
       <w:tr>
         <w:tc>
           <w:tcPr>
+            <w:tcBorders>
+              <w:bottom w:val="single" w:sz="6" w:space="0" w:color="000000"/>
+            </w:tcBorders>
             <w:tcW w:type="dxa" w:w="2000"/>
-            <w:tcBorders>
-              <w:top w:val="none" w:color="FFFFFF" w:sz="0"/>
-              <w:left w:val="none" w:color="FFFFFF" w:sz="0"/>
-              <w:bottom w:val="none" w:color="FFFFFF" w:sz="0"/>
-              <w:right w:val="none" w:color="FFFFFF" w:sz="0"/>
-            </w:tcBorders>
             <w:vAlign w:val="center"/>
           </w:tcPr>
           <w:p>
@@ -849,13 +815,10 @@
         </w:tc>
         <w:tc>
           <w:tcPr>
+            <w:tcBorders>
+              <w:bottom w:val="single" w:sz="6" w:space="0" w:color="000000"/>
+            </w:tcBorders>
             <w:tcW w:type="dxa" w:w="5000"/>
-            <w:tcBorders>
-              <w:top w:val="none" w:color="FFFFFF" w:sz="0"/>
-              <w:left w:val="none" w:color="FFFFFF" w:sz="0"/>
-              <w:bottom w:val="none" w:color="FFFFFF" w:sz="0"/>
-              <w:right w:val="none" w:color="FFFFFF" w:sz="0"/>
-            </w:tcBorders>
             <w:vAlign w:val="center"/>
           </w:tcPr>
           <w:p>
@@ -875,13 +838,10 @@
         </w:tc>
         <w:tc>
           <w:tcPr>
+            <w:tcBorders>
+              <w:bottom w:val="single" w:sz="6" w:space="0" w:color="000000"/>
+            </w:tcBorders>
             <w:tcW w:type="dxa" w:w="1500"/>
-            <w:tcBorders>
-              <w:top w:val="none" w:color="FFFFFF" w:sz="0"/>
-              <w:left w:val="none" w:color="FFFFFF" w:sz="0"/>
-              <w:bottom w:val="none" w:color="FFFFFF" w:sz="0"/>
-              <w:right w:val="none" w:color="FFFFFF" w:sz="0"/>
-            </w:tcBorders>
             <w:vAlign w:val="center"/>
           </w:tcPr>
           <w:p>
@@ -903,13 +863,10 @@
       <w:tr>
         <w:tc>
           <w:tcPr>
+            <w:tcBorders>
+              <w:bottom w:val="single" w:sz="6" w:space="0" w:color="000000"/>
+            </w:tcBorders>
             <w:tcW w:type="dxa" w:w="2000"/>
-            <w:tcBorders>
-              <w:top w:val="none" w:color="FFFFFF" w:sz="0"/>
-              <w:left w:val="none" w:color="FFFFFF" w:sz="0"/>
-              <w:bottom w:val="none" w:color="FFFFFF" w:sz="0"/>
-              <w:right w:val="none" w:color="FFFFFF" w:sz="0"/>
-            </w:tcBorders>
             <w:vAlign w:val="center"/>
           </w:tcPr>
           <w:p>
@@ -929,13 +886,10 @@
         </w:tc>
         <w:tc>
           <w:tcPr>
+            <w:tcBorders>
+              <w:bottom w:val="single" w:sz="6" w:space="0" w:color="000000"/>
+            </w:tcBorders>
             <w:tcW w:type="dxa" w:w="5000"/>
-            <w:tcBorders>
-              <w:top w:val="none" w:color="FFFFFF" w:sz="0"/>
-              <w:left w:val="none" w:color="FFFFFF" w:sz="0"/>
-              <w:bottom w:val="none" w:color="FFFFFF" w:sz="0"/>
-              <w:right w:val="none" w:color="FFFFFF" w:sz="0"/>
-            </w:tcBorders>
             <w:vAlign w:val="center"/>
           </w:tcPr>
           <w:p>
@@ -955,13 +909,10 @@
         </w:tc>
         <w:tc>
           <w:tcPr>
+            <w:tcBorders>
+              <w:bottom w:val="single" w:sz="6" w:space="0" w:color="000000"/>
+            </w:tcBorders>
             <w:tcW w:type="dxa" w:w="1500"/>
-            <w:tcBorders>
-              <w:top w:val="none" w:color="FFFFFF" w:sz="0"/>
-              <w:left w:val="none" w:color="FFFFFF" w:sz="0"/>
-              <w:bottom w:val="none" w:color="FFFFFF" w:sz="0"/>
-              <w:right w:val="none" w:color="FFFFFF" w:sz="0"/>
-            </w:tcBorders>
             <w:vAlign w:val="center"/>
           </w:tcPr>
           <w:p>
@@ -983,13 +934,10 @@
       <w:tr>
         <w:tc>
           <w:tcPr>
+            <w:tcBorders>
+              <w:bottom w:val="single" w:sz="6" w:space="0" w:color="000000"/>
+            </w:tcBorders>
             <w:tcW w:type="dxa" w:w="2000"/>
-            <w:tcBorders>
-              <w:top w:val="none" w:color="FFFFFF" w:sz="0"/>
-              <w:left w:val="none" w:color="FFFFFF" w:sz="0"/>
-              <w:bottom w:val="none" w:color="FFFFFF" w:sz="0"/>
-              <w:right w:val="none" w:color="FFFFFF" w:sz="0"/>
-            </w:tcBorders>
             <w:vAlign w:val="center"/>
           </w:tcPr>
           <w:p>
@@ -1009,13 +957,10 @@
         </w:tc>
         <w:tc>
           <w:tcPr>
+            <w:tcBorders>
+              <w:bottom w:val="single" w:sz="6" w:space="0" w:color="000000"/>
+            </w:tcBorders>
             <w:tcW w:type="dxa" w:w="5000"/>
-            <w:tcBorders>
-              <w:top w:val="none" w:color="FFFFFF" w:sz="0"/>
-              <w:left w:val="none" w:color="FFFFFF" w:sz="0"/>
-              <w:bottom w:val="none" w:color="FFFFFF" w:sz="0"/>
-              <w:right w:val="none" w:color="FFFFFF" w:sz="0"/>
-            </w:tcBorders>
             <w:vAlign w:val="center"/>
           </w:tcPr>
           <w:p>
@@ -1035,13 +980,10 @@
         </w:tc>
         <w:tc>
           <w:tcPr>
+            <w:tcBorders>
+              <w:bottom w:val="single" w:sz="6" w:space="0" w:color="000000"/>
+            </w:tcBorders>
             <w:tcW w:type="dxa" w:w="1500"/>
-            <w:tcBorders>
-              <w:top w:val="none" w:color="FFFFFF" w:sz="0"/>
-              <w:left w:val="none" w:color="FFFFFF" w:sz="0"/>
-              <w:bottom w:val="none" w:color="FFFFFF" w:sz="0"/>
-              <w:right w:val="none" w:color="FFFFFF" w:sz="0"/>
-            </w:tcBorders>
             <w:vAlign w:val="center"/>
           </w:tcPr>
           <w:p>
@@ -1063,13 +1005,10 @@
       <w:tr>
         <w:tc>
           <w:tcPr>
+            <w:tcBorders>
+              <w:bottom w:val="single" w:sz="6" w:space="0" w:color="000000"/>
+            </w:tcBorders>
             <w:tcW w:type="dxa" w:w="2000"/>
-            <w:tcBorders>
-              <w:top w:val="none" w:color="FFFFFF" w:sz="0"/>
-              <w:left w:val="none" w:color="FFFFFF" w:sz="0"/>
-              <w:bottom w:val="none" w:color="FFFFFF" w:sz="0"/>
-              <w:right w:val="none" w:color="FFFFFF" w:sz="0"/>
-            </w:tcBorders>
             <w:vAlign w:val="center"/>
           </w:tcPr>
           <w:p>
@@ -1089,13 +1028,10 @@
         </w:tc>
         <w:tc>
           <w:tcPr>
+            <w:tcBorders>
+              <w:bottom w:val="single" w:sz="6" w:space="0" w:color="000000"/>
+            </w:tcBorders>
             <w:tcW w:type="dxa" w:w="5000"/>
-            <w:tcBorders>
-              <w:top w:val="none" w:color="FFFFFF" w:sz="0"/>
-              <w:left w:val="none" w:color="FFFFFF" w:sz="0"/>
-              <w:bottom w:val="none" w:color="FFFFFF" w:sz="0"/>
-              <w:right w:val="none" w:color="FFFFFF" w:sz="0"/>
-            </w:tcBorders>
             <w:vAlign w:val="center"/>
           </w:tcPr>
           <w:p>
@@ -1115,13 +1051,10 @@
         </w:tc>
         <w:tc>
           <w:tcPr>
+            <w:tcBorders>
+              <w:bottom w:val="single" w:sz="6" w:space="0" w:color="000000"/>
+            </w:tcBorders>
             <w:tcW w:type="dxa" w:w="1500"/>
-            <w:tcBorders>
-              <w:top w:val="none" w:color="FFFFFF" w:sz="0"/>
-              <w:left w:val="none" w:color="FFFFFF" w:sz="0"/>
-              <w:bottom w:val="none" w:color="FFFFFF" w:sz="0"/>
-              <w:right w:val="none" w:color="FFFFFF" w:sz="0"/>
-            </w:tcBorders>
             <w:vAlign w:val="center"/>
           </w:tcPr>
           <w:p>
@@ -1143,13 +1076,10 @@
       <w:tr>
         <w:tc>
           <w:tcPr>
+            <w:tcBorders>
+              <w:bottom w:val="single" w:sz="6" w:space="0" w:color="000000"/>
+            </w:tcBorders>
             <w:tcW w:type="dxa" w:w="2000"/>
-            <w:tcBorders>
-              <w:top w:val="none" w:color="FFFFFF" w:sz="0"/>
-              <w:left w:val="none" w:color="FFFFFF" w:sz="0"/>
-              <w:bottom w:val="none" w:color="FFFFFF" w:sz="0"/>
-              <w:right w:val="none" w:color="FFFFFF" w:sz="0"/>
-            </w:tcBorders>
             <w:vAlign w:val="center"/>
           </w:tcPr>
           <w:p>
@@ -1169,13 +1099,10 @@
         </w:tc>
         <w:tc>
           <w:tcPr>
+            <w:tcBorders>
+              <w:bottom w:val="single" w:sz="6" w:space="0" w:color="000000"/>
+            </w:tcBorders>
             <w:tcW w:type="dxa" w:w="5000"/>
-            <w:tcBorders>
-              <w:top w:val="none" w:color="FFFFFF" w:sz="0"/>
-              <w:left w:val="none" w:color="FFFFFF" w:sz="0"/>
-              <w:bottom w:val="none" w:color="FFFFFF" w:sz="0"/>
-              <w:right w:val="none" w:color="FFFFFF" w:sz="0"/>
-            </w:tcBorders>
             <w:vAlign w:val="center"/>
           </w:tcPr>
           <w:p>
@@ -1195,13 +1122,10 @@
         </w:tc>
         <w:tc>
           <w:tcPr>
+            <w:tcBorders>
+              <w:bottom w:val="single" w:sz="6" w:space="0" w:color="000000"/>
+            </w:tcBorders>
             <w:tcW w:type="dxa" w:w="1500"/>
-            <w:tcBorders>
-              <w:top w:val="none" w:color="FFFFFF" w:sz="0"/>
-              <w:left w:val="none" w:color="FFFFFF" w:sz="0"/>
-              <w:bottom w:val="none" w:color="FFFFFF" w:sz="0"/>
-              <w:right w:val="none" w:color="FFFFFF" w:sz="0"/>
-            </w:tcBorders>
             <w:vAlign w:val="center"/>
           </w:tcPr>
           <w:p>
@@ -1223,13 +1147,10 @@
       <w:tr>
         <w:tc>
           <w:tcPr>
+            <w:tcBorders>
+              <w:bottom w:val="single" w:sz="6" w:space="0" w:color="000000"/>
+            </w:tcBorders>
             <w:tcW w:type="dxa" w:w="2000"/>
-            <w:tcBorders>
-              <w:top w:val="none" w:color="FFFFFF" w:sz="0"/>
-              <w:left w:val="none" w:color="FFFFFF" w:sz="0"/>
-              <w:bottom w:val="none" w:color="FFFFFF" w:sz="0"/>
-              <w:right w:val="none" w:color="FFFFFF" w:sz="0"/>
-            </w:tcBorders>
             <w:vAlign w:val="center"/>
           </w:tcPr>
           <w:p>
@@ -1249,13 +1170,10 @@
         </w:tc>
         <w:tc>
           <w:tcPr>
+            <w:tcBorders>
+              <w:bottom w:val="single" w:sz="6" w:space="0" w:color="000000"/>
+            </w:tcBorders>
             <w:tcW w:type="dxa" w:w="5000"/>
-            <w:tcBorders>
-              <w:top w:val="none" w:color="FFFFFF" w:sz="0"/>
-              <w:left w:val="none" w:color="FFFFFF" w:sz="0"/>
-              <w:bottom w:val="none" w:color="FFFFFF" w:sz="0"/>
-              <w:right w:val="none" w:color="FFFFFF" w:sz="0"/>
-            </w:tcBorders>
             <w:vAlign w:val="center"/>
           </w:tcPr>
           <w:p>
@@ -1275,13 +1193,10 @@
         </w:tc>
         <w:tc>
           <w:tcPr>
+            <w:tcBorders>
+              <w:bottom w:val="single" w:sz="6" w:space="0" w:color="000000"/>
+            </w:tcBorders>
             <w:tcW w:type="dxa" w:w="1500"/>
-            <w:tcBorders>
-              <w:top w:val="none" w:color="FFFFFF" w:sz="0"/>
-              <w:left w:val="none" w:color="FFFFFF" w:sz="0"/>
-              <w:bottom w:val="none" w:color="FFFFFF" w:sz="0"/>
-              <w:right w:val="none" w:color="FFFFFF" w:sz="0"/>
-            </w:tcBorders>
             <w:vAlign w:val="center"/>
           </w:tcPr>
           <w:p>
@@ -1303,13 +1218,10 @@
       <w:tr>
         <w:tc>
           <w:tcPr>
+            <w:tcBorders>
+              <w:bottom w:val="single" w:sz="6" w:space="0" w:color="000000"/>
+            </w:tcBorders>
             <w:tcW w:type="dxa" w:w="2000"/>
-            <w:tcBorders>
-              <w:top w:val="none" w:color="FFFFFF" w:sz="0"/>
-              <w:left w:val="none" w:color="FFFFFF" w:sz="0"/>
-              <w:bottom w:val="none" w:color="FFFFFF" w:sz="0"/>
-              <w:right w:val="none" w:color="FFFFFF" w:sz="0"/>
-            </w:tcBorders>
             <w:vAlign w:val="center"/>
           </w:tcPr>
           <w:p>
@@ -1329,13 +1241,10 @@
         </w:tc>
         <w:tc>
           <w:tcPr>
+            <w:tcBorders>
+              <w:bottom w:val="single" w:sz="6" w:space="0" w:color="000000"/>
+            </w:tcBorders>
             <w:tcW w:type="dxa" w:w="5000"/>
-            <w:tcBorders>
-              <w:top w:val="none" w:color="FFFFFF" w:sz="0"/>
-              <w:left w:val="none" w:color="FFFFFF" w:sz="0"/>
-              <w:bottom w:val="none" w:color="FFFFFF" w:sz="0"/>
-              <w:right w:val="none" w:color="FFFFFF" w:sz="0"/>
-            </w:tcBorders>
             <w:vAlign w:val="center"/>
           </w:tcPr>
           <w:p>
@@ -1355,13 +1264,10 @@
         </w:tc>
         <w:tc>
           <w:tcPr>
+            <w:tcBorders>
+              <w:bottom w:val="single" w:sz="6" w:space="0" w:color="000000"/>
+            </w:tcBorders>
             <w:tcW w:type="dxa" w:w="1500"/>
-            <w:tcBorders>
-              <w:top w:val="none" w:color="FFFFFF" w:sz="0"/>
-              <w:left w:val="none" w:color="FFFFFF" w:sz="0"/>
-              <w:bottom w:val="none" w:color="FFFFFF" w:sz="0"/>
-              <w:right w:val="none" w:color="FFFFFF" w:sz="0"/>
-            </w:tcBorders>
             <w:vAlign w:val="center"/>
           </w:tcPr>
           <w:p>
@@ -1383,13 +1289,10 @@
       <w:tr>
         <w:tc>
           <w:tcPr>
+            <w:tcBorders>
+              <w:bottom w:val="single" w:sz="6" w:space="0" w:color="000000"/>
+            </w:tcBorders>
             <w:tcW w:type="dxa" w:w="2000"/>
-            <w:tcBorders>
-              <w:top w:val="none" w:color="FFFFFF" w:sz="0"/>
-              <w:left w:val="none" w:color="FFFFFF" w:sz="0"/>
-              <w:bottom w:val="none" w:color="FFFFFF" w:sz="0"/>
-              <w:right w:val="none" w:color="FFFFFF" w:sz="0"/>
-            </w:tcBorders>
             <w:vAlign w:val="center"/>
           </w:tcPr>
           <w:p>
@@ -1409,13 +1312,10 @@
         </w:tc>
         <w:tc>
           <w:tcPr>
+            <w:tcBorders>
+              <w:bottom w:val="single" w:sz="6" w:space="0" w:color="000000"/>
+            </w:tcBorders>
             <w:tcW w:type="dxa" w:w="5000"/>
-            <w:tcBorders>
-              <w:top w:val="none" w:color="FFFFFF" w:sz="0"/>
-              <w:left w:val="none" w:color="FFFFFF" w:sz="0"/>
-              <w:bottom w:val="none" w:color="FFFFFF" w:sz="0"/>
-              <w:right w:val="none" w:color="FFFFFF" w:sz="0"/>
-            </w:tcBorders>
             <w:vAlign w:val="center"/>
           </w:tcPr>
           <w:p>
@@ -1435,13 +1335,10 @@
         </w:tc>
         <w:tc>
           <w:tcPr>
+            <w:tcBorders>
+              <w:bottom w:val="single" w:sz="6" w:space="0" w:color="000000"/>
+            </w:tcBorders>
             <w:tcW w:type="dxa" w:w="1500"/>
-            <w:tcBorders>
-              <w:top w:val="none" w:color="FFFFFF" w:sz="0"/>
-              <w:left w:val="none" w:color="FFFFFF" w:sz="0"/>
-              <w:bottom w:val="none" w:color="FFFFFF" w:sz="0"/>
-              <w:right w:val="none" w:color="FFFFFF" w:sz="0"/>
-            </w:tcBorders>
             <w:vAlign w:val="center"/>
           </w:tcPr>
           <w:p>
@@ -1463,13 +1360,10 @@
       <w:tr>
         <w:tc>
           <w:tcPr>
+            <w:tcBorders>
+              <w:bottom w:val="single" w:sz="6" w:space="0" w:color="000000"/>
+            </w:tcBorders>
             <w:tcW w:type="dxa" w:w="2000"/>
-            <w:tcBorders>
-              <w:top w:val="none" w:color="FFFFFF" w:sz="0"/>
-              <w:left w:val="none" w:color="FFFFFF" w:sz="0"/>
-              <w:bottom w:val="none" w:color="FFFFFF" w:sz="0"/>
-              <w:right w:val="none" w:color="FFFFFF" w:sz="0"/>
-            </w:tcBorders>
             <w:vAlign w:val="center"/>
           </w:tcPr>
           <w:p>
@@ -1489,13 +1383,10 @@
         </w:tc>
         <w:tc>
           <w:tcPr>
+            <w:tcBorders>
+              <w:bottom w:val="single" w:sz="6" w:space="0" w:color="000000"/>
+            </w:tcBorders>
             <w:tcW w:type="dxa" w:w="5000"/>
-            <w:tcBorders>
-              <w:top w:val="none" w:color="FFFFFF" w:sz="0"/>
-              <w:left w:val="none" w:color="FFFFFF" w:sz="0"/>
-              <w:bottom w:val="none" w:color="FFFFFF" w:sz="0"/>
-              <w:right w:val="none" w:color="FFFFFF" w:sz="0"/>
-            </w:tcBorders>
             <w:vAlign w:val="center"/>
           </w:tcPr>
           <w:p>
@@ -1515,13 +1406,10 @@
         </w:tc>
         <w:tc>
           <w:tcPr>
+            <w:tcBorders>
+              <w:bottom w:val="single" w:sz="6" w:space="0" w:color="000000"/>
+            </w:tcBorders>
             <w:tcW w:type="dxa" w:w="1500"/>
-            <w:tcBorders>
-              <w:top w:val="none" w:color="FFFFFF" w:sz="0"/>
-              <w:left w:val="none" w:color="FFFFFF" w:sz="0"/>
-              <w:bottom w:val="none" w:color="FFFFFF" w:sz="0"/>
-              <w:right w:val="none" w:color="FFFFFF" w:sz="0"/>
-            </w:tcBorders>
             <w:vAlign w:val="center"/>
           </w:tcPr>
           <w:p>
@@ -1543,13 +1431,10 @@
       <w:tr>
         <w:tc>
           <w:tcPr>
+            <w:tcBorders>
+              <w:bottom w:val="single" w:sz="6" w:space="0" w:color="000000"/>
+            </w:tcBorders>
             <w:tcW w:type="dxa" w:w="2000"/>
-            <w:tcBorders>
-              <w:top w:val="none" w:color="FFFFFF" w:sz="0"/>
-              <w:left w:val="none" w:color="FFFFFF" w:sz="0"/>
-              <w:bottom w:val="none" w:color="FFFFFF" w:sz="0"/>
-              <w:right w:val="none" w:color="FFFFFF" w:sz="0"/>
-            </w:tcBorders>
             <w:vAlign w:val="center"/>
           </w:tcPr>
           <w:p>
@@ -1569,13 +1454,10 @@
         </w:tc>
         <w:tc>
           <w:tcPr>
+            <w:tcBorders>
+              <w:bottom w:val="single" w:sz="6" w:space="0" w:color="000000"/>
+            </w:tcBorders>
             <w:tcW w:type="dxa" w:w="5000"/>
-            <w:tcBorders>
-              <w:top w:val="none" w:color="FFFFFF" w:sz="0"/>
-              <w:left w:val="none" w:color="FFFFFF" w:sz="0"/>
-              <w:bottom w:val="none" w:color="FFFFFF" w:sz="0"/>
-              <w:right w:val="none" w:color="FFFFFF" w:sz="0"/>
-            </w:tcBorders>
             <w:vAlign w:val="center"/>
           </w:tcPr>
           <w:p>
@@ -1595,13 +1477,10 @@
         </w:tc>
         <w:tc>
           <w:tcPr>
+            <w:tcBorders>
+              <w:bottom w:val="single" w:sz="6" w:space="0" w:color="000000"/>
+            </w:tcBorders>
             <w:tcW w:type="dxa" w:w="1500"/>
-            <w:tcBorders>
-              <w:top w:val="none" w:color="FFFFFF" w:sz="0"/>
-              <w:left w:val="none" w:color="FFFFFF" w:sz="0"/>
-              <w:bottom w:val="none" w:color="FFFFFF" w:sz="0"/>
-              <w:right w:val="none" w:color="FFFFFF" w:sz="0"/>
-            </w:tcBorders>
             <w:vAlign w:val="center"/>
           </w:tcPr>
           <w:p>
@@ -1623,13 +1502,10 @@
       <w:tr>
         <w:tc>
           <w:tcPr>
+            <w:tcBorders>
+              <w:bottom w:val="single" w:sz="6" w:space="0" w:color="000000"/>
+            </w:tcBorders>
             <w:tcW w:type="dxa" w:w="2000"/>
-            <w:tcBorders>
-              <w:top w:val="none" w:color="FFFFFF" w:sz="0"/>
-              <w:left w:val="none" w:color="FFFFFF" w:sz="0"/>
-              <w:bottom w:val="none" w:color="FFFFFF" w:sz="0"/>
-              <w:right w:val="none" w:color="FFFFFF" w:sz="0"/>
-            </w:tcBorders>
             <w:vAlign w:val="center"/>
           </w:tcPr>
           <w:p>
@@ -1649,13 +1525,10 @@
         </w:tc>
         <w:tc>
           <w:tcPr>
+            <w:tcBorders>
+              <w:bottom w:val="single" w:sz="6" w:space="0" w:color="000000"/>
+            </w:tcBorders>
             <w:tcW w:type="dxa" w:w="5000"/>
-            <w:tcBorders>
-              <w:top w:val="none" w:color="FFFFFF" w:sz="0"/>
-              <w:left w:val="none" w:color="FFFFFF" w:sz="0"/>
-              <w:bottom w:val="none" w:color="FFFFFF" w:sz="0"/>
-              <w:right w:val="none" w:color="FFFFFF" w:sz="0"/>
-            </w:tcBorders>
             <w:vAlign w:val="center"/>
           </w:tcPr>
           <w:p>
@@ -1675,13 +1548,10 @@
         </w:tc>
         <w:tc>
           <w:tcPr>
+            <w:tcBorders>
+              <w:bottom w:val="single" w:sz="6" w:space="0" w:color="000000"/>
+            </w:tcBorders>
             <w:tcW w:type="dxa" w:w="1500"/>
-            <w:tcBorders>
-              <w:top w:val="none" w:color="FFFFFF" w:sz="0"/>
-              <w:left w:val="none" w:color="FFFFFF" w:sz="0"/>
-              <w:bottom w:val="none" w:color="FFFFFF" w:sz="0"/>
-              <w:right w:val="none" w:color="FFFFFF" w:sz="0"/>
-            </w:tcBorders>
             <w:vAlign w:val="center"/>
           </w:tcPr>
           <w:p>
@@ -1703,13 +1573,10 @@
       <w:tr>
         <w:tc>
           <w:tcPr>
+            <w:tcBorders>
+              <w:bottom w:val="single" w:sz="6" w:space="0" w:color="000000"/>
+            </w:tcBorders>
             <w:tcW w:type="dxa" w:w="2000"/>
-            <w:tcBorders>
-              <w:top w:val="none" w:color="FFFFFF" w:sz="0"/>
-              <w:left w:val="none" w:color="FFFFFF" w:sz="0"/>
-              <w:bottom w:val="none" w:color="FFFFFF" w:sz="0"/>
-              <w:right w:val="none" w:color="FFFFFF" w:sz="0"/>
-            </w:tcBorders>
             <w:vAlign w:val="center"/>
           </w:tcPr>
           <w:p>
@@ -1729,13 +1596,10 @@
         </w:tc>
         <w:tc>
           <w:tcPr>
+            <w:tcBorders>
+              <w:bottom w:val="single" w:sz="6" w:space="0" w:color="000000"/>
+            </w:tcBorders>
             <w:tcW w:type="dxa" w:w="5000"/>
-            <w:tcBorders>
-              <w:top w:val="none" w:color="FFFFFF" w:sz="0"/>
-              <w:left w:val="none" w:color="FFFFFF" w:sz="0"/>
-              <w:bottom w:val="none" w:color="FFFFFF" w:sz="0"/>
-              <w:right w:val="none" w:color="FFFFFF" w:sz="0"/>
-            </w:tcBorders>
             <w:vAlign w:val="center"/>
           </w:tcPr>
           <w:p>
@@ -1755,13 +1619,10 @@
         </w:tc>
         <w:tc>
           <w:tcPr>
+            <w:tcBorders>
+              <w:bottom w:val="single" w:sz="6" w:space="0" w:color="000000"/>
+            </w:tcBorders>
             <w:tcW w:type="dxa" w:w="1500"/>
-            <w:tcBorders>
-              <w:top w:val="none" w:color="FFFFFF" w:sz="0"/>
-              <w:left w:val="none" w:color="FFFFFF" w:sz="0"/>
-              <w:bottom w:val="none" w:color="FFFFFF" w:sz="0"/>
-              <w:right w:val="none" w:color="FFFFFF" w:sz="0"/>
-            </w:tcBorders>
             <w:vAlign w:val="center"/>
           </w:tcPr>
           <w:p>
@@ -1783,13 +1644,10 @@
       <w:tr>
         <w:tc>
           <w:tcPr>
+            <w:tcBorders>
+              <w:bottom w:val="single" w:sz="6" w:space="0" w:color="000000"/>
+            </w:tcBorders>
             <w:tcW w:type="dxa" w:w="2000"/>
-            <w:tcBorders>
-              <w:top w:val="none" w:color="FFFFFF" w:sz="0"/>
-              <w:left w:val="none" w:color="FFFFFF" w:sz="0"/>
-              <w:bottom w:val="single" w:color="000000" w:sz="18"/>
-              <w:right w:val="none" w:color="FFFFFF" w:sz="0"/>
-            </w:tcBorders>
             <w:vAlign w:val="center"/>
           </w:tcPr>
           <w:p>
@@ -1809,13 +1667,10 @@
         </w:tc>
         <w:tc>
           <w:tcPr>
+            <w:tcBorders>
+              <w:bottom w:val="single" w:sz="6" w:space="0" w:color="000000"/>
+            </w:tcBorders>
             <w:tcW w:type="dxa" w:w="5000"/>
-            <w:tcBorders>
-              <w:top w:val="none" w:color="FFFFFF" w:sz="0"/>
-              <w:left w:val="none" w:color="FFFFFF" w:sz="0"/>
-              <w:bottom w:val="single" w:color="000000" w:sz="18"/>
-              <w:right w:val="none" w:color="FFFFFF" w:sz="0"/>
-            </w:tcBorders>
             <w:vAlign w:val="center"/>
           </w:tcPr>
           <w:p>
@@ -1835,13 +1690,10 @@
         </w:tc>
         <w:tc>
           <w:tcPr>
+            <w:tcBorders>
+              <w:bottom w:val="single" w:sz="6" w:space="0" w:color="000000"/>
+            </w:tcBorders>
             <w:tcW w:type="dxa" w:w="1500"/>
-            <w:tcBorders>
-              <w:top w:val="none" w:color="FFFFFF" w:sz="0"/>
-              <w:left w:val="none" w:color="FFFFFF" w:sz="0"/>
-              <w:bottom w:val="single" w:color="000000" w:sz="18"/>
-              <w:right w:val="none" w:color="FFFFFF" w:sz="0"/>
-            </w:tcBorders>
             <w:vAlign w:val="center"/>
           </w:tcPr>
           <w:p>
@@ -1873,7 +1725,7 @@
       </w:pPr>
       <w:r>
         <w:rPr>
-          <w:rFonts w:ascii="SimHei" w:cs="SimHei" w:eastAsia="SimHei" w:hAnsi="SimHei"/>
+          <w:rFonts w:ascii="黑体" w:cs="黑体" w:eastAsia="黑体" w:hAnsi="黑体"/>
           <w:b/>
           <w:bCs/>
           <w:sz w:val="32"/>
@@ -1889,7 +1741,7 @@
       </w:pPr>
       <w:r>
         <w:rPr>
-          <w:rFonts w:ascii="SimHei" w:cs="SimHei" w:eastAsia="SimHei" w:hAnsi="SimHei"/>
+          <w:rFonts w:ascii="黑体" w:cs="黑体" w:eastAsia="黑体" w:hAnsi="黑体"/>
           <w:b/>
           <w:bCs/>
           <w:sz w:val="28"/>
@@ -1905,7 +1757,7 @@
       </w:pPr>
       <w:r>
         <w:rPr>
-          <w:rFonts w:ascii="SimHei" w:cs="SimHei" w:eastAsia="SimHei" w:hAnsi="SimHei"/>
+          <w:rFonts w:ascii="黑体" w:cs="黑体" w:eastAsia="黑体" w:hAnsi="黑体"/>
           <w:b/>
           <w:bCs/>
           <w:sz w:val="24"/>
@@ -1921,7 +1773,7 @@
       </w:pPr>
       <w:r>
         <w:rPr>
-          <w:rFonts w:ascii="SimSun" w:cs="SimSun" w:eastAsia="SimSun" w:hAnsi="SimSun"/>
+          <w:rFonts w:ascii="宋体" w:cs="宋体" w:eastAsia="宋体" w:hAnsi="宋体"/>
           <w:sz w:val="24"/>
           <w:szCs w:val="24"/>
         </w:rPr>
@@ -1935,7 +1787,7 @@
       </w:pPr>
       <w:r>
         <w:rPr>
-          <w:rFonts w:ascii="SimHei" w:cs="SimHei" w:eastAsia="SimHei" w:hAnsi="SimHei"/>
+          <w:rFonts w:ascii="黑体" w:cs="黑体" w:eastAsia="黑体" w:hAnsi="黑体"/>
           <w:b/>
           <w:bCs/>
           <w:sz w:val="24"/>
@@ -1951,7 +1803,7 @@
       </w:pPr>
       <w:r>
         <w:rPr>
-          <w:rFonts w:ascii="SimSun" w:cs="SimSun" w:eastAsia="SimSun" w:hAnsi="SimSun"/>
+          <w:rFonts w:ascii="宋体" w:cs="宋体" w:eastAsia="宋体" w:hAnsi="宋体"/>
           <w:sz w:val="24"/>
           <w:szCs w:val="24"/>
         </w:rPr>
@@ -1981,7 +1833,7 @@
       </w:pPr>
       <w:r>
         <w:rPr>
-          <w:rFonts w:ascii="SimSun" w:cs="SimSun" w:eastAsia="SimSun" w:hAnsi="SimSun"/>
+          <w:rFonts w:ascii="宋体" w:cs="宋体" w:eastAsia="宋体" w:hAnsi="宋体"/>
           <w:sz w:val="24"/>
           <w:szCs w:val="24"/>
         </w:rPr>
@@ -2011,7 +1863,7 @@
       </w:pPr>
       <w:r>
         <w:rPr>
-          <w:rFonts w:ascii="SimHei" w:cs="SimHei" w:eastAsia="SimHei" w:hAnsi="SimHei"/>
+          <w:rFonts w:ascii="黑体" w:cs="黑体" w:eastAsia="黑体" w:hAnsi="黑体"/>
           <w:b/>
           <w:bCs/>
           <w:sz w:val="24"/>
@@ -2027,7 +1879,7 @@
       </w:pPr>
       <w:r>
         <w:rPr>
-          <w:rFonts w:ascii="SimSun" w:cs="SimSun" w:eastAsia="SimSun" w:hAnsi="SimSun"/>
+          <w:rFonts w:ascii="宋体" w:cs="宋体" w:eastAsia="宋体" w:hAnsi="宋体"/>
           <w:sz w:val="24"/>
           <w:szCs w:val="24"/>
         </w:rPr>
@@ -2073,7 +1925,7 @@
       </w:pPr>
       <w:r>
         <w:rPr>
-          <w:rFonts w:ascii="SimHei" w:cs="SimHei" w:eastAsia="SimHei" w:hAnsi="SimHei"/>
+          <w:rFonts w:ascii="黑体" w:cs="黑体" w:eastAsia="黑体" w:hAnsi="黑体"/>
           <w:b/>
           <w:bCs/>
           <w:sz w:val="28"/>
@@ -2089,7 +1941,7 @@
       </w:pPr>
       <w:r>
         <w:rPr>
-          <w:rFonts w:ascii="SimHei" w:cs="SimHei" w:eastAsia="SimHei" w:hAnsi="SimHei"/>
+          <w:rFonts w:ascii="黑体" w:cs="黑体" w:eastAsia="黑体" w:hAnsi="黑体"/>
           <w:b/>
           <w:bCs/>
           <w:sz w:val="24"/>
@@ -2105,7 +1957,7 @@
       </w:pPr>
       <w:r>
         <w:rPr>
-          <w:rFonts w:ascii="SimSun" w:cs="SimSun" w:eastAsia="SimSun" w:hAnsi="SimSun"/>
+          <w:rFonts w:ascii="宋体" w:cs="宋体" w:eastAsia="宋体" w:hAnsi="宋体"/>
           <w:sz w:val="24"/>
           <w:szCs w:val="24"/>
         </w:rPr>
@@ -2119,7 +1971,7 @@
       </w:pPr>
       <w:r>
         <w:rPr>
-          <w:rFonts w:ascii="SimHei" w:cs="SimHei" w:eastAsia="SimHei" w:hAnsi="SimHei"/>
+          <w:rFonts w:ascii="黑体" w:cs="黑体" w:eastAsia="黑体" w:hAnsi="黑体"/>
           <w:b/>
           <w:bCs/>
           <w:sz w:val="24"/>
@@ -2135,7 +1987,7 @@
       </w:pPr>
       <w:r>
         <w:rPr>
-          <w:rFonts w:ascii="SimSun" w:cs="SimSun" w:eastAsia="SimSun" w:hAnsi="SimSun"/>
+          <w:rFonts w:ascii="宋体" w:cs="宋体" w:eastAsia="宋体" w:hAnsi="宋体"/>
           <w:sz w:val="24"/>
           <w:szCs w:val="24"/>
         </w:rPr>
@@ -2165,7 +2017,7 @@
       </w:pPr>
       <w:r>
         <w:rPr>
-          <w:rFonts w:ascii="SimHei" w:cs="SimHei" w:eastAsia="SimHei" w:hAnsi="SimHei"/>
+          <w:rFonts w:ascii="黑体" w:cs="黑体" w:eastAsia="黑体" w:hAnsi="黑体"/>
           <w:b/>
           <w:bCs/>
           <w:sz w:val="24"/>
@@ -2181,7 +2033,7 @@
       </w:pPr>
       <w:r>
         <w:rPr>
-          <w:rFonts w:ascii="SimSun" w:cs="SimSun" w:eastAsia="SimSun" w:hAnsi="SimSun"/>
+          <w:rFonts w:ascii="宋体" w:cs="宋体" w:eastAsia="宋体" w:hAnsi="宋体"/>
           <w:sz w:val="24"/>
           <w:szCs w:val="24"/>
         </w:rPr>
@@ -2211,7 +2063,7 @@
       </w:pPr>
       <w:r>
         <w:rPr>
-          <w:rFonts w:ascii="SimSun" w:cs="SimSun" w:eastAsia="SimSun" w:hAnsi="SimSun"/>
+          <w:rFonts w:ascii="宋体" w:cs="宋体" w:eastAsia="宋体" w:hAnsi="宋体"/>
           <w:sz w:val="24"/>
           <w:szCs w:val="24"/>
         </w:rPr>
@@ -2225,7 +2077,7 @@
       </w:pPr>
       <w:r>
         <w:rPr>
-          <w:rFonts w:ascii="SimHei" w:cs="SimHei" w:eastAsia="SimHei" w:hAnsi="SimHei"/>
+          <w:rFonts w:ascii="黑体" w:cs="黑体" w:eastAsia="黑体" w:hAnsi="黑体"/>
           <w:b/>
           <w:bCs/>
           <w:sz w:val="24"/>
@@ -2241,7 +2093,7 @@
       </w:pPr>
       <w:r>
         <w:rPr>
-          <w:rFonts w:ascii="SimSun" w:cs="SimSun" w:eastAsia="SimSun" w:hAnsi="SimSun"/>
+          <w:rFonts w:ascii="宋体" w:cs="宋体" w:eastAsia="宋体" w:hAnsi="宋体"/>
           <w:b w:val="false"/>
           <w:bCs w:val="false"/>
           <w:i w:val="false"/>
@@ -2275,7 +2127,7 @@
       </w:pPr>
       <w:r>
         <w:rPr>
-          <w:rFonts w:ascii="SimSun" w:cs="SimSun" w:eastAsia="SimSun" w:hAnsi="SimSun"/>
+          <w:rFonts w:ascii="宋体" w:cs="宋体" w:eastAsia="宋体" w:hAnsi="宋体"/>
           <w:b w:val="false"/>
           <w:bCs w:val="false"/>
           <w:i w:val="false"/>
@@ -2309,7 +2161,7 @@
       </w:pPr>
       <w:r>
         <w:rPr>
-          <w:rFonts w:ascii="SimSun" w:cs="SimSun" w:eastAsia="SimSun" w:hAnsi="SimSun"/>
+          <w:rFonts w:ascii="宋体" w:cs="宋体" w:eastAsia="宋体" w:hAnsi="宋体"/>
           <w:b w:val="false"/>
           <w:bCs w:val="false"/>
           <w:i w:val="false"/>
@@ -2343,7 +2195,7 @@
       </w:pPr>
       <w:r>
         <w:rPr>
-          <w:rFonts w:ascii="SimHei" w:cs="SimHei" w:eastAsia="SimHei" w:hAnsi="SimHei"/>
+          <w:rFonts w:ascii="黑体" w:cs="黑体" w:eastAsia="黑体" w:hAnsi="黑体"/>
           <w:b/>
           <w:bCs/>
           <w:sz w:val="28"/>
@@ -2359,7 +2211,7 @@
       </w:pPr>
       <w:r>
         <w:rPr>
-          <w:rFonts w:ascii="SimHei" w:cs="SimHei" w:eastAsia="SimHei" w:hAnsi="SimHei"/>
+          <w:rFonts w:ascii="黑体" w:cs="黑体" w:eastAsia="黑体" w:hAnsi="黑体"/>
           <w:b/>
           <w:bCs/>
           <w:sz w:val="24"/>
@@ -2375,7 +2227,7 @@
       </w:pPr>
       <w:r>
         <w:rPr>
-          <w:rFonts w:ascii="SimSun" w:cs="SimSun" w:eastAsia="SimSun" w:hAnsi="SimSun"/>
+          <w:rFonts w:ascii="宋体" w:cs="宋体" w:eastAsia="宋体" w:hAnsi="宋体"/>
           <w:sz w:val="24"/>
           <w:szCs w:val="24"/>
         </w:rPr>
@@ -2405,7 +2257,7 @@
       </w:pPr>
       <w:r>
         <w:rPr>
-          <w:rFonts w:ascii="SimSun" w:cs="SimSun" w:eastAsia="SimSun" w:hAnsi="SimSun"/>
+          <w:rFonts w:ascii="宋体" w:cs="宋体" w:eastAsia="宋体" w:hAnsi="宋体"/>
           <w:sz w:val="24"/>
           <w:szCs w:val="24"/>
         </w:rPr>
@@ -2435,7 +2287,7 @@
       </w:pPr>
       <w:r>
         <w:rPr>
-          <w:rFonts w:ascii="SimSun" w:cs="SimSun" w:eastAsia="SimSun" w:hAnsi="SimSun"/>
+          <w:rFonts w:ascii="宋体" w:cs="宋体" w:eastAsia="宋体" w:hAnsi="宋体"/>
           <w:sz w:val="24"/>
           <w:szCs w:val="24"/>
         </w:rPr>
@@ -2449,7 +2301,7 @@
       </w:pPr>
       <w:r>
         <w:rPr>
-          <w:rFonts w:ascii="SimHei" w:cs="SimHei" w:eastAsia="SimHei" w:hAnsi="SimHei"/>
+          <w:rFonts w:ascii="黑体" w:cs="黑体" w:eastAsia="黑体" w:hAnsi="黑体"/>
           <w:b/>
           <w:bCs/>
           <w:sz w:val="24"/>
@@ -2465,7 +2317,7 @@
       </w:pPr>
       <w:r>
         <w:rPr>
-          <w:rFonts w:ascii="SimSun" w:cs="SimSun" w:eastAsia="SimSun" w:hAnsi="SimSun"/>
+          <w:rFonts w:ascii="宋体" w:cs="宋体" w:eastAsia="宋体" w:hAnsi="宋体"/>
           <w:sz w:val="24"/>
           <w:szCs w:val="24"/>
         </w:rPr>
@@ -2495,7 +2347,7 @@
       </w:pPr>
       <w:r>
         <w:rPr>
-          <w:rFonts w:ascii="SimHei" w:cs="SimHei" w:eastAsia="SimHei" w:hAnsi="SimHei"/>
+          <w:rFonts w:ascii="黑体" w:cs="黑体" w:eastAsia="黑体" w:hAnsi="黑体"/>
           <w:b/>
           <w:bCs/>
           <w:sz w:val="24"/>
@@ -2511,7 +2363,7 @@
       </w:pPr>
       <w:r>
         <w:rPr>
-          <w:rFonts w:ascii="SimSun" w:cs="SimSun" w:eastAsia="SimSun" w:hAnsi="SimSun"/>
+          <w:rFonts w:ascii="宋体" w:cs="宋体" w:eastAsia="宋体" w:hAnsi="宋体"/>
           <w:sz w:val="24"/>
           <w:szCs w:val="24"/>
         </w:rPr>
@@ -2541,7 +2393,7 @@
       </w:pPr>
       <w:r>
         <w:rPr>
-          <w:rFonts w:ascii="SimSun" w:cs="SimSun" w:eastAsia="SimSun" w:hAnsi="SimSun"/>
+          <w:rFonts w:ascii="宋体" w:cs="宋体" w:eastAsia="宋体" w:hAnsi="宋体"/>
           <w:sz w:val="24"/>
           <w:szCs w:val="24"/>
         </w:rPr>
@@ -2555,7 +2407,7 @@
       </w:pPr>
       <w:r>
         <w:rPr>
-          <w:rFonts w:ascii="SimHei" w:cs="SimHei" w:eastAsia="SimHei" w:hAnsi="SimHei"/>
+          <w:rFonts w:ascii="黑体" w:cs="黑体" w:eastAsia="黑体" w:hAnsi="黑体"/>
           <w:b/>
           <w:bCs/>
           <w:sz w:val="28"/>
@@ -2571,7 +2423,7 @@
       </w:pPr>
       <w:r>
         <w:rPr>
-          <w:rFonts w:ascii="SimHei" w:cs="SimHei" w:eastAsia="SimHei" w:hAnsi="SimHei"/>
+          <w:rFonts w:ascii="黑体" w:cs="黑体" w:eastAsia="黑体" w:hAnsi="黑体"/>
           <w:b/>
           <w:bCs/>
           <w:sz w:val="24"/>
@@ -2587,7 +2439,7 @@
       </w:pPr>
       <w:r>
         <w:rPr>
-          <w:rFonts w:ascii="SimSun" w:cs="SimSun" w:eastAsia="SimSun" w:hAnsi="SimSun"/>
+          <w:rFonts w:ascii="宋体" w:cs="宋体" w:eastAsia="宋体" w:hAnsi="宋体"/>
           <w:sz w:val="24"/>
           <w:szCs w:val="24"/>
         </w:rPr>
@@ -2617,7 +2469,7 @@
       </w:pPr>
       <w:r>
         <w:rPr>
-          <w:rFonts w:ascii="SimSun" w:cs="SimSun" w:eastAsia="SimSun" w:hAnsi="SimSun"/>
+          <w:rFonts w:ascii="宋体" w:cs="宋体" w:eastAsia="宋体" w:hAnsi="宋体"/>
           <w:sz w:val="24"/>
           <w:szCs w:val="24"/>
         </w:rPr>
@@ -2631,7 +2483,7 @@
       </w:pPr>
       <w:r>
         <w:rPr>
-          <w:rFonts w:ascii="SimHei" w:cs="SimHei" w:eastAsia="SimHei" w:hAnsi="SimHei"/>
+          <w:rFonts w:ascii="黑体" w:cs="黑体" w:eastAsia="黑体" w:hAnsi="黑体"/>
           <w:b/>
           <w:bCs/>
           <w:sz w:val="24"/>
@@ -2647,7 +2499,7 @@
       </w:pPr>
       <w:r>
         <w:rPr>
-          <w:rFonts w:ascii="SimSun" w:cs="SimSun" w:eastAsia="SimSun" w:hAnsi="SimSun"/>
+          <w:rFonts w:ascii="宋体" w:cs="宋体" w:eastAsia="宋体" w:hAnsi="宋体"/>
           <w:sz w:val="24"/>
           <w:szCs w:val="24"/>
         </w:rPr>
@@ -2661,7 +2513,7 @@
       </w:pPr>
       <w:r>
         <w:rPr>
-          <w:rFonts w:ascii="SimSun" w:cs="SimSun" w:eastAsia="SimSun" w:hAnsi="SimSun"/>
+          <w:rFonts w:ascii="宋体" w:cs="宋体" w:eastAsia="宋体" w:hAnsi="宋体"/>
           <w:b w:val="false"/>
           <w:bCs w:val="false"/>
           <w:i w:val="false"/>
@@ -2711,7 +2563,7 @@
       </w:pPr>
       <w:r>
         <w:rPr>
-          <w:rFonts w:ascii="SimSun" w:cs="SimSun" w:eastAsia="SimSun" w:hAnsi="SimSun"/>
+          <w:rFonts w:ascii="宋体" w:cs="宋体" w:eastAsia="宋体" w:hAnsi="宋体"/>
           <w:sz w:val="24"/>
           <w:szCs w:val="24"/>
         </w:rPr>
@@ -2725,7 +2577,7 @@
       </w:pPr>
       <w:r>
         <w:rPr>
-          <w:rFonts w:ascii="SimHei" w:cs="SimHei" w:eastAsia="SimHei" w:hAnsi="SimHei"/>
+          <w:rFonts w:ascii="黑体" w:cs="黑体" w:eastAsia="黑体" w:hAnsi="黑体"/>
           <w:b/>
           <w:bCs/>
           <w:sz w:val="24"/>
@@ -2741,7 +2593,7 @@
       </w:pPr>
       <w:r>
         <w:rPr>
-          <w:rFonts w:ascii="SimSun" w:cs="SimSun" w:eastAsia="SimSun" w:hAnsi="SimSun"/>
+          <w:rFonts w:ascii="宋体" w:cs="宋体" w:eastAsia="宋体" w:hAnsi="宋体"/>
           <w:sz w:val="24"/>
           <w:szCs w:val="24"/>
         </w:rPr>
@@ -2755,7 +2607,7 @@
       </w:pPr>
       <w:r>
         <w:rPr>
-          <w:rFonts w:ascii="SimHei" w:cs="SimHei" w:eastAsia="SimHei" w:hAnsi="SimHei"/>
+          <w:rFonts w:ascii="黑体" w:cs="黑体" w:eastAsia="黑体" w:hAnsi="黑体"/>
           <w:b/>
           <w:bCs/>
           <w:sz w:val="32"/>
@@ -2771,7 +2623,7 @@
       </w:pPr>
       <w:r>
         <w:rPr>
-          <w:rFonts w:ascii="SimHei" w:cs="SimHei" w:eastAsia="SimHei" w:hAnsi="SimHei"/>
+          <w:rFonts w:ascii="黑体" w:cs="黑体" w:eastAsia="黑体" w:hAnsi="黑体"/>
           <w:b/>
           <w:bCs/>
           <w:sz w:val="28"/>
@@ -2787,7 +2639,7 @@
       </w:pPr>
       <w:r>
         <w:rPr>
-          <w:rFonts w:ascii="SimHei" w:cs="SimHei" w:eastAsia="SimHei" w:hAnsi="SimHei"/>
+          <w:rFonts w:ascii="黑体" w:cs="黑体" w:eastAsia="黑体" w:hAnsi="黑体"/>
           <w:b/>
           <w:bCs/>
           <w:sz w:val="24"/>
@@ -2803,7 +2655,7 @@
       </w:pPr>
       <w:r>
         <w:rPr>
-          <w:rFonts w:ascii="SimSun" w:cs="SimSun" w:eastAsia="SimSun" w:hAnsi="SimSun"/>
+          <w:rFonts w:ascii="宋体" w:cs="宋体" w:eastAsia="宋体" w:hAnsi="宋体"/>
           <w:sz w:val="24"/>
           <w:szCs w:val="24"/>
         </w:rPr>
@@ -2816,7 +2668,7 @@
       </w:pPr>
       <w:r>
         <w:rPr>
-          <w:rFonts w:ascii="SimSun" w:cs="SimSun" w:eastAsia="SimSun" w:hAnsi="SimSun"/>
+          <w:rFonts w:ascii="宋体" w:cs="宋体" w:eastAsia="宋体" w:hAnsi="宋体"/>
           <w:sz w:val="24"/>
           <w:szCs w:val="24"/>
         </w:rPr>
@@ -2829,7 +2681,7 @@
       </w:pPr>
       <w:r>
         <w:rPr>
-          <w:rFonts w:ascii="SimSun" w:cs="SimSun" w:eastAsia="SimSun" w:hAnsi="SimSun"/>
+          <w:rFonts w:ascii="宋体" w:cs="宋体" w:eastAsia="宋体" w:hAnsi="宋体"/>
           <w:sz w:val="24"/>
           <w:szCs w:val="24"/>
         </w:rPr>
@@ -2843,7 +2695,7 @@
       </w:pPr>
       <w:r>
         <w:rPr>
-          <w:rFonts w:ascii="SimHei" w:cs="SimHei" w:eastAsia="SimHei" w:hAnsi="SimHei"/>
+          <w:rFonts w:ascii="黑体" w:cs="黑体" w:eastAsia="黑体" w:hAnsi="黑体"/>
           <w:b/>
           <w:bCs/>
           <w:sz w:val="24"/>
@@ -2856,12 +2708,8 @@
       <w:tblPr>
         <w:tblW w:type="pct" w:w="100%"/>
         <w:tblBorders>
-          <w:top w:val="single" w:color="auto" w:sz="4"/>
-          <w:left w:val="single" w:color="auto" w:sz="4"/>
-          <w:bottom w:val="single" w:color="auto" w:sz="4"/>
-          <w:right w:val="single" w:color="auto" w:sz="4"/>
-          <w:insideH w:val="single" w:color="auto" w:sz="4"/>
-          <w:insideV w:val="single" w:color="auto" w:sz="4"/>
+          <w:top w:val="single" w:sz="12" w:space="0" w:color="000000"/>
+          <w:bottom w:val="single" w:sz="12" w:space="0" w:color="000000"/>
         </w:tblBorders>
       </w:tblPr>
       <w:tblGrid>
@@ -2874,13 +2722,10 @@
       <w:tr>
         <w:tc>
           <w:tcPr>
+            <w:tcBorders>
+              <w:bottom w:val="single" w:sz="6" w:space="0" w:color="000000"/>
+            </w:tcBorders>
             <w:tcW w:type="dxa" w:w="1200"/>
-            <w:tcBorders>
-              <w:top w:val="single" w:color="000000" w:sz="18"/>
-              <w:left w:val="none" w:color="FFFFFF" w:sz="0"/>
-              <w:bottom w:val="single" w:color="000000" w:sz="6"/>
-              <w:right w:val="none" w:color="FFFFFF" w:sz="0"/>
-            </w:tcBorders>
             <w:vAlign w:val="center"/>
           </w:tcPr>
           <w:p>
@@ -2902,13 +2747,10 @@
         </w:tc>
         <w:tc>
           <w:tcPr>
+            <w:tcBorders>
+              <w:bottom w:val="single" w:sz="6" w:space="0" w:color="000000"/>
+            </w:tcBorders>
             <w:tcW w:type="dxa" w:w="1800"/>
-            <w:tcBorders>
-              <w:top w:val="single" w:color="000000" w:sz="18"/>
-              <w:left w:val="none" w:color="FFFFFF" w:sz="0"/>
-              <w:bottom w:val="single" w:color="000000" w:sz="6"/>
-              <w:right w:val="none" w:color="FFFFFF" w:sz="0"/>
-            </w:tcBorders>
             <w:vAlign w:val="center"/>
           </w:tcPr>
           <w:p>
@@ -2930,13 +2772,10 @@
         </w:tc>
         <w:tc>
           <w:tcPr>
+            <w:tcBorders>
+              <w:bottom w:val="single" w:sz="6" w:space="0" w:color="000000"/>
+            </w:tcBorders>
             <w:tcW w:type="dxa" w:w="1800"/>
-            <w:tcBorders>
-              <w:top w:val="single" w:color="000000" w:sz="18"/>
-              <w:left w:val="none" w:color="FFFFFF" w:sz="0"/>
-              <w:bottom w:val="single" w:color="000000" w:sz="6"/>
-              <w:right w:val="none" w:color="FFFFFF" w:sz="0"/>
-            </w:tcBorders>
             <w:vAlign w:val="center"/>
           </w:tcPr>
           <w:p>
@@ -2958,13 +2797,10 @@
         </w:tc>
         <w:tc>
           <w:tcPr>
+            <w:tcBorders>
+              <w:bottom w:val="single" w:sz="6" w:space="0" w:color="000000"/>
+            </w:tcBorders>
             <w:tcW w:type="dxa" w:w="1800"/>
-            <w:tcBorders>
-              <w:top w:val="single" w:color="000000" w:sz="18"/>
-              <w:left w:val="none" w:color="FFFFFF" w:sz="0"/>
-              <w:bottom w:val="single" w:color="000000" w:sz="6"/>
-              <w:right w:val="none" w:color="FFFFFF" w:sz="0"/>
-            </w:tcBorders>
             <w:vAlign w:val="center"/>
           </w:tcPr>
           <w:p>
@@ -2986,13 +2822,10 @@
         </w:tc>
         <w:tc>
           <w:tcPr>
+            <w:tcBorders>
+              <w:bottom w:val="single" w:sz="6" w:space="0" w:color="000000"/>
+            </w:tcBorders>
             <w:tcW w:type="dxa" w:w="1800"/>
-            <w:tcBorders>
-              <w:top w:val="single" w:color="000000" w:sz="18"/>
-              <w:left w:val="none" w:color="FFFFFF" w:sz="0"/>
-              <w:bottom w:val="single" w:color="000000" w:sz="6"/>
-              <w:right w:val="none" w:color="FFFFFF" w:sz="0"/>
-            </w:tcBorders>
             <w:vAlign w:val="center"/>
           </w:tcPr>
           <w:p>
@@ -3016,13 +2849,10 @@
       <w:tr>
         <w:tc>
           <w:tcPr>
+            <w:tcBorders>
+              <w:bottom w:val="single" w:sz="6" w:space="0" w:color="000000"/>
+            </w:tcBorders>
             <w:tcW w:type="dxa" w:w="1200"/>
-            <w:tcBorders>
-              <w:top w:val="none" w:color="FFFFFF" w:sz="0"/>
-              <w:left w:val="none" w:color="FFFFFF" w:sz="0"/>
-              <w:bottom w:val="none" w:color="FFFFFF" w:sz="0"/>
-              <w:right w:val="none" w:color="FFFFFF" w:sz="0"/>
-            </w:tcBorders>
             <w:vAlign w:val="center"/>
           </w:tcPr>
           <w:p>
@@ -3042,13 +2872,10 @@
         </w:tc>
         <w:tc>
           <w:tcPr>
+            <w:tcBorders>
+              <w:bottom w:val="single" w:sz="6" w:space="0" w:color="000000"/>
+            </w:tcBorders>
             <w:tcW w:type="dxa" w:w="1800"/>
-            <w:tcBorders>
-              <w:top w:val="none" w:color="FFFFFF" w:sz="0"/>
-              <w:left w:val="none" w:color="FFFFFF" w:sz="0"/>
-              <w:bottom w:val="none" w:color="FFFFFF" w:sz="0"/>
-              <w:right w:val="none" w:color="FFFFFF" w:sz="0"/>
-            </w:tcBorders>
             <w:vAlign w:val="center"/>
           </w:tcPr>
           <w:p>
@@ -3068,13 +2895,10 @@
         </w:tc>
         <w:tc>
           <w:tcPr>
+            <w:tcBorders>
+              <w:bottom w:val="single" w:sz="6" w:space="0" w:color="000000"/>
+            </w:tcBorders>
             <w:tcW w:type="dxa" w:w="1800"/>
-            <w:tcBorders>
-              <w:top w:val="none" w:color="FFFFFF" w:sz="0"/>
-              <w:left w:val="none" w:color="FFFFFF" w:sz="0"/>
-              <w:bottom w:val="none" w:color="FFFFFF" w:sz="0"/>
-              <w:right w:val="none" w:color="FFFFFF" w:sz="0"/>
-            </w:tcBorders>
             <w:vAlign w:val="center"/>
           </w:tcPr>
           <w:p>
@@ -3094,13 +2918,10 @@
         </w:tc>
         <w:tc>
           <w:tcPr>
+            <w:tcBorders>
+              <w:bottom w:val="single" w:sz="6" w:space="0" w:color="000000"/>
+            </w:tcBorders>
             <w:tcW w:type="dxa" w:w="1800"/>
-            <w:tcBorders>
-              <w:top w:val="none" w:color="FFFFFF" w:sz="0"/>
-              <w:left w:val="none" w:color="FFFFFF" w:sz="0"/>
-              <w:bottom w:val="none" w:color="FFFFFF" w:sz="0"/>
-              <w:right w:val="none" w:color="FFFFFF" w:sz="0"/>
-            </w:tcBorders>
             <w:vAlign w:val="center"/>
           </w:tcPr>
           <w:p>
@@ -3120,13 +2941,10 @@
         </w:tc>
         <w:tc>
           <w:tcPr>
+            <w:tcBorders>
+              <w:bottom w:val="single" w:sz="6" w:space="0" w:color="000000"/>
+            </w:tcBorders>
             <w:tcW w:type="dxa" w:w="1800"/>
-            <w:tcBorders>
-              <w:top w:val="none" w:color="FFFFFF" w:sz="0"/>
-              <w:left w:val="none" w:color="FFFFFF" w:sz="0"/>
-              <w:bottom w:val="none" w:color="FFFFFF" w:sz="0"/>
-              <w:right w:val="none" w:color="FFFFFF" w:sz="0"/>
-            </w:tcBorders>
             <w:vAlign w:val="center"/>
           </w:tcPr>
           <w:p>
@@ -3148,13 +2966,10 @@
       <w:tr>
         <w:tc>
           <w:tcPr>
+            <w:tcBorders>
+              <w:bottom w:val="single" w:sz="6" w:space="0" w:color="000000"/>
+            </w:tcBorders>
             <w:tcW w:type="dxa" w:w="1200"/>
-            <w:tcBorders>
-              <w:top w:val="none" w:color="FFFFFF" w:sz="0"/>
-              <w:left w:val="none" w:color="FFFFFF" w:sz="0"/>
-              <w:bottom w:val="none" w:color="FFFFFF" w:sz="0"/>
-              <w:right w:val="none" w:color="FFFFFF" w:sz="0"/>
-            </w:tcBorders>
             <w:vAlign w:val="center"/>
           </w:tcPr>
           <w:p>
@@ -3174,13 +2989,10 @@
         </w:tc>
         <w:tc>
           <w:tcPr>
+            <w:tcBorders>
+              <w:bottom w:val="single" w:sz="6" w:space="0" w:color="000000"/>
+            </w:tcBorders>
             <w:tcW w:type="dxa" w:w="1800"/>
-            <w:tcBorders>
-              <w:top w:val="none" w:color="FFFFFF" w:sz="0"/>
-              <w:left w:val="none" w:color="FFFFFF" w:sz="0"/>
-              <w:bottom w:val="none" w:color="FFFFFF" w:sz="0"/>
-              <w:right w:val="none" w:color="FFFFFF" w:sz="0"/>
-            </w:tcBorders>
             <w:vAlign w:val="center"/>
           </w:tcPr>
           <w:p>
@@ -3200,13 +3012,10 @@
         </w:tc>
         <w:tc>
           <w:tcPr>
+            <w:tcBorders>
+              <w:bottom w:val="single" w:sz="6" w:space="0" w:color="000000"/>
+            </w:tcBorders>
             <w:tcW w:type="dxa" w:w="1800"/>
-            <w:tcBorders>
-              <w:top w:val="none" w:color="FFFFFF" w:sz="0"/>
-              <w:left w:val="none" w:color="FFFFFF" w:sz="0"/>
-              <w:bottom w:val="none" w:color="FFFFFF" w:sz="0"/>
-              <w:right w:val="none" w:color="FFFFFF" w:sz="0"/>
-            </w:tcBorders>
             <w:vAlign w:val="center"/>
           </w:tcPr>
           <w:p>
@@ -3226,13 +3035,10 @@
         </w:tc>
         <w:tc>
           <w:tcPr>
+            <w:tcBorders>
+              <w:bottom w:val="single" w:sz="6" w:space="0" w:color="000000"/>
+            </w:tcBorders>
             <w:tcW w:type="dxa" w:w="1800"/>
-            <w:tcBorders>
-              <w:top w:val="none" w:color="FFFFFF" w:sz="0"/>
-              <w:left w:val="none" w:color="FFFFFF" w:sz="0"/>
-              <w:bottom w:val="none" w:color="FFFFFF" w:sz="0"/>
-              <w:right w:val="none" w:color="FFFFFF" w:sz="0"/>
-            </w:tcBorders>
             <w:vAlign w:val="center"/>
           </w:tcPr>
           <w:p>
@@ -3252,13 +3058,10 @@
         </w:tc>
         <w:tc>
           <w:tcPr>
+            <w:tcBorders>
+              <w:bottom w:val="single" w:sz="6" w:space="0" w:color="000000"/>
+            </w:tcBorders>
             <w:tcW w:type="dxa" w:w="1800"/>
-            <w:tcBorders>
-              <w:top w:val="none" w:color="FFFFFF" w:sz="0"/>
-              <w:left w:val="none" w:color="FFFFFF" w:sz="0"/>
-              <w:bottom w:val="none" w:color="FFFFFF" w:sz="0"/>
-              <w:right w:val="none" w:color="FFFFFF" w:sz="0"/>
-            </w:tcBorders>
             <w:vAlign w:val="center"/>
           </w:tcPr>
           <w:p>
@@ -3280,13 +3083,10 @@
       <w:tr>
         <w:tc>
           <w:tcPr>
+            <w:tcBorders>
+              <w:bottom w:val="single" w:sz="6" w:space="0" w:color="000000"/>
+            </w:tcBorders>
             <w:tcW w:type="dxa" w:w="1200"/>
-            <w:tcBorders>
-              <w:top w:val="none" w:color="FFFFFF" w:sz="0"/>
-              <w:left w:val="none" w:color="FFFFFF" w:sz="0"/>
-              <w:bottom w:val="none" w:color="FFFFFF" w:sz="0"/>
-              <w:right w:val="none" w:color="FFFFFF" w:sz="0"/>
-            </w:tcBorders>
             <w:vAlign w:val="center"/>
           </w:tcPr>
           <w:p>
@@ -3306,13 +3106,10 @@
         </w:tc>
         <w:tc>
           <w:tcPr>
+            <w:tcBorders>
+              <w:bottom w:val="single" w:sz="6" w:space="0" w:color="000000"/>
+            </w:tcBorders>
             <w:tcW w:type="dxa" w:w="1800"/>
-            <w:tcBorders>
-              <w:top w:val="none" w:color="FFFFFF" w:sz="0"/>
-              <w:left w:val="none" w:color="FFFFFF" w:sz="0"/>
-              <w:bottom w:val="none" w:color="FFFFFF" w:sz="0"/>
-              <w:right w:val="none" w:color="FFFFFF" w:sz="0"/>
-            </w:tcBorders>
             <w:vAlign w:val="center"/>
           </w:tcPr>
           <w:p>
@@ -3332,13 +3129,10 @@
         </w:tc>
         <w:tc>
           <w:tcPr>
+            <w:tcBorders>
+              <w:bottom w:val="single" w:sz="6" w:space="0" w:color="000000"/>
+            </w:tcBorders>
             <w:tcW w:type="dxa" w:w="1800"/>
-            <w:tcBorders>
-              <w:top w:val="none" w:color="FFFFFF" w:sz="0"/>
-              <w:left w:val="none" w:color="FFFFFF" w:sz="0"/>
-              <w:bottom w:val="none" w:color="FFFFFF" w:sz="0"/>
-              <w:right w:val="none" w:color="FFFFFF" w:sz="0"/>
-            </w:tcBorders>
             <w:vAlign w:val="center"/>
           </w:tcPr>
           <w:p>
@@ -3358,13 +3152,10 @@
         </w:tc>
         <w:tc>
           <w:tcPr>
+            <w:tcBorders>
+              <w:bottom w:val="single" w:sz="6" w:space="0" w:color="000000"/>
+            </w:tcBorders>
             <w:tcW w:type="dxa" w:w="1800"/>
-            <w:tcBorders>
-              <w:top w:val="none" w:color="FFFFFF" w:sz="0"/>
-              <w:left w:val="none" w:color="FFFFFF" w:sz="0"/>
-              <w:bottom w:val="none" w:color="FFFFFF" w:sz="0"/>
-              <w:right w:val="none" w:color="FFFFFF" w:sz="0"/>
-            </w:tcBorders>
             <w:vAlign w:val="center"/>
           </w:tcPr>
           <w:p>
@@ -3384,13 +3175,10 @@
         </w:tc>
         <w:tc>
           <w:tcPr>
+            <w:tcBorders>
+              <w:bottom w:val="single" w:sz="6" w:space="0" w:color="000000"/>
+            </w:tcBorders>
             <w:tcW w:type="dxa" w:w="1800"/>
-            <w:tcBorders>
-              <w:top w:val="none" w:color="FFFFFF" w:sz="0"/>
-              <w:left w:val="none" w:color="FFFFFF" w:sz="0"/>
-              <w:bottom w:val="none" w:color="FFFFFF" w:sz="0"/>
-              <w:right w:val="none" w:color="FFFFFF" w:sz="0"/>
-            </w:tcBorders>
             <w:vAlign w:val="center"/>
           </w:tcPr>
           <w:p>
@@ -3412,13 +3200,10 @@
       <w:tr>
         <w:tc>
           <w:tcPr>
+            <w:tcBorders>
+              <w:bottom w:val="single" w:sz="6" w:space="0" w:color="000000"/>
+            </w:tcBorders>
             <w:tcW w:type="dxa" w:w="1200"/>
-            <w:tcBorders>
-              <w:top w:val="none" w:color="FFFFFF" w:sz="0"/>
-              <w:left w:val="none" w:color="FFFFFF" w:sz="0"/>
-              <w:bottom w:val="none" w:color="FFFFFF" w:sz="0"/>
-              <w:right w:val="none" w:color="FFFFFF" w:sz="0"/>
-            </w:tcBorders>
             <w:vAlign w:val="center"/>
           </w:tcPr>
           <w:p>
@@ -3438,13 +3223,10 @@
         </w:tc>
         <w:tc>
           <w:tcPr>
+            <w:tcBorders>
+              <w:bottom w:val="single" w:sz="6" w:space="0" w:color="000000"/>
+            </w:tcBorders>
             <w:tcW w:type="dxa" w:w="1800"/>
-            <w:tcBorders>
-              <w:top w:val="none" w:color="FFFFFF" w:sz="0"/>
-              <w:left w:val="none" w:color="FFFFFF" w:sz="0"/>
-              <w:bottom w:val="none" w:color="FFFFFF" w:sz="0"/>
-              <w:right w:val="none" w:color="FFFFFF" w:sz="0"/>
-            </w:tcBorders>
             <w:vAlign w:val="center"/>
           </w:tcPr>
           <w:p>
@@ -3464,13 +3246,10 @@
         </w:tc>
         <w:tc>
           <w:tcPr>
+            <w:tcBorders>
+              <w:bottom w:val="single" w:sz="6" w:space="0" w:color="000000"/>
+            </w:tcBorders>
             <w:tcW w:type="dxa" w:w="1800"/>
-            <w:tcBorders>
-              <w:top w:val="none" w:color="FFFFFF" w:sz="0"/>
-              <w:left w:val="none" w:color="FFFFFF" w:sz="0"/>
-              <w:bottom w:val="none" w:color="FFFFFF" w:sz="0"/>
-              <w:right w:val="none" w:color="FFFFFF" w:sz="0"/>
-            </w:tcBorders>
             <w:vAlign w:val="center"/>
           </w:tcPr>
           <w:p>
@@ -3490,13 +3269,10 @@
         </w:tc>
         <w:tc>
           <w:tcPr>
+            <w:tcBorders>
+              <w:bottom w:val="single" w:sz="6" w:space="0" w:color="000000"/>
+            </w:tcBorders>
             <w:tcW w:type="dxa" w:w="1800"/>
-            <w:tcBorders>
-              <w:top w:val="none" w:color="FFFFFF" w:sz="0"/>
-              <w:left w:val="none" w:color="FFFFFF" w:sz="0"/>
-              <w:bottom w:val="none" w:color="FFFFFF" w:sz="0"/>
-              <w:right w:val="none" w:color="FFFFFF" w:sz="0"/>
-            </w:tcBorders>
             <w:vAlign w:val="center"/>
           </w:tcPr>
           <w:p>
@@ -3516,13 +3292,10 @@
         </w:tc>
         <w:tc>
           <w:tcPr>
+            <w:tcBorders>
+              <w:bottom w:val="single" w:sz="6" w:space="0" w:color="000000"/>
+            </w:tcBorders>
             <w:tcW w:type="dxa" w:w="1800"/>
-            <w:tcBorders>
-              <w:top w:val="none" w:color="FFFFFF" w:sz="0"/>
-              <w:left w:val="none" w:color="FFFFFF" w:sz="0"/>
-              <w:bottom w:val="none" w:color="FFFFFF" w:sz="0"/>
-              <w:right w:val="none" w:color="FFFFFF" w:sz="0"/>
-            </w:tcBorders>
             <w:vAlign w:val="center"/>
           </w:tcPr>
           <w:p>
@@ -3544,13 +3317,10 @@
       <w:tr>
         <w:tc>
           <w:tcPr>
+            <w:tcBorders>
+              <w:bottom w:val="single" w:sz="6" w:space="0" w:color="000000"/>
+            </w:tcBorders>
             <w:tcW w:type="dxa" w:w="1200"/>
-            <w:tcBorders>
-              <w:top w:val="none" w:color="FFFFFF" w:sz="0"/>
-              <w:left w:val="none" w:color="FFFFFF" w:sz="0"/>
-              <w:bottom w:val="single" w:color="000000" w:sz="18"/>
-              <w:right w:val="none" w:color="FFFFFF" w:sz="0"/>
-            </w:tcBorders>
             <w:vAlign w:val="center"/>
           </w:tcPr>
           <w:p>
@@ -3570,13 +3340,10 @@
         </w:tc>
         <w:tc>
           <w:tcPr>
+            <w:tcBorders>
+              <w:bottom w:val="single" w:sz="6" w:space="0" w:color="000000"/>
+            </w:tcBorders>
             <w:tcW w:type="dxa" w:w="1800"/>
-            <w:tcBorders>
-              <w:top w:val="none" w:color="FFFFFF" w:sz="0"/>
-              <w:left w:val="none" w:color="FFFFFF" w:sz="0"/>
-              <w:bottom w:val="single" w:color="000000" w:sz="18"/>
-              <w:right w:val="none" w:color="FFFFFF" w:sz="0"/>
-            </w:tcBorders>
             <w:vAlign w:val="center"/>
           </w:tcPr>
           <w:p>
@@ -3596,13 +3363,10 @@
         </w:tc>
         <w:tc>
           <w:tcPr>
+            <w:tcBorders>
+              <w:bottom w:val="single" w:sz="6" w:space="0" w:color="000000"/>
+            </w:tcBorders>
             <w:tcW w:type="dxa" w:w="1800"/>
-            <w:tcBorders>
-              <w:top w:val="none" w:color="FFFFFF" w:sz="0"/>
-              <w:left w:val="none" w:color="FFFFFF" w:sz="0"/>
-              <w:bottom w:val="single" w:color="000000" w:sz="18"/>
-              <w:right w:val="none" w:color="FFFFFF" w:sz="0"/>
-            </w:tcBorders>
             <w:vAlign w:val="center"/>
           </w:tcPr>
           <w:p>
@@ -3622,13 +3386,10 @@
         </w:tc>
         <w:tc>
           <w:tcPr>
+            <w:tcBorders>
+              <w:bottom w:val="single" w:sz="6" w:space="0" w:color="000000"/>
+            </w:tcBorders>
             <w:tcW w:type="dxa" w:w="1800"/>
-            <w:tcBorders>
-              <w:top w:val="none" w:color="FFFFFF" w:sz="0"/>
-              <w:left w:val="none" w:color="FFFFFF" w:sz="0"/>
-              <w:bottom w:val="single" w:color="000000" w:sz="18"/>
-              <w:right w:val="none" w:color="FFFFFF" w:sz="0"/>
-            </w:tcBorders>
             <w:vAlign w:val="center"/>
           </w:tcPr>
           <w:p>
@@ -3648,13 +3409,10 @@
         </w:tc>
         <w:tc>
           <w:tcPr>
+            <w:tcBorders>
+              <w:bottom w:val="single" w:sz="6" w:space="0" w:color="000000"/>
+            </w:tcBorders>
             <w:tcW w:type="dxa" w:w="1800"/>
-            <w:tcBorders>
-              <w:top w:val="none" w:color="FFFFFF" w:sz="0"/>
-              <w:left w:val="none" w:color="FFFFFF" w:sz="0"/>
-              <w:bottom w:val="single" w:color="000000" w:sz="18"/>
-              <w:right w:val="none" w:color="FFFFFF" w:sz="0"/>
-            </w:tcBorders>
             <w:vAlign w:val="center"/>
           </w:tcPr>
           <w:p>
@@ -3686,7 +3444,7 @@
       </w:pPr>
       <w:r>
         <w:rPr>
-          <w:rFonts w:ascii="SimSun" w:cs="SimSun" w:eastAsia="SimSun" w:hAnsi="SimSun"/>
+          <w:rFonts w:ascii="宋体" w:cs="宋体" w:eastAsia="宋体" w:hAnsi="宋体"/>
           <w:sz w:val="24"/>
           <w:szCs w:val="24"/>
         </w:rPr>
@@ -3700,7 +3458,7 @@
       </w:pPr>
       <w:r>
         <w:rPr>
-          <w:rFonts w:ascii="SimHei" w:cs="SimHei" w:eastAsia="SimHei" w:hAnsi="SimHei"/>
+          <w:rFonts w:ascii="黑体" w:cs="黑体" w:eastAsia="黑体" w:hAnsi="黑体"/>
           <w:b/>
           <w:bCs/>
           <w:sz w:val="28"/>
@@ -3716,7 +3474,7 @@
       </w:pPr>
       <w:r>
         <w:rPr>
-          <w:rFonts w:ascii="SimHei" w:cs="SimHei" w:eastAsia="SimHei" w:hAnsi="SimHei"/>
+          <w:rFonts w:ascii="黑体" w:cs="黑体" w:eastAsia="黑体" w:hAnsi="黑体"/>
           <w:b/>
           <w:bCs/>
           <w:sz w:val="24"/>
@@ -3732,7 +3490,7 @@
       </w:pPr>
       <w:r>
         <w:rPr>
-          <w:rFonts w:ascii="SimSun" w:cs="SimSun" w:eastAsia="SimSun" w:hAnsi="SimSun"/>
+          <w:rFonts w:ascii="宋体" w:cs="宋体" w:eastAsia="宋体" w:hAnsi="宋体"/>
           <w:sz w:val="24"/>
           <w:szCs w:val="24"/>
         </w:rPr>
@@ -3745,7 +3503,7 @@
       </w:pPr>
       <w:r>
         <w:rPr>
-          <w:rFonts w:ascii="SimSun" w:cs="SimSun" w:eastAsia="SimSun" w:hAnsi="SimSun"/>
+          <w:rFonts w:ascii="宋体" w:cs="宋体" w:eastAsia="宋体" w:hAnsi="宋体"/>
           <w:sz w:val="24"/>
           <w:szCs w:val="24"/>
         </w:rPr>
@@ -3758,7 +3516,7 @@
       </w:pPr>
       <w:r>
         <w:rPr>
-          <w:rFonts w:ascii="SimSun" w:cs="SimSun" w:eastAsia="SimSun" w:hAnsi="SimSun"/>
+          <w:rFonts w:ascii="宋体" w:cs="宋体" w:eastAsia="宋体" w:hAnsi="宋体"/>
           <w:sz w:val="24"/>
           <w:szCs w:val="24"/>
         </w:rPr>
@@ -3772,7 +3530,7 @@
       </w:pPr>
       <w:r>
         <w:rPr>
-          <w:rFonts w:ascii="SimHei" w:cs="SimHei" w:eastAsia="SimHei" w:hAnsi="SimHei"/>
+          <w:rFonts w:ascii="黑体" w:cs="黑体" w:eastAsia="黑体" w:hAnsi="黑体"/>
           <w:b/>
           <w:bCs/>
           <w:sz w:val="24"/>
@@ -3785,12 +3543,8 @@
       <w:tblPr>
         <w:tblW w:type="pct" w:w="100%"/>
         <w:tblBorders>
-          <w:top w:val="single" w:color="auto" w:sz="4"/>
-          <w:left w:val="single" w:color="auto" w:sz="4"/>
-          <w:bottom w:val="single" w:color="auto" w:sz="4"/>
-          <w:right w:val="single" w:color="auto" w:sz="4"/>
-          <w:insideH w:val="single" w:color="auto" w:sz="4"/>
-          <w:insideV w:val="single" w:color="auto" w:sz="4"/>
+          <w:top w:val="single" w:sz="12" w:space="0" w:color="000000"/>
+          <w:bottom w:val="single" w:sz="12" w:space="0" w:color="000000"/>
         </w:tblBorders>
       </w:tblPr>
       <w:tblGrid>
@@ -3801,13 +3555,10 @@
       <w:tr>
         <w:tc>
           <w:tcPr>
+            <w:tcBorders>
+              <w:bottom w:val="single" w:sz="6" w:space="0" w:color="000000"/>
+            </w:tcBorders>
             <w:tcW w:type="dxa" w:w="2500"/>
-            <w:tcBorders>
-              <w:top w:val="single" w:color="000000" w:sz="18"/>
-              <w:left w:val="none" w:color="FFFFFF" w:sz="0"/>
-              <w:bottom w:val="single" w:color="000000" w:sz="6"/>
-              <w:right w:val="none" w:color="FFFFFF" w:sz="0"/>
-            </w:tcBorders>
             <w:vAlign w:val="center"/>
           </w:tcPr>
           <w:p>
@@ -3829,13 +3580,10 @@
         </w:tc>
         <w:tc>
           <w:tcPr>
+            <w:tcBorders>
+              <w:bottom w:val="single" w:sz="6" w:space="0" w:color="000000"/>
+            </w:tcBorders>
             <w:tcW w:type="dxa" w:w="4500"/>
-            <w:tcBorders>
-              <w:top w:val="single" w:color="000000" w:sz="18"/>
-              <w:left w:val="none" w:color="FFFFFF" w:sz="0"/>
-              <w:bottom w:val="single" w:color="000000" w:sz="6"/>
-              <w:right w:val="none" w:color="FFFFFF" w:sz="0"/>
-            </w:tcBorders>
             <w:vAlign w:val="center"/>
           </w:tcPr>
           <w:p>
@@ -3857,13 +3605,10 @@
         </w:tc>
         <w:tc>
           <w:tcPr>
+            <w:tcBorders>
+              <w:bottom w:val="single" w:sz="6" w:space="0" w:color="000000"/>
+            </w:tcBorders>
             <w:tcW w:type="dxa" w:w="2000"/>
-            <w:tcBorders>
-              <w:top w:val="single" w:color="000000" w:sz="18"/>
-              <w:left w:val="none" w:color="FFFFFF" w:sz="0"/>
-              <w:bottom w:val="single" w:color="000000" w:sz="6"/>
-              <w:right w:val="none" w:color="FFFFFF" w:sz="0"/>
-            </w:tcBorders>
             <w:vAlign w:val="center"/>
           </w:tcPr>
           <w:p>
@@ -3887,13 +3632,10 @@
       <w:tr>
         <w:tc>
           <w:tcPr>
+            <w:tcBorders>
+              <w:bottom w:val="single" w:sz="6" w:space="0" w:color="000000"/>
+            </w:tcBorders>
             <w:tcW w:type="dxa" w:w="2500"/>
-            <w:tcBorders>
-              <w:top w:val="none" w:color="FFFFFF" w:sz="0"/>
-              <w:left w:val="none" w:color="FFFFFF" w:sz="0"/>
-              <w:bottom w:val="none" w:color="FFFFFF" w:sz="0"/>
-              <w:right w:val="none" w:color="FFFFFF" w:sz="0"/>
-            </w:tcBorders>
             <w:vAlign w:val="center"/>
           </w:tcPr>
           <w:p>
@@ -3913,13 +3655,10 @@
         </w:tc>
         <w:tc>
           <w:tcPr>
+            <w:tcBorders>
+              <w:bottom w:val="single" w:sz="6" w:space="0" w:color="000000"/>
+            </w:tcBorders>
             <w:tcW w:type="dxa" w:w="4500"/>
-            <w:tcBorders>
-              <w:top w:val="none" w:color="FFFFFF" w:sz="0"/>
-              <w:left w:val="none" w:color="FFFFFF" w:sz="0"/>
-              <w:bottom w:val="none" w:color="FFFFFF" w:sz="0"/>
-              <w:right w:val="none" w:color="FFFFFF" w:sz="0"/>
-            </w:tcBorders>
             <w:vAlign w:val="center"/>
           </w:tcPr>
           <w:p>
@@ -3939,13 +3678,10 @@
         </w:tc>
         <w:tc>
           <w:tcPr>
+            <w:tcBorders>
+              <w:bottom w:val="single" w:sz="6" w:space="0" w:color="000000"/>
+            </w:tcBorders>
             <w:tcW w:type="dxa" w:w="2000"/>
-            <w:tcBorders>
-              <w:top w:val="none" w:color="FFFFFF" w:sz="0"/>
-              <w:left w:val="none" w:color="FFFFFF" w:sz="0"/>
-              <w:bottom w:val="none" w:color="FFFFFF" w:sz="0"/>
-              <w:right w:val="none" w:color="FFFFFF" w:sz="0"/>
-            </w:tcBorders>
             <w:vAlign w:val="center"/>
           </w:tcPr>
           <w:p>
@@ -3967,13 +3703,10 @@
       <w:tr>
         <w:tc>
           <w:tcPr>
+            <w:tcBorders>
+              <w:bottom w:val="single" w:sz="6" w:space="0" w:color="000000"/>
+            </w:tcBorders>
             <w:tcW w:type="dxa" w:w="2500"/>
-            <w:tcBorders>
-              <w:top w:val="none" w:color="FFFFFF" w:sz="0"/>
-              <w:left w:val="none" w:color="FFFFFF" w:sz="0"/>
-              <w:bottom w:val="none" w:color="FFFFFF" w:sz="0"/>
-              <w:right w:val="none" w:color="FFFFFF" w:sz="0"/>
-            </w:tcBorders>
             <w:vAlign w:val="center"/>
           </w:tcPr>
           <w:p>
@@ -3993,13 +3726,10 @@
         </w:tc>
         <w:tc>
           <w:tcPr>
+            <w:tcBorders>
+              <w:bottom w:val="single" w:sz="6" w:space="0" w:color="000000"/>
+            </w:tcBorders>
             <w:tcW w:type="dxa" w:w="4500"/>
-            <w:tcBorders>
-              <w:top w:val="none" w:color="FFFFFF" w:sz="0"/>
-              <w:left w:val="none" w:color="FFFFFF" w:sz="0"/>
-              <w:bottom w:val="none" w:color="FFFFFF" w:sz="0"/>
-              <w:right w:val="none" w:color="FFFFFF" w:sz="0"/>
-            </w:tcBorders>
             <w:vAlign w:val="center"/>
           </w:tcPr>
           <w:p>
@@ -4019,13 +3749,10 @@
         </w:tc>
         <w:tc>
           <w:tcPr>
+            <w:tcBorders>
+              <w:bottom w:val="single" w:sz="6" w:space="0" w:color="000000"/>
+            </w:tcBorders>
             <w:tcW w:type="dxa" w:w="2000"/>
-            <w:tcBorders>
-              <w:top w:val="none" w:color="FFFFFF" w:sz="0"/>
-              <w:left w:val="none" w:color="FFFFFF" w:sz="0"/>
-              <w:bottom w:val="none" w:color="FFFFFF" w:sz="0"/>
-              <w:right w:val="none" w:color="FFFFFF" w:sz="0"/>
-            </w:tcBorders>
             <w:vAlign w:val="center"/>
           </w:tcPr>
           <w:p>
@@ -4047,13 +3774,10 @@
       <w:tr>
         <w:tc>
           <w:tcPr>
+            <w:tcBorders>
+              <w:bottom w:val="single" w:sz="6" w:space="0" w:color="000000"/>
+            </w:tcBorders>
             <w:tcW w:type="dxa" w:w="2500"/>
-            <w:tcBorders>
-              <w:top w:val="none" w:color="FFFFFF" w:sz="0"/>
-              <w:left w:val="none" w:color="FFFFFF" w:sz="0"/>
-              <w:bottom w:val="single" w:color="000000" w:sz="18"/>
-              <w:right w:val="none" w:color="FFFFFF" w:sz="0"/>
-            </w:tcBorders>
             <w:vAlign w:val="center"/>
           </w:tcPr>
           <w:p>
@@ -4073,13 +3797,10 @@
         </w:tc>
         <w:tc>
           <w:tcPr>
+            <w:tcBorders>
+              <w:bottom w:val="single" w:sz="6" w:space="0" w:color="000000"/>
+            </w:tcBorders>
             <w:tcW w:type="dxa" w:w="4500"/>
-            <w:tcBorders>
-              <w:top w:val="none" w:color="FFFFFF" w:sz="0"/>
-              <w:left w:val="none" w:color="FFFFFF" w:sz="0"/>
-              <w:bottom w:val="single" w:color="000000" w:sz="18"/>
-              <w:right w:val="none" w:color="FFFFFF" w:sz="0"/>
-            </w:tcBorders>
             <w:vAlign w:val="center"/>
           </w:tcPr>
           <w:p>
@@ -4099,13 +3820,10 @@
         </w:tc>
         <w:tc>
           <w:tcPr>
+            <w:tcBorders>
+              <w:bottom w:val="single" w:sz="6" w:space="0" w:color="000000"/>
+            </w:tcBorders>
             <w:tcW w:type="dxa" w:w="2000"/>
-            <w:tcBorders>
-              <w:top w:val="none" w:color="FFFFFF" w:sz="0"/>
-              <w:left w:val="none" w:color="FFFFFF" w:sz="0"/>
-              <w:bottom w:val="single" w:color="000000" w:sz="18"/>
-              <w:right w:val="none" w:color="FFFFFF" w:sz="0"/>
-            </w:tcBorders>
             <w:vAlign w:val="center"/>
           </w:tcPr>
           <w:p>
@@ -4137,7 +3855,7 @@
       </w:pPr>
       <w:r>
         <w:rPr>
-          <w:rFonts w:ascii="SimHei" w:cs="SimHei" w:eastAsia="SimHei" w:hAnsi="SimHei"/>
+          <w:rFonts w:ascii="黑体" w:cs="黑体" w:eastAsia="黑体" w:hAnsi="黑体"/>
           <w:b/>
           <w:bCs/>
           <w:sz w:val="28"/>
@@ -4153,7 +3871,7 @@
       </w:pPr>
       <w:r>
         <w:rPr>
-          <w:rFonts w:ascii="SimHei" w:cs="SimHei" w:eastAsia="SimHei" w:hAnsi="SimHei"/>
+          <w:rFonts w:ascii="黑体" w:cs="黑体" w:eastAsia="黑体" w:hAnsi="黑体"/>
           <w:b/>
           <w:bCs/>
           <w:sz w:val="24"/>
@@ -4169,7 +3887,7 @@
       </w:pPr>
       <w:r>
         <w:rPr>
-          <w:rFonts w:ascii="SimSun" w:cs="SimSun" w:eastAsia="SimSun" w:hAnsi="SimSun"/>
+          <w:rFonts w:ascii="宋体" w:cs="宋体" w:eastAsia="宋体" w:hAnsi="宋体"/>
           <w:sz w:val="24"/>
           <w:szCs w:val="24"/>
         </w:rPr>
@@ -4183,7 +3901,7 @@
       </w:pPr>
       <w:r>
         <w:rPr>
-          <w:rFonts w:ascii="SimHei" w:cs="SimHei" w:eastAsia="SimHei" w:hAnsi="SimHei"/>
+          <w:rFonts w:ascii="黑体" w:cs="黑体" w:eastAsia="黑体" w:hAnsi="黑体"/>
           <w:b/>
           <w:bCs/>
           <w:sz w:val="24"/>
@@ -4199,7 +3917,7 @@
       </w:pPr>
       <w:r>
         <w:rPr>
-          <w:rFonts w:ascii="SimSun" w:cs="SimSun" w:eastAsia="SimSun" w:hAnsi="SimSun"/>
+          <w:rFonts w:ascii="宋体" w:cs="宋体" w:eastAsia="宋体" w:hAnsi="宋体"/>
           <w:sz w:val="24"/>
           <w:szCs w:val="24"/>
         </w:rPr>
@@ -4213,7 +3931,7 @@
       </w:pPr>
       <w:r>
         <w:rPr>
-          <w:rFonts w:ascii="SimHei" w:cs="SimHei" w:eastAsia="SimHei" w:hAnsi="SimHei"/>
+          <w:rFonts w:ascii="黑体" w:cs="黑体" w:eastAsia="黑体" w:hAnsi="黑体"/>
           <w:b/>
           <w:bCs/>
           <w:sz w:val="24"/>
@@ -4229,7 +3947,7 @@
       </w:pPr>
       <w:r>
         <w:rPr>
-          <w:rFonts w:ascii="SimSun" w:cs="SimSun" w:eastAsia="SimSun" w:hAnsi="SimSun"/>
+          <w:rFonts w:ascii="宋体" w:cs="宋体" w:eastAsia="宋体" w:hAnsi="宋体"/>
           <w:sz w:val="24"/>
           <w:szCs w:val="24"/>
         </w:rPr>
@@ -4243,7 +3961,7 @@
       </w:pPr>
       <w:r>
         <w:rPr>
-          <w:rFonts w:ascii="SimHei" w:cs="SimHei" w:eastAsia="SimHei" w:hAnsi="SimHei"/>
+          <w:rFonts w:ascii="黑体" w:cs="黑体" w:eastAsia="黑体" w:hAnsi="黑体"/>
           <w:b/>
           <w:bCs/>
           <w:sz w:val="28"/>
@@ -4259,7 +3977,7 @@
       </w:pPr>
       <w:r>
         <w:rPr>
-          <w:rFonts w:ascii="SimHei" w:cs="SimHei" w:eastAsia="SimHei" w:hAnsi="SimHei"/>
+          <w:rFonts w:ascii="黑体" w:cs="黑体" w:eastAsia="黑体" w:hAnsi="黑体"/>
           <w:b/>
           <w:bCs/>
           <w:sz w:val="24"/>
@@ -4275,7 +3993,7 @@
       </w:pPr>
       <w:r>
         <w:rPr>
-          <w:rFonts w:ascii="SimSun" w:cs="SimSun" w:eastAsia="SimSun" w:hAnsi="SimSun"/>
+          <w:rFonts w:ascii="宋体" w:cs="宋体" w:eastAsia="宋体" w:hAnsi="宋体"/>
           <w:sz w:val="24"/>
           <w:szCs w:val="24"/>
         </w:rPr>
@@ -4286,12 +4004,8 @@
       <w:tblPr>
         <w:tblW w:type="pct" w:w="100%"/>
         <w:tblBorders>
-          <w:top w:val="single" w:color="auto" w:sz="4"/>
-          <w:left w:val="single" w:color="auto" w:sz="4"/>
-          <w:bottom w:val="single" w:color="auto" w:sz="4"/>
-          <w:right w:val="single" w:color="auto" w:sz="4"/>
-          <w:insideH w:val="single" w:color="auto" w:sz="4"/>
-          <w:insideV w:val="single" w:color="auto" w:sz="4"/>
+          <w:top w:val="single" w:sz="12" w:space="0" w:color="000000"/>
+          <w:bottom w:val="single" w:sz="12" w:space="0" w:color="000000"/>
         </w:tblBorders>
       </w:tblPr>
       <w:tblGrid>
@@ -4303,13 +4017,10 @@
       <w:tr>
         <w:tc>
           <w:tcPr>
+            <w:tcBorders>
+              <w:bottom w:val="single" w:sz="6" w:space="0" w:color="000000"/>
+            </w:tcBorders>
             <w:tcW w:type="dxa" w:w="2500"/>
-            <w:tcBorders>
-              <w:top w:val="single" w:color="000000" w:sz="18"/>
-              <w:left w:val="none" w:color="FFFFFF" w:sz="0"/>
-              <w:bottom w:val="single" w:color="000000" w:sz="6"/>
-              <w:right w:val="none" w:color="FFFFFF" w:sz="0"/>
-            </w:tcBorders>
             <w:vAlign w:val="center"/>
           </w:tcPr>
           <w:p>
@@ -4331,13 +4042,10 @@
         </w:tc>
         <w:tc>
           <w:tcPr>
+            <w:tcBorders>
+              <w:bottom w:val="single" w:sz="6" w:space="0" w:color="000000"/>
+            </w:tcBorders>
             <w:tcW w:type="dxa" w:w="2000"/>
-            <w:tcBorders>
-              <w:top w:val="single" w:color="000000" w:sz="18"/>
-              <w:left w:val="none" w:color="FFFFFF" w:sz="0"/>
-              <w:bottom w:val="single" w:color="000000" w:sz="6"/>
-              <w:right w:val="none" w:color="FFFFFF" w:sz="0"/>
-            </w:tcBorders>
             <w:vAlign w:val="center"/>
           </w:tcPr>
           <w:p>
@@ -4359,13 +4067,10 @@
         </w:tc>
         <w:tc>
           <w:tcPr>
+            <w:tcBorders>
+              <w:bottom w:val="single" w:sz="6" w:space="0" w:color="000000"/>
+            </w:tcBorders>
             <w:tcW w:type="dxa" w:w="2000"/>
-            <w:tcBorders>
-              <w:top w:val="single" w:color="000000" w:sz="18"/>
-              <w:left w:val="none" w:color="FFFFFF" w:sz="0"/>
-              <w:bottom w:val="single" w:color="000000" w:sz="6"/>
-              <w:right w:val="none" w:color="FFFFFF" w:sz="0"/>
-            </w:tcBorders>
             <w:vAlign w:val="center"/>
           </w:tcPr>
           <w:p>
@@ -4387,13 +4092,10 @@
         </w:tc>
         <w:tc>
           <w:tcPr>
+            <w:tcBorders>
+              <w:bottom w:val="single" w:sz="6" w:space="0" w:color="000000"/>
+            </w:tcBorders>
             <w:tcW w:type="dxa" w:w="2000"/>
-            <w:tcBorders>
-              <w:top w:val="single" w:color="000000" w:sz="18"/>
-              <w:left w:val="none" w:color="FFFFFF" w:sz="0"/>
-              <w:bottom w:val="single" w:color="000000" w:sz="6"/>
-              <w:right w:val="none" w:color="FFFFFF" w:sz="0"/>
-            </w:tcBorders>
             <w:vAlign w:val="center"/>
           </w:tcPr>
           <w:p>
@@ -4417,13 +4119,10 @@
       <w:tr>
         <w:tc>
           <w:tcPr>
+            <w:tcBorders>
+              <w:bottom w:val="single" w:sz="6" w:space="0" w:color="000000"/>
+            </w:tcBorders>
             <w:tcW w:type="dxa" w:w="2500"/>
-            <w:tcBorders>
-              <w:top w:val="none" w:color="FFFFFF" w:sz="0"/>
-              <w:left w:val="none" w:color="FFFFFF" w:sz="0"/>
-              <w:bottom w:val="none" w:color="FFFFFF" w:sz="0"/>
-              <w:right w:val="none" w:color="FFFFFF" w:sz="0"/>
-            </w:tcBorders>
             <w:vAlign w:val="center"/>
           </w:tcPr>
           <w:p>
@@ -4443,13 +4142,10 @@
         </w:tc>
         <w:tc>
           <w:tcPr>
+            <w:tcBorders>
+              <w:bottom w:val="single" w:sz="6" w:space="0" w:color="000000"/>
+            </w:tcBorders>
             <w:tcW w:type="dxa" w:w="2000"/>
-            <w:tcBorders>
-              <w:top w:val="none" w:color="FFFFFF" w:sz="0"/>
-              <w:left w:val="none" w:color="FFFFFF" w:sz="0"/>
-              <w:bottom w:val="none" w:color="FFFFFF" w:sz="0"/>
-              <w:right w:val="none" w:color="FFFFFF" w:sz="0"/>
-            </w:tcBorders>
             <w:vAlign w:val="center"/>
           </w:tcPr>
           <w:p>
@@ -4469,13 +4165,10 @@
         </w:tc>
         <w:tc>
           <w:tcPr>
+            <w:tcBorders>
+              <w:bottom w:val="single" w:sz="6" w:space="0" w:color="000000"/>
+            </w:tcBorders>
             <w:tcW w:type="dxa" w:w="2000"/>
-            <w:tcBorders>
-              <w:top w:val="none" w:color="FFFFFF" w:sz="0"/>
-              <w:left w:val="none" w:color="FFFFFF" w:sz="0"/>
-              <w:bottom w:val="none" w:color="FFFFFF" w:sz="0"/>
-              <w:right w:val="none" w:color="FFFFFF" w:sz="0"/>
-            </w:tcBorders>
             <w:vAlign w:val="center"/>
           </w:tcPr>
           <w:p>
@@ -4495,13 +4188,10 @@
         </w:tc>
         <w:tc>
           <w:tcPr>
+            <w:tcBorders>
+              <w:bottom w:val="single" w:sz="6" w:space="0" w:color="000000"/>
+            </w:tcBorders>
             <w:tcW w:type="dxa" w:w="2000"/>
-            <w:tcBorders>
-              <w:top w:val="none" w:color="FFFFFF" w:sz="0"/>
-              <w:left w:val="none" w:color="FFFFFF" w:sz="0"/>
-              <w:bottom w:val="none" w:color="FFFFFF" w:sz="0"/>
-              <w:right w:val="none" w:color="FFFFFF" w:sz="0"/>
-            </w:tcBorders>
             <w:vAlign w:val="center"/>
           </w:tcPr>
           <w:p>
@@ -4523,13 +4213,10 @@
       <w:tr>
         <w:tc>
           <w:tcPr>
+            <w:tcBorders>
+              <w:bottom w:val="single" w:sz="6" w:space="0" w:color="000000"/>
+            </w:tcBorders>
             <w:tcW w:type="dxa" w:w="2500"/>
-            <w:tcBorders>
-              <w:top w:val="none" w:color="FFFFFF" w:sz="0"/>
-              <w:left w:val="none" w:color="FFFFFF" w:sz="0"/>
-              <w:bottom w:val="none" w:color="FFFFFF" w:sz="0"/>
-              <w:right w:val="none" w:color="FFFFFF" w:sz="0"/>
-            </w:tcBorders>
             <w:vAlign w:val="center"/>
           </w:tcPr>
           <w:p>
@@ -4549,13 +4236,10 @@
         </w:tc>
         <w:tc>
           <w:tcPr>
+            <w:tcBorders>
+              <w:bottom w:val="single" w:sz="6" w:space="0" w:color="000000"/>
+            </w:tcBorders>
             <w:tcW w:type="dxa" w:w="2000"/>
-            <w:tcBorders>
-              <w:top w:val="none" w:color="FFFFFF" w:sz="0"/>
-              <w:left w:val="none" w:color="FFFFFF" w:sz="0"/>
-              <w:bottom w:val="none" w:color="FFFFFF" w:sz="0"/>
-              <w:right w:val="none" w:color="FFFFFF" w:sz="0"/>
-            </w:tcBorders>
             <w:vAlign w:val="center"/>
           </w:tcPr>
           <w:p>
@@ -4575,13 +4259,10 @@
         </w:tc>
         <w:tc>
           <w:tcPr>
+            <w:tcBorders>
+              <w:bottom w:val="single" w:sz="6" w:space="0" w:color="000000"/>
+            </w:tcBorders>
             <w:tcW w:type="dxa" w:w="2000"/>
-            <w:tcBorders>
-              <w:top w:val="none" w:color="FFFFFF" w:sz="0"/>
-              <w:left w:val="none" w:color="FFFFFF" w:sz="0"/>
-              <w:bottom w:val="none" w:color="FFFFFF" w:sz="0"/>
-              <w:right w:val="none" w:color="FFFFFF" w:sz="0"/>
-            </w:tcBorders>
             <w:vAlign w:val="center"/>
           </w:tcPr>
           <w:p>
@@ -4601,13 +4282,10 @@
         </w:tc>
         <w:tc>
           <w:tcPr>
+            <w:tcBorders>
+              <w:bottom w:val="single" w:sz="6" w:space="0" w:color="000000"/>
+            </w:tcBorders>
             <w:tcW w:type="dxa" w:w="2000"/>
-            <w:tcBorders>
-              <w:top w:val="none" w:color="FFFFFF" w:sz="0"/>
-              <w:left w:val="none" w:color="FFFFFF" w:sz="0"/>
-              <w:bottom w:val="none" w:color="FFFFFF" w:sz="0"/>
-              <w:right w:val="none" w:color="FFFFFF" w:sz="0"/>
-            </w:tcBorders>
             <w:vAlign w:val="center"/>
           </w:tcPr>
           <w:p>
@@ -4629,13 +4307,10 @@
       <w:tr>
         <w:tc>
           <w:tcPr>
+            <w:tcBorders>
+              <w:bottom w:val="single" w:sz="6" w:space="0" w:color="000000"/>
+            </w:tcBorders>
             <w:tcW w:type="dxa" w:w="2500"/>
-            <w:tcBorders>
-              <w:top w:val="none" w:color="FFFFFF" w:sz="0"/>
-              <w:left w:val="none" w:color="FFFFFF" w:sz="0"/>
-              <w:bottom w:val="none" w:color="FFFFFF" w:sz="0"/>
-              <w:right w:val="none" w:color="FFFFFF" w:sz="0"/>
-            </w:tcBorders>
             <w:vAlign w:val="center"/>
           </w:tcPr>
           <w:p>
@@ -4655,13 +4330,10 @@
         </w:tc>
         <w:tc>
           <w:tcPr>
+            <w:tcBorders>
+              <w:bottom w:val="single" w:sz="6" w:space="0" w:color="000000"/>
+            </w:tcBorders>
             <w:tcW w:type="dxa" w:w="2000"/>
-            <w:tcBorders>
-              <w:top w:val="none" w:color="FFFFFF" w:sz="0"/>
-              <w:left w:val="none" w:color="FFFFFF" w:sz="0"/>
-              <w:bottom w:val="none" w:color="FFFFFF" w:sz="0"/>
-              <w:right w:val="none" w:color="FFFFFF" w:sz="0"/>
-            </w:tcBorders>
             <w:vAlign w:val="center"/>
           </w:tcPr>
           <w:p>
@@ -4681,13 +4353,10 @@
         </w:tc>
         <w:tc>
           <w:tcPr>
+            <w:tcBorders>
+              <w:bottom w:val="single" w:sz="6" w:space="0" w:color="000000"/>
+            </w:tcBorders>
             <w:tcW w:type="dxa" w:w="2000"/>
-            <w:tcBorders>
-              <w:top w:val="none" w:color="FFFFFF" w:sz="0"/>
-              <w:left w:val="none" w:color="FFFFFF" w:sz="0"/>
-              <w:bottom w:val="none" w:color="FFFFFF" w:sz="0"/>
-              <w:right w:val="none" w:color="FFFFFF" w:sz="0"/>
-            </w:tcBorders>
             <w:vAlign w:val="center"/>
           </w:tcPr>
           <w:p>
@@ -4707,13 +4376,10 @@
         </w:tc>
         <w:tc>
           <w:tcPr>
+            <w:tcBorders>
+              <w:bottom w:val="single" w:sz="6" w:space="0" w:color="000000"/>
+            </w:tcBorders>
             <w:tcW w:type="dxa" w:w="2000"/>
-            <w:tcBorders>
-              <w:top w:val="none" w:color="FFFFFF" w:sz="0"/>
-              <w:left w:val="none" w:color="FFFFFF" w:sz="0"/>
-              <w:bottom w:val="none" w:color="FFFFFF" w:sz="0"/>
-              <w:right w:val="none" w:color="FFFFFF" w:sz="0"/>
-            </w:tcBorders>
             <w:vAlign w:val="center"/>
           </w:tcPr>
           <w:p>
@@ -4735,13 +4401,10 @@
       <w:tr>
         <w:tc>
           <w:tcPr>
+            <w:tcBorders>
+              <w:bottom w:val="single" w:sz="6" w:space="0" w:color="000000"/>
+            </w:tcBorders>
             <w:tcW w:type="dxa" w:w="2500"/>
-            <w:tcBorders>
-              <w:top w:val="none" w:color="FFFFFF" w:sz="0"/>
-              <w:left w:val="none" w:color="FFFFFF" w:sz="0"/>
-              <w:bottom w:val="none" w:color="FFFFFF" w:sz="0"/>
-              <w:right w:val="none" w:color="FFFFFF" w:sz="0"/>
-            </w:tcBorders>
             <w:vAlign w:val="center"/>
           </w:tcPr>
           <w:p>
@@ -4761,13 +4424,10 @@
         </w:tc>
         <w:tc>
           <w:tcPr>
+            <w:tcBorders>
+              <w:bottom w:val="single" w:sz="6" w:space="0" w:color="000000"/>
+            </w:tcBorders>
             <w:tcW w:type="dxa" w:w="2000"/>
-            <w:tcBorders>
-              <w:top w:val="none" w:color="FFFFFF" w:sz="0"/>
-              <w:left w:val="none" w:color="FFFFFF" w:sz="0"/>
-              <w:bottom w:val="none" w:color="FFFFFF" w:sz="0"/>
-              <w:right w:val="none" w:color="FFFFFF" w:sz="0"/>
-            </w:tcBorders>
             <w:vAlign w:val="center"/>
           </w:tcPr>
           <w:p>
@@ -4787,13 +4447,10 @@
         </w:tc>
         <w:tc>
           <w:tcPr>
+            <w:tcBorders>
+              <w:bottom w:val="single" w:sz="6" w:space="0" w:color="000000"/>
+            </w:tcBorders>
             <w:tcW w:type="dxa" w:w="2000"/>
-            <w:tcBorders>
-              <w:top w:val="none" w:color="FFFFFF" w:sz="0"/>
-              <w:left w:val="none" w:color="FFFFFF" w:sz="0"/>
-              <w:bottom w:val="none" w:color="FFFFFF" w:sz="0"/>
-              <w:right w:val="none" w:color="FFFFFF" w:sz="0"/>
-            </w:tcBorders>
             <w:vAlign w:val="center"/>
           </w:tcPr>
           <w:p>
@@ -4813,13 +4470,10 @@
         </w:tc>
         <w:tc>
           <w:tcPr>
+            <w:tcBorders>
+              <w:bottom w:val="single" w:sz="6" w:space="0" w:color="000000"/>
+            </w:tcBorders>
             <w:tcW w:type="dxa" w:w="2000"/>
-            <w:tcBorders>
-              <w:top w:val="none" w:color="FFFFFF" w:sz="0"/>
-              <w:left w:val="none" w:color="FFFFFF" w:sz="0"/>
-              <w:bottom w:val="none" w:color="FFFFFF" w:sz="0"/>
-              <w:right w:val="none" w:color="FFFFFF" w:sz="0"/>
-            </w:tcBorders>
             <w:vAlign w:val="center"/>
           </w:tcPr>
           <w:p>
@@ -4841,13 +4495,10 @@
       <w:tr>
         <w:tc>
           <w:tcPr>
+            <w:tcBorders>
+              <w:bottom w:val="single" w:sz="6" w:space="0" w:color="000000"/>
+            </w:tcBorders>
             <w:tcW w:type="dxa" w:w="2500"/>
-            <w:tcBorders>
-              <w:top w:val="none" w:color="FFFFFF" w:sz="0"/>
-              <w:left w:val="none" w:color="FFFFFF" w:sz="0"/>
-              <w:bottom w:val="none" w:color="FFFFFF" w:sz="0"/>
-              <w:right w:val="none" w:color="FFFFFF" w:sz="0"/>
-            </w:tcBorders>
             <w:vAlign w:val="center"/>
           </w:tcPr>
           <w:p>
@@ -4867,13 +4518,10 @@
         </w:tc>
         <w:tc>
           <w:tcPr>
+            <w:tcBorders>
+              <w:bottom w:val="single" w:sz="6" w:space="0" w:color="000000"/>
+            </w:tcBorders>
             <w:tcW w:type="dxa" w:w="2000"/>
-            <w:tcBorders>
-              <w:top w:val="none" w:color="FFFFFF" w:sz="0"/>
-              <w:left w:val="none" w:color="FFFFFF" w:sz="0"/>
-              <w:bottom w:val="none" w:color="FFFFFF" w:sz="0"/>
-              <w:right w:val="none" w:color="FFFFFF" w:sz="0"/>
-            </w:tcBorders>
             <w:vAlign w:val="center"/>
           </w:tcPr>
           <w:p>
@@ -4893,13 +4541,10 @@
         </w:tc>
         <w:tc>
           <w:tcPr>
+            <w:tcBorders>
+              <w:bottom w:val="single" w:sz="6" w:space="0" w:color="000000"/>
+            </w:tcBorders>
             <w:tcW w:type="dxa" w:w="2000"/>
-            <w:tcBorders>
-              <w:top w:val="none" w:color="FFFFFF" w:sz="0"/>
-              <w:left w:val="none" w:color="FFFFFF" w:sz="0"/>
-              <w:bottom w:val="none" w:color="FFFFFF" w:sz="0"/>
-              <w:right w:val="none" w:color="FFFFFF" w:sz="0"/>
-            </w:tcBorders>
             <w:vAlign w:val="center"/>
           </w:tcPr>
           <w:p>
@@ -4919,13 +4564,10 @@
         </w:tc>
         <w:tc>
           <w:tcPr>
+            <w:tcBorders>
+              <w:bottom w:val="single" w:sz="6" w:space="0" w:color="000000"/>
+            </w:tcBorders>
             <w:tcW w:type="dxa" w:w="2000"/>
-            <w:tcBorders>
-              <w:top w:val="none" w:color="FFFFFF" w:sz="0"/>
-              <w:left w:val="none" w:color="FFFFFF" w:sz="0"/>
-              <w:bottom w:val="none" w:color="FFFFFF" w:sz="0"/>
-              <w:right w:val="none" w:color="FFFFFF" w:sz="0"/>
-            </w:tcBorders>
             <w:vAlign w:val="center"/>
           </w:tcPr>
           <w:p>
@@ -4947,13 +4589,10 @@
       <w:tr>
         <w:tc>
           <w:tcPr>
+            <w:tcBorders>
+              <w:bottom w:val="single" w:sz="6" w:space="0" w:color="000000"/>
+            </w:tcBorders>
             <w:tcW w:type="dxa" w:w="2500"/>
-            <w:tcBorders>
-              <w:top w:val="none" w:color="FFFFFF" w:sz="0"/>
-              <w:left w:val="none" w:color="FFFFFF" w:sz="0"/>
-              <w:bottom w:val="single" w:color="000000" w:sz="18"/>
-              <w:right w:val="none" w:color="FFFFFF" w:sz="0"/>
-            </w:tcBorders>
             <w:vAlign w:val="center"/>
           </w:tcPr>
           <w:p>
@@ -4973,13 +4612,10 @@
         </w:tc>
         <w:tc>
           <w:tcPr>
+            <w:tcBorders>
+              <w:bottom w:val="single" w:sz="6" w:space="0" w:color="000000"/>
+            </w:tcBorders>
             <w:tcW w:type="dxa" w:w="2000"/>
-            <w:tcBorders>
-              <w:top w:val="none" w:color="FFFFFF" w:sz="0"/>
-              <w:left w:val="none" w:color="FFFFFF" w:sz="0"/>
-              <w:bottom w:val="single" w:color="000000" w:sz="18"/>
-              <w:right w:val="none" w:color="FFFFFF" w:sz="0"/>
-            </w:tcBorders>
             <w:vAlign w:val="center"/>
           </w:tcPr>
           <w:p>
@@ -4999,13 +4635,10 @@
         </w:tc>
         <w:tc>
           <w:tcPr>
+            <w:tcBorders>
+              <w:bottom w:val="single" w:sz="6" w:space="0" w:color="000000"/>
+            </w:tcBorders>
             <w:tcW w:type="dxa" w:w="2000"/>
-            <w:tcBorders>
-              <w:top w:val="none" w:color="FFFFFF" w:sz="0"/>
-              <w:left w:val="none" w:color="FFFFFF" w:sz="0"/>
-              <w:bottom w:val="single" w:color="000000" w:sz="18"/>
-              <w:right w:val="none" w:color="FFFFFF" w:sz="0"/>
-            </w:tcBorders>
             <w:vAlign w:val="center"/>
           </w:tcPr>
           <w:p>
@@ -5025,13 +4658,10 @@
         </w:tc>
         <w:tc>
           <w:tcPr>
+            <w:tcBorders>
+              <w:bottom w:val="single" w:sz="6" w:space="0" w:color="000000"/>
+            </w:tcBorders>
             <w:tcW w:type="dxa" w:w="2000"/>
-            <w:tcBorders>
-              <w:top w:val="none" w:color="FFFFFF" w:sz="0"/>
-              <w:left w:val="none" w:color="FFFFFF" w:sz="0"/>
-              <w:bottom w:val="single" w:color="000000" w:sz="18"/>
-              <w:right w:val="none" w:color="FFFFFF" w:sz="0"/>
-            </w:tcBorders>
             <w:vAlign w:val="center"/>
           </w:tcPr>
           <w:p>
@@ -5063,7 +4693,7 @@
       </w:pPr>
       <w:r>
         <w:rPr>
-          <w:rFonts w:ascii="SimSun" w:cs="SimSun" w:eastAsia="SimSun" w:hAnsi="SimSun"/>
+          <w:rFonts w:ascii="宋体" w:cs="宋体" w:eastAsia="宋体" w:hAnsi="宋体"/>
           <w:sz w:val="24"/>
           <w:szCs w:val="24"/>
         </w:rPr>
@@ -5077,7 +4707,7 @@
       </w:pPr>
       <w:r>
         <w:rPr>
-          <w:rFonts w:ascii="SimHei" w:cs="SimHei" w:eastAsia="SimHei" w:hAnsi="SimHei"/>
+          <w:rFonts w:ascii="黑体" w:cs="黑体" w:eastAsia="黑体" w:hAnsi="黑体"/>
           <w:b/>
           <w:bCs/>
           <w:sz w:val="24"/>
@@ -5093,7 +4723,7 @@
       </w:pPr>
       <w:r>
         <w:rPr>
-          <w:rFonts w:ascii="SimSun" w:cs="SimSun" w:eastAsia="SimSun" w:hAnsi="SimSun"/>
+          <w:rFonts w:ascii="宋体" w:cs="宋体" w:eastAsia="宋体" w:hAnsi="宋体"/>
           <w:sz w:val="24"/>
           <w:szCs w:val="24"/>
         </w:rPr>
@@ -5107,7 +4737,7 @@
       </w:pPr>
       <w:r>
         <w:rPr>
-          <w:rFonts w:ascii="SimHei" w:cs="SimHei" w:eastAsia="SimHei" w:hAnsi="SimHei"/>
+          <w:rFonts w:ascii="黑体" w:cs="黑体" w:eastAsia="黑体" w:hAnsi="黑体"/>
           <w:b/>
           <w:bCs/>
           <w:sz w:val="24"/>
@@ -5120,12 +4750,8 @@
       <w:tblPr>
         <w:tblW w:type="pct" w:w="100%"/>
         <w:tblBorders>
-          <w:top w:val="single" w:color="auto" w:sz="4"/>
-          <w:left w:val="single" w:color="auto" w:sz="4"/>
-          <w:bottom w:val="single" w:color="auto" w:sz="4"/>
-          <w:right w:val="single" w:color="auto" w:sz="4"/>
-          <w:insideH w:val="single" w:color="auto" w:sz="4"/>
-          <w:insideV w:val="single" w:color="auto" w:sz="4"/>
+          <w:top w:val="single" w:sz="12" w:space="0" w:color="000000"/>
+          <w:bottom w:val="single" w:sz="12" w:space="0" w:color="000000"/>
         </w:tblBorders>
       </w:tblPr>
       <w:tblGrid>
@@ -5138,13 +4764,10 @@
       <w:tr>
         <w:tc>
           <w:tcPr>
+            <w:tcBorders>
+              <w:bottom w:val="single" w:sz="6" w:space="0" w:color="000000"/>
+            </w:tcBorders>
             <w:tcW w:type="dxa" w:w="1800"/>
-            <w:tcBorders>
-              <w:top w:val="single" w:color="000000" w:sz="18"/>
-              <w:left w:val="none" w:color="FFFFFF" w:sz="0"/>
-              <w:bottom w:val="single" w:color="000000" w:sz="6"/>
-              <w:right w:val="none" w:color="FFFFFF" w:sz="0"/>
-            </w:tcBorders>
             <w:vAlign w:val="center"/>
           </w:tcPr>
           <w:p>
@@ -5166,13 +4789,10 @@
         </w:tc>
         <w:tc>
           <w:tcPr>
+            <w:tcBorders>
+              <w:bottom w:val="single" w:sz="6" w:space="0" w:color="000000"/>
+            </w:tcBorders>
             <w:tcW w:type="dxa" w:w="1800"/>
-            <w:tcBorders>
-              <w:top w:val="single" w:color="000000" w:sz="18"/>
-              <w:left w:val="none" w:color="FFFFFF" w:sz="0"/>
-              <w:bottom w:val="single" w:color="000000" w:sz="6"/>
-              <w:right w:val="none" w:color="FFFFFF" w:sz="0"/>
-            </w:tcBorders>
             <w:vAlign w:val="center"/>
           </w:tcPr>
           <w:p>
@@ -5194,13 +4814,10 @@
         </w:tc>
         <w:tc>
           <w:tcPr>
+            <w:tcBorders>
+              <w:bottom w:val="single" w:sz="6" w:space="0" w:color="000000"/>
+            </w:tcBorders>
             <w:tcW w:type="dxa" w:w="1800"/>
-            <w:tcBorders>
-              <w:top w:val="single" w:color="000000" w:sz="18"/>
-              <w:left w:val="none" w:color="FFFFFF" w:sz="0"/>
-              <w:bottom w:val="single" w:color="000000" w:sz="6"/>
-              <w:right w:val="none" w:color="FFFFFF" w:sz="0"/>
-            </w:tcBorders>
             <w:vAlign w:val="center"/>
           </w:tcPr>
           <w:p>
@@ -5222,13 +4839,10 @@
         </w:tc>
         <w:tc>
           <w:tcPr>
+            <w:tcBorders>
+              <w:bottom w:val="single" w:sz="6" w:space="0" w:color="000000"/>
+            </w:tcBorders>
             <w:tcW w:type="dxa" w:w="1800"/>
-            <w:tcBorders>
-              <w:top w:val="single" w:color="000000" w:sz="18"/>
-              <w:left w:val="none" w:color="FFFFFF" w:sz="0"/>
-              <w:bottom w:val="single" w:color="000000" w:sz="6"/>
-              <w:right w:val="none" w:color="FFFFFF" w:sz="0"/>
-            </w:tcBorders>
             <w:vAlign w:val="center"/>
           </w:tcPr>
           <w:p>
@@ -5250,13 +4864,10 @@
         </w:tc>
         <w:tc>
           <w:tcPr>
+            <w:tcBorders>
+              <w:bottom w:val="single" w:sz="6" w:space="0" w:color="000000"/>
+            </w:tcBorders>
             <w:tcW w:type="dxa" w:w="1800"/>
-            <w:tcBorders>
-              <w:top w:val="single" w:color="000000" w:sz="18"/>
-              <w:left w:val="none" w:color="FFFFFF" w:sz="0"/>
-              <w:bottom w:val="single" w:color="000000" w:sz="6"/>
-              <w:right w:val="none" w:color="FFFFFF" w:sz="0"/>
-            </w:tcBorders>
             <w:vAlign w:val="center"/>
           </w:tcPr>
           <w:p>
@@ -5280,13 +4891,10 @@
       <w:tr>
         <w:tc>
           <w:tcPr>
+            <w:tcBorders>
+              <w:bottom w:val="single" w:sz="6" w:space="0" w:color="000000"/>
+            </w:tcBorders>
             <w:tcW w:type="dxa" w:w="1800"/>
-            <w:tcBorders>
-              <w:top w:val="none" w:color="FFFFFF" w:sz="0"/>
-              <w:left w:val="none" w:color="FFFFFF" w:sz="0"/>
-              <w:bottom w:val="none" w:color="FFFFFF" w:sz="0"/>
-              <w:right w:val="none" w:color="FFFFFF" w:sz="0"/>
-            </w:tcBorders>
             <w:vAlign w:val="center"/>
           </w:tcPr>
           <w:p>
@@ -5306,13 +4914,10 @@
         </w:tc>
         <w:tc>
           <w:tcPr>
+            <w:tcBorders>
+              <w:bottom w:val="single" w:sz="6" w:space="0" w:color="000000"/>
+            </w:tcBorders>
             <w:tcW w:type="dxa" w:w="1800"/>
-            <w:tcBorders>
-              <w:top w:val="none" w:color="FFFFFF" w:sz="0"/>
-              <w:left w:val="none" w:color="FFFFFF" w:sz="0"/>
-              <w:bottom w:val="none" w:color="FFFFFF" w:sz="0"/>
-              <w:right w:val="none" w:color="FFFFFF" w:sz="0"/>
-            </w:tcBorders>
             <w:vAlign w:val="center"/>
           </w:tcPr>
           <w:p>
@@ -5332,13 +4937,10 @@
         </w:tc>
         <w:tc>
           <w:tcPr>
+            <w:tcBorders>
+              <w:bottom w:val="single" w:sz="6" w:space="0" w:color="000000"/>
+            </w:tcBorders>
             <w:tcW w:type="dxa" w:w="1800"/>
-            <w:tcBorders>
-              <w:top w:val="none" w:color="FFFFFF" w:sz="0"/>
-              <w:left w:val="none" w:color="FFFFFF" w:sz="0"/>
-              <w:bottom w:val="none" w:color="FFFFFF" w:sz="0"/>
-              <w:right w:val="none" w:color="FFFFFF" w:sz="0"/>
-            </w:tcBorders>
             <w:vAlign w:val="center"/>
           </w:tcPr>
           <w:p>
@@ -5358,13 +4960,10 @@
         </w:tc>
         <w:tc>
           <w:tcPr>
+            <w:tcBorders>
+              <w:bottom w:val="single" w:sz="6" w:space="0" w:color="000000"/>
+            </w:tcBorders>
             <w:tcW w:type="dxa" w:w="1800"/>
-            <w:tcBorders>
-              <w:top w:val="none" w:color="FFFFFF" w:sz="0"/>
-              <w:left w:val="none" w:color="FFFFFF" w:sz="0"/>
-              <w:bottom w:val="none" w:color="FFFFFF" w:sz="0"/>
-              <w:right w:val="none" w:color="FFFFFF" w:sz="0"/>
-            </w:tcBorders>
             <w:vAlign w:val="center"/>
           </w:tcPr>
           <w:p>
@@ -5384,13 +4983,10 @@
         </w:tc>
         <w:tc>
           <w:tcPr>
+            <w:tcBorders>
+              <w:bottom w:val="single" w:sz="6" w:space="0" w:color="000000"/>
+            </w:tcBorders>
             <w:tcW w:type="dxa" w:w="1800"/>
-            <w:tcBorders>
-              <w:top w:val="none" w:color="FFFFFF" w:sz="0"/>
-              <w:left w:val="none" w:color="FFFFFF" w:sz="0"/>
-              <w:bottom w:val="none" w:color="FFFFFF" w:sz="0"/>
-              <w:right w:val="none" w:color="FFFFFF" w:sz="0"/>
-            </w:tcBorders>
             <w:vAlign w:val="center"/>
           </w:tcPr>
           <w:p>
@@ -5412,13 +5008,10 @@
       <w:tr>
         <w:tc>
           <w:tcPr>
+            <w:tcBorders>
+              <w:bottom w:val="single" w:sz="6" w:space="0" w:color="000000"/>
+            </w:tcBorders>
             <w:tcW w:type="dxa" w:w="1800"/>
-            <w:tcBorders>
-              <w:top w:val="none" w:color="FFFFFF" w:sz="0"/>
-              <w:left w:val="none" w:color="FFFFFF" w:sz="0"/>
-              <w:bottom w:val="none" w:color="FFFFFF" w:sz="0"/>
-              <w:right w:val="none" w:color="FFFFFF" w:sz="0"/>
-            </w:tcBorders>
             <w:vAlign w:val="center"/>
           </w:tcPr>
           <w:p>
@@ -5438,13 +5031,10 @@
         </w:tc>
         <w:tc>
           <w:tcPr>
+            <w:tcBorders>
+              <w:bottom w:val="single" w:sz="6" w:space="0" w:color="000000"/>
+            </w:tcBorders>
             <w:tcW w:type="dxa" w:w="1800"/>
-            <w:tcBorders>
-              <w:top w:val="none" w:color="FFFFFF" w:sz="0"/>
-              <w:left w:val="none" w:color="FFFFFF" w:sz="0"/>
-              <w:bottom w:val="none" w:color="FFFFFF" w:sz="0"/>
-              <w:right w:val="none" w:color="FFFFFF" w:sz="0"/>
-            </w:tcBorders>
             <w:vAlign w:val="center"/>
           </w:tcPr>
           <w:p>
@@ -5464,13 +5054,10 @@
         </w:tc>
         <w:tc>
           <w:tcPr>
+            <w:tcBorders>
+              <w:bottom w:val="single" w:sz="6" w:space="0" w:color="000000"/>
+            </w:tcBorders>
             <w:tcW w:type="dxa" w:w="1800"/>
-            <w:tcBorders>
-              <w:top w:val="none" w:color="FFFFFF" w:sz="0"/>
-              <w:left w:val="none" w:color="FFFFFF" w:sz="0"/>
-              <w:bottom w:val="none" w:color="FFFFFF" w:sz="0"/>
-              <w:right w:val="none" w:color="FFFFFF" w:sz="0"/>
-            </w:tcBorders>
             <w:vAlign w:val="center"/>
           </w:tcPr>
           <w:p>
@@ -5490,13 +5077,10 @@
         </w:tc>
         <w:tc>
           <w:tcPr>
+            <w:tcBorders>
+              <w:bottom w:val="single" w:sz="6" w:space="0" w:color="000000"/>
+            </w:tcBorders>
             <w:tcW w:type="dxa" w:w="1800"/>
-            <w:tcBorders>
-              <w:top w:val="none" w:color="FFFFFF" w:sz="0"/>
-              <w:left w:val="none" w:color="FFFFFF" w:sz="0"/>
-              <w:bottom w:val="none" w:color="FFFFFF" w:sz="0"/>
-              <w:right w:val="none" w:color="FFFFFF" w:sz="0"/>
-            </w:tcBorders>
             <w:vAlign w:val="center"/>
           </w:tcPr>
           <w:p>
@@ -5516,13 +5100,10 @@
         </w:tc>
         <w:tc>
           <w:tcPr>
+            <w:tcBorders>
+              <w:bottom w:val="single" w:sz="6" w:space="0" w:color="000000"/>
+            </w:tcBorders>
             <w:tcW w:type="dxa" w:w="1800"/>
-            <w:tcBorders>
-              <w:top w:val="none" w:color="FFFFFF" w:sz="0"/>
-              <w:left w:val="none" w:color="FFFFFF" w:sz="0"/>
-              <w:bottom w:val="none" w:color="FFFFFF" w:sz="0"/>
-              <w:right w:val="none" w:color="FFFFFF" w:sz="0"/>
-            </w:tcBorders>
             <w:vAlign w:val="center"/>
           </w:tcPr>
           <w:p>
@@ -5544,13 +5125,10 @@
       <w:tr>
         <w:tc>
           <w:tcPr>
+            <w:tcBorders>
+              <w:bottom w:val="single" w:sz="6" w:space="0" w:color="000000"/>
+            </w:tcBorders>
             <w:tcW w:type="dxa" w:w="1800"/>
-            <w:tcBorders>
-              <w:top w:val="none" w:color="FFFFFF" w:sz="0"/>
-              <w:left w:val="none" w:color="FFFFFF" w:sz="0"/>
-              <w:bottom w:val="single" w:color="000000" w:sz="18"/>
-              <w:right w:val="none" w:color="FFFFFF" w:sz="0"/>
-            </w:tcBorders>
             <w:vAlign w:val="center"/>
           </w:tcPr>
           <w:p>
@@ -5570,13 +5148,10 @@
         </w:tc>
         <w:tc>
           <w:tcPr>
+            <w:tcBorders>
+              <w:bottom w:val="single" w:sz="6" w:space="0" w:color="000000"/>
+            </w:tcBorders>
             <w:tcW w:type="dxa" w:w="1800"/>
-            <w:tcBorders>
-              <w:top w:val="none" w:color="FFFFFF" w:sz="0"/>
-              <w:left w:val="none" w:color="FFFFFF" w:sz="0"/>
-              <w:bottom w:val="single" w:color="000000" w:sz="18"/>
-              <w:right w:val="none" w:color="FFFFFF" w:sz="0"/>
-            </w:tcBorders>
             <w:vAlign w:val="center"/>
           </w:tcPr>
           <w:p>
@@ -5596,13 +5171,10 @@
         </w:tc>
         <w:tc>
           <w:tcPr>
+            <w:tcBorders>
+              <w:bottom w:val="single" w:sz="6" w:space="0" w:color="000000"/>
+            </w:tcBorders>
             <w:tcW w:type="dxa" w:w="1800"/>
-            <w:tcBorders>
-              <w:top w:val="none" w:color="FFFFFF" w:sz="0"/>
-              <w:left w:val="none" w:color="FFFFFF" w:sz="0"/>
-              <w:bottom w:val="single" w:color="000000" w:sz="18"/>
-              <w:right w:val="none" w:color="FFFFFF" w:sz="0"/>
-            </w:tcBorders>
             <w:vAlign w:val="center"/>
           </w:tcPr>
           <w:p>
@@ -5622,13 +5194,10 @@
         </w:tc>
         <w:tc>
           <w:tcPr>
+            <w:tcBorders>
+              <w:bottom w:val="single" w:sz="6" w:space="0" w:color="000000"/>
+            </w:tcBorders>
             <w:tcW w:type="dxa" w:w="1800"/>
-            <w:tcBorders>
-              <w:top w:val="none" w:color="FFFFFF" w:sz="0"/>
-              <w:left w:val="none" w:color="FFFFFF" w:sz="0"/>
-              <w:bottom w:val="single" w:color="000000" w:sz="18"/>
-              <w:right w:val="none" w:color="FFFFFF" w:sz="0"/>
-            </w:tcBorders>
             <w:vAlign w:val="center"/>
           </w:tcPr>
           <w:p>
@@ -5648,13 +5217,10 @@
         </w:tc>
         <w:tc>
           <w:tcPr>
+            <w:tcBorders>
+              <w:bottom w:val="single" w:sz="6" w:space="0" w:color="000000"/>
+            </w:tcBorders>
             <w:tcW w:type="dxa" w:w="1800"/>
-            <w:tcBorders>
-              <w:top w:val="none" w:color="FFFFFF" w:sz="0"/>
-              <w:left w:val="none" w:color="FFFFFF" w:sz="0"/>
-              <w:bottom w:val="single" w:color="000000" w:sz="18"/>
-              <w:right w:val="none" w:color="FFFFFF" w:sz="0"/>
-            </w:tcBorders>
             <w:vAlign w:val="center"/>
           </w:tcPr>
           <w:p>
@@ -5686,7 +5252,7 @@
       </w:pPr>
       <w:r>
         <w:rPr>
-          <w:rFonts w:ascii="SimHei" w:cs="SimHei" w:eastAsia="SimHei" w:hAnsi="SimHei"/>
+          <w:rFonts w:ascii="黑体" w:cs="黑体" w:eastAsia="黑体" w:hAnsi="黑体"/>
           <w:b/>
           <w:bCs/>
           <w:sz w:val="32"/>
@@ -5702,7 +5268,7 @@
       </w:pPr>
       <w:r>
         <w:rPr>
-          <w:rFonts w:ascii="SimHei" w:cs="SimHei" w:eastAsia="SimHei" w:hAnsi="SimHei"/>
+          <w:rFonts w:ascii="黑体" w:cs="黑体" w:eastAsia="黑体" w:hAnsi="黑体"/>
           <w:b/>
           <w:bCs/>
           <w:sz w:val="28"/>
@@ -5718,7 +5284,7 @@
       </w:pPr>
       <w:r>
         <w:rPr>
-          <w:rFonts w:ascii="SimSun" w:cs="SimSun" w:eastAsia="SimSun" w:hAnsi="SimSun"/>
+          <w:rFonts w:ascii="宋体" w:cs="宋体" w:eastAsia="宋体" w:hAnsi="宋体"/>
           <w:sz w:val="24"/>
           <w:szCs w:val="24"/>
         </w:rPr>
@@ -5732,7 +5298,7 @@
       </w:pPr>
       <w:r>
         <w:rPr>
-          <w:rFonts w:ascii="SimHei" w:cs="SimHei" w:eastAsia="SimHei" w:hAnsi="SimHei"/>
+          <w:rFonts w:ascii="黑体" w:cs="黑体" w:eastAsia="黑体" w:hAnsi="黑体"/>
           <w:b/>
           <w:bCs/>
           <w:sz w:val="28"/>
@@ -5748,7 +5314,7 @@
       </w:pPr>
       <w:r>
         <w:rPr>
-          <w:rFonts w:ascii="SimSun" w:cs="SimSun" w:eastAsia="SimSun" w:hAnsi="SimSun"/>
+          <w:rFonts w:ascii="宋体" w:cs="宋体" w:eastAsia="宋体" w:hAnsi="宋体"/>
           <w:sz w:val="24"/>
           <w:szCs w:val="24"/>
         </w:rPr>
@@ -5762,7 +5328,7 @@
       </w:pPr>
       <w:r>
         <w:rPr>
-          <w:rFonts w:ascii="SimSun" w:cs="SimSun" w:eastAsia="SimSun" w:hAnsi="SimSun"/>
+          <w:rFonts w:ascii="宋体" w:cs="宋体" w:eastAsia="宋体" w:hAnsi="宋体"/>
           <w:sz w:val="24"/>
           <w:szCs w:val="24"/>
         </w:rPr>
@@ -5770,7 +5336,7 @@
       </w:r>
       <w:r>
         <w:rPr>
-          <w:rFonts w:ascii="SimSun" w:cs="SimSun" w:eastAsia="SimSun" w:hAnsi="SimSun"/>
+          <w:rFonts w:ascii="宋体" w:cs="宋体" w:eastAsia="宋体" w:hAnsi="宋体"/>
           <w:sz w:val="24"/>
           <w:szCs w:val="24"/>
         </w:rPr>
@@ -5784,7 +5350,7 @@
       </w:pPr>
       <w:r>
         <w:rPr>
-          <w:rFonts w:ascii="SimSun" w:cs="SimSun" w:eastAsia="SimSun" w:hAnsi="SimSun"/>
+          <w:rFonts w:ascii="宋体" w:cs="宋体" w:eastAsia="宋体" w:hAnsi="宋体"/>
           <w:sz w:val="24"/>
           <w:szCs w:val="24"/>
         </w:rPr>
@@ -5792,7 +5358,7 @@
       </w:r>
       <w:r>
         <w:rPr>
-          <w:rFonts w:ascii="SimSun" w:cs="SimSun" w:eastAsia="SimSun" w:hAnsi="SimSun"/>
+          <w:rFonts w:ascii="宋体" w:cs="宋体" w:eastAsia="宋体" w:hAnsi="宋体"/>
           <w:sz w:val="24"/>
           <w:szCs w:val="24"/>
         </w:rPr>
@@ -5806,7 +5372,7 @@
       </w:pPr>
       <w:r>
         <w:rPr>
-          <w:rFonts w:ascii="SimSun" w:cs="SimSun" w:eastAsia="SimSun" w:hAnsi="SimSun"/>
+          <w:rFonts w:ascii="宋体" w:cs="宋体" w:eastAsia="宋体" w:hAnsi="宋体"/>
           <w:sz w:val="24"/>
           <w:szCs w:val="24"/>
         </w:rPr>
@@ -5814,7 +5380,7 @@
       </w:r>
       <w:r>
         <w:rPr>
-          <w:rFonts w:ascii="SimSun" w:cs="SimSun" w:eastAsia="SimSun" w:hAnsi="SimSun"/>
+          <w:rFonts w:ascii="宋体" w:cs="宋体" w:eastAsia="宋体" w:hAnsi="宋体"/>
           <w:sz w:val="24"/>
           <w:szCs w:val="24"/>
         </w:rPr>
@@ -5828,7 +5394,7 @@
       </w:pPr>
       <w:r>
         <w:rPr>
-          <w:rFonts w:ascii="SimHei" w:cs="SimHei" w:eastAsia="SimHei" w:hAnsi="SimHei"/>
+          <w:rFonts w:ascii="黑体" w:cs="黑体" w:eastAsia="黑体" w:hAnsi="黑体"/>
           <w:b/>
           <w:bCs/>
           <w:sz w:val="28"/>
@@ -5844,7 +5410,7 @@
       </w:pPr>
       <w:r>
         <w:rPr>
-          <w:rFonts w:ascii="SimSun" w:cs="SimSun" w:eastAsia="SimSun" w:hAnsi="SimSun"/>
+          <w:rFonts w:ascii="宋体" w:cs="宋体" w:eastAsia="宋体" w:hAnsi="宋体"/>
           <w:sz w:val="24"/>
           <w:szCs w:val="24"/>
         </w:rPr>
@@ -5858,7 +5424,7 @@
       </w:pPr>
       <w:r>
         <w:rPr>
-          <w:rFonts w:ascii="SimSun" w:cs="SimSun" w:eastAsia="SimSun" w:hAnsi="SimSun"/>
+          <w:rFonts w:ascii="宋体" w:cs="宋体" w:eastAsia="宋体" w:hAnsi="宋体"/>
           <w:sz w:val="24"/>
           <w:szCs w:val="24"/>
         </w:rPr>
@@ -5866,7 +5432,7 @@
       </w:r>
       <w:r>
         <w:rPr>
-          <w:rFonts w:ascii="SimSun" w:cs="SimSun" w:eastAsia="SimSun" w:hAnsi="SimSun"/>
+          <w:rFonts w:ascii="宋体" w:cs="宋体" w:eastAsia="宋体" w:hAnsi="宋体"/>
           <w:sz w:val="24"/>
           <w:szCs w:val="24"/>
         </w:rPr>
@@ -5880,7 +5446,7 @@
       </w:pPr>
       <w:r>
         <w:rPr>
-          <w:rFonts w:ascii="SimSun" w:cs="SimSun" w:eastAsia="SimSun" w:hAnsi="SimSun"/>
+          <w:rFonts w:ascii="宋体" w:cs="宋体" w:eastAsia="宋体" w:hAnsi="宋体"/>
           <w:sz w:val="24"/>
           <w:szCs w:val="24"/>
         </w:rPr>
@@ -5888,7 +5454,7 @@
       </w:r>
       <w:r>
         <w:rPr>
-          <w:rFonts w:ascii="SimSun" w:cs="SimSun" w:eastAsia="SimSun" w:hAnsi="SimSun"/>
+          <w:rFonts w:ascii="宋体" w:cs="宋体" w:eastAsia="宋体" w:hAnsi="宋体"/>
           <w:sz w:val="24"/>
           <w:szCs w:val="24"/>
         </w:rPr>
@@ -5902,7 +5468,7 @@
       </w:pPr>
       <w:r>
         <w:rPr>
-          <w:rFonts w:ascii="SimSun" w:cs="SimSun" w:eastAsia="SimSun" w:hAnsi="SimSun"/>
+          <w:rFonts w:ascii="宋体" w:cs="宋体" w:eastAsia="宋体" w:hAnsi="宋体"/>
           <w:sz w:val="24"/>
           <w:szCs w:val="24"/>
         </w:rPr>
@@ -5910,7 +5476,7 @@
       </w:r>
       <w:r>
         <w:rPr>
-          <w:rFonts w:ascii="SimSun" w:cs="SimSun" w:eastAsia="SimSun" w:hAnsi="SimSun"/>
+          <w:rFonts w:ascii="宋体" w:cs="宋体" w:eastAsia="宋体" w:hAnsi="宋体"/>
           <w:sz w:val="24"/>
           <w:szCs w:val="24"/>
         </w:rPr>
@@ -5924,7 +5490,7 @@
       </w:pPr>
       <w:r>
         <w:rPr>
-          <w:rFonts w:ascii="SimSun" w:cs="SimSun" w:eastAsia="SimSun" w:hAnsi="SimSun"/>
+          <w:rFonts w:ascii="宋体" w:cs="宋体" w:eastAsia="宋体" w:hAnsi="宋体"/>
           <w:sz w:val="24"/>
           <w:szCs w:val="24"/>
         </w:rPr>
@@ -5932,7 +5498,7 @@
       </w:r>
       <w:r>
         <w:rPr>
-          <w:rFonts w:ascii="SimSun" w:cs="SimSun" w:eastAsia="SimSun" w:hAnsi="SimSun"/>
+          <w:rFonts w:ascii="宋体" w:cs="宋体" w:eastAsia="宋体" w:hAnsi="宋体"/>
           <w:sz w:val="24"/>
           <w:szCs w:val="24"/>
         </w:rPr>
@@ -5946,7 +5512,7 @@
       </w:pPr>
       <w:r>
         <w:rPr>
-          <w:rFonts w:ascii="SimSun" w:cs="SimSun" w:eastAsia="SimSun" w:hAnsi="SimSun"/>
+          <w:rFonts w:ascii="宋体" w:cs="宋体" w:eastAsia="宋体" w:hAnsi="宋体"/>
           <w:sz w:val="24"/>
           <w:szCs w:val="24"/>
         </w:rPr>
@@ -5954,7 +5520,7 @@
       </w:r>
       <w:r>
         <w:rPr>
-          <w:rFonts w:ascii="SimSun" w:cs="SimSun" w:eastAsia="SimSun" w:hAnsi="SimSun"/>
+          <w:rFonts w:ascii="宋体" w:cs="宋体" w:eastAsia="宋体" w:hAnsi="宋体"/>
           <w:sz w:val="24"/>
           <w:szCs w:val="24"/>
         </w:rPr>
@@ -5968,7 +5534,7 @@
       </w:pPr>
       <w:r>
         <w:rPr>
-          <w:rFonts w:ascii="SimHei" w:cs="SimHei" w:eastAsia="SimHei" w:hAnsi="SimHei"/>
+          <w:rFonts w:ascii="黑体" w:cs="黑体" w:eastAsia="黑体" w:hAnsi="黑体"/>
           <w:b/>
           <w:bCs/>
           <w:sz w:val="28"/>
@@ -5984,7 +5550,7 @@
       </w:pPr>
       <w:r>
         <w:rPr>
-          <w:rFonts w:ascii="SimSun" w:cs="SimSun" w:eastAsia="SimSun" w:hAnsi="SimSun"/>
+          <w:rFonts w:ascii="宋体" w:cs="宋体" w:eastAsia="宋体" w:hAnsi="宋体"/>
           <w:sz w:val="24"/>
           <w:szCs w:val="24"/>
         </w:rPr>
@@ -5995,12 +5561,8 @@
       <w:tblPr>
         <w:tblW w:type="pct" w:w="100%"/>
         <w:tblBorders>
-          <w:top w:val="single" w:color="auto" w:sz="4"/>
-          <w:left w:val="single" w:color="auto" w:sz="4"/>
-          <w:bottom w:val="single" w:color="auto" w:sz="4"/>
-          <w:right w:val="single" w:color="auto" w:sz="4"/>
-          <w:insideH w:val="single" w:color="auto" w:sz="4"/>
-          <w:insideV w:val="single" w:color="auto" w:sz="4"/>
+          <w:top w:val="single" w:sz="12" w:space="0" w:color="000000"/>
+          <w:bottom w:val="single" w:sz="12" w:space="0" w:color="000000"/>
         </w:tblBorders>
       </w:tblPr>
       <w:tblGrid>
@@ -6012,13 +5574,10 @@
       <w:tr>
         <w:tc>
           <w:tcPr>
+            <w:tcBorders>
+              <w:bottom w:val="single" w:sz="6" w:space="0" w:color="000000"/>
+            </w:tcBorders>
             <w:tcW w:type="dxa" w:w="2200"/>
-            <w:tcBorders>
-              <w:top w:val="single" w:color="000000" w:sz="18"/>
-              <w:left w:val="none" w:color="FFFFFF" w:sz="0"/>
-              <w:bottom w:val="single" w:color="000000" w:sz="6"/>
-              <w:right w:val="none" w:color="FFFFFF" w:sz="0"/>
-            </w:tcBorders>
             <w:vAlign w:val="center"/>
           </w:tcPr>
           <w:p>
@@ -6040,13 +5599,10 @@
         </w:tc>
         <w:tc>
           <w:tcPr>
+            <w:tcBorders>
+              <w:bottom w:val="single" w:sz="6" w:space="0" w:color="000000"/>
+            </w:tcBorders>
             <w:tcW w:type="dxa" w:w="2600"/>
-            <w:tcBorders>
-              <w:top w:val="single" w:color="000000" w:sz="18"/>
-              <w:left w:val="none" w:color="FFFFFF" w:sz="0"/>
-              <w:bottom w:val="single" w:color="000000" w:sz="6"/>
-              <w:right w:val="none" w:color="FFFFFF" w:sz="0"/>
-            </w:tcBorders>
             <w:vAlign w:val="center"/>
           </w:tcPr>
           <w:p>
@@ -6068,13 +5624,10 @@
         </w:tc>
         <w:tc>
           <w:tcPr>
+            <w:tcBorders>
+              <w:bottom w:val="single" w:sz="6" w:space="0" w:color="000000"/>
+            </w:tcBorders>
             <w:tcW w:type="dxa" w:w="2600"/>
-            <w:tcBorders>
-              <w:top w:val="single" w:color="000000" w:sz="18"/>
-              <w:left w:val="none" w:color="FFFFFF" w:sz="0"/>
-              <w:bottom w:val="single" w:color="000000" w:sz="6"/>
-              <w:right w:val="none" w:color="FFFFFF" w:sz="0"/>
-            </w:tcBorders>
             <w:vAlign w:val="center"/>
           </w:tcPr>
           <w:p>
@@ -6096,13 +5649,10 @@
         </w:tc>
         <w:tc>
           <w:tcPr>
+            <w:tcBorders>
+              <w:bottom w:val="single" w:sz="6" w:space="0" w:color="000000"/>
+            </w:tcBorders>
             <w:tcW w:type="dxa" w:w="1600"/>
-            <w:tcBorders>
-              <w:top w:val="single" w:color="000000" w:sz="18"/>
-              <w:left w:val="none" w:color="FFFFFF" w:sz="0"/>
-              <w:bottom w:val="single" w:color="000000" w:sz="6"/>
-              <w:right w:val="none" w:color="FFFFFF" w:sz="0"/>
-            </w:tcBorders>
             <w:vAlign w:val="center"/>
           </w:tcPr>
           <w:p>
@@ -6126,13 +5676,10 @@
       <w:tr>
         <w:tc>
           <w:tcPr>
+            <w:tcBorders>
+              <w:bottom w:val="single" w:sz="6" w:space="0" w:color="000000"/>
+            </w:tcBorders>
             <w:tcW w:type="dxa" w:w="2200"/>
-            <w:tcBorders>
-              <w:top w:val="none" w:color="FFFFFF" w:sz="0"/>
-              <w:left w:val="none" w:color="FFFFFF" w:sz="0"/>
-              <w:bottom w:val="none" w:color="FFFFFF" w:sz="0"/>
-              <w:right w:val="none" w:color="FFFFFF" w:sz="0"/>
-            </w:tcBorders>
             <w:vAlign w:val="center"/>
           </w:tcPr>
           <w:p>
@@ -6152,13 +5699,10 @@
         </w:tc>
         <w:tc>
           <w:tcPr>
+            <w:tcBorders>
+              <w:bottom w:val="single" w:sz="6" w:space="0" w:color="000000"/>
+            </w:tcBorders>
             <w:tcW w:type="dxa" w:w="2600"/>
-            <w:tcBorders>
-              <w:top w:val="none" w:color="FFFFFF" w:sz="0"/>
-              <w:left w:val="none" w:color="FFFFFF" w:sz="0"/>
-              <w:bottom w:val="none" w:color="FFFFFF" w:sz="0"/>
-              <w:right w:val="none" w:color="FFFFFF" w:sz="0"/>
-            </w:tcBorders>
             <w:vAlign w:val="center"/>
           </w:tcPr>
           <w:p>
@@ -6178,13 +5722,10 @@
         </w:tc>
         <w:tc>
           <w:tcPr>
+            <w:tcBorders>
+              <w:bottom w:val="single" w:sz="6" w:space="0" w:color="000000"/>
+            </w:tcBorders>
             <w:tcW w:type="dxa" w:w="2600"/>
-            <w:tcBorders>
-              <w:top w:val="none" w:color="FFFFFF" w:sz="0"/>
-              <w:left w:val="none" w:color="FFFFFF" w:sz="0"/>
-              <w:bottom w:val="none" w:color="FFFFFF" w:sz="0"/>
-              <w:right w:val="none" w:color="FFFFFF" w:sz="0"/>
-            </w:tcBorders>
             <w:vAlign w:val="center"/>
           </w:tcPr>
           <w:p>
@@ -6204,13 +5745,10 @@
         </w:tc>
         <w:tc>
           <w:tcPr>
+            <w:tcBorders>
+              <w:bottom w:val="single" w:sz="6" w:space="0" w:color="000000"/>
+            </w:tcBorders>
             <w:tcW w:type="dxa" w:w="1600"/>
-            <w:tcBorders>
-              <w:top w:val="none" w:color="FFFFFF" w:sz="0"/>
-              <w:left w:val="none" w:color="FFFFFF" w:sz="0"/>
-              <w:bottom w:val="none" w:color="FFFFFF" w:sz="0"/>
-              <w:right w:val="none" w:color="FFFFFF" w:sz="0"/>
-            </w:tcBorders>
             <w:vAlign w:val="center"/>
           </w:tcPr>
           <w:p>
@@ -6232,13 +5770,10 @@
       <w:tr>
         <w:tc>
           <w:tcPr>
+            <w:tcBorders>
+              <w:bottom w:val="single" w:sz="6" w:space="0" w:color="000000"/>
+            </w:tcBorders>
             <w:tcW w:type="dxa" w:w="2200"/>
-            <w:tcBorders>
-              <w:top w:val="none" w:color="FFFFFF" w:sz="0"/>
-              <w:left w:val="none" w:color="FFFFFF" w:sz="0"/>
-              <w:bottom w:val="none" w:color="FFFFFF" w:sz="0"/>
-              <w:right w:val="none" w:color="FFFFFF" w:sz="0"/>
-            </w:tcBorders>
             <w:vAlign w:val="center"/>
           </w:tcPr>
           <w:p>
@@ -6258,13 +5793,10 @@
         </w:tc>
         <w:tc>
           <w:tcPr>
+            <w:tcBorders>
+              <w:bottom w:val="single" w:sz="6" w:space="0" w:color="000000"/>
+            </w:tcBorders>
             <w:tcW w:type="dxa" w:w="2600"/>
-            <w:tcBorders>
-              <w:top w:val="none" w:color="FFFFFF" w:sz="0"/>
-              <w:left w:val="none" w:color="FFFFFF" w:sz="0"/>
-              <w:bottom w:val="none" w:color="FFFFFF" w:sz="0"/>
-              <w:right w:val="none" w:color="FFFFFF" w:sz="0"/>
-            </w:tcBorders>
             <w:vAlign w:val="center"/>
           </w:tcPr>
           <w:p>
@@ -6284,13 +5816,10 @@
         </w:tc>
         <w:tc>
           <w:tcPr>
+            <w:tcBorders>
+              <w:bottom w:val="single" w:sz="6" w:space="0" w:color="000000"/>
+            </w:tcBorders>
             <w:tcW w:type="dxa" w:w="2600"/>
-            <w:tcBorders>
-              <w:top w:val="none" w:color="FFFFFF" w:sz="0"/>
-              <w:left w:val="none" w:color="FFFFFF" w:sz="0"/>
-              <w:bottom w:val="none" w:color="FFFFFF" w:sz="0"/>
-              <w:right w:val="none" w:color="FFFFFF" w:sz="0"/>
-            </w:tcBorders>
             <w:vAlign w:val="center"/>
           </w:tcPr>
           <w:p>
@@ -6310,13 +5839,10 @@
         </w:tc>
         <w:tc>
           <w:tcPr>
+            <w:tcBorders>
+              <w:bottom w:val="single" w:sz="6" w:space="0" w:color="000000"/>
+            </w:tcBorders>
             <w:tcW w:type="dxa" w:w="1600"/>
-            <w:tcBorders>
-              <w:top w:val="none" w:color="FFFFFF" w:sz="0"/>
-              <w:left w:val="none" w:color="FFFFFF" w:sz="0"/>
-              <w:bottom w:val="none" w:color="FFFFFF" w:sz="0"/>
-              <w:right w:val="none" w:color="FFFFFF" w:sz="0"/>
-            </w:tcBorders>
             <w:vAlign w:val="center"/>
           </w:tcPr>
           <w:p>
@@ -6338,13 +5864,10 @@
       <w:tr>
         <w:tc>
           <w:tcPr>
+            <w:tcBorders>
+              <w:bottom w:val="single" w:sz="6" w:space="0" w:color="000000"/>
+            </w:tcBorders>
             <w:tcW w:type="dxa" w:w="2200"/>
-            <w:tcBorders>
-              <w:top w:val="none" w:color="FFFFFF" w:sz="0"/>
-              <w:left w:val="none" w:color="FFFFFF" w:sz="0"/>
-              <w:bottom w:val="none" w:color="FFFFFF" w:sz="0"/>
-              <w:right w:val="none" w:color="FFFFFF" w:sz="0"/>
-            </w:tcBorders>
             <w:vAlign w:val="center"/>
           </w:tcPr>
           <w:p>
@@ -6364,13 +5887,10 @@
         </w:tc>
         <w:tc>
           <w:tcPr>
+            <w:tcBorders>
+              <w:bottom w:val="single" w:sz="6" w:space="0" w:color="000000"/>
+            </w:tcBorders>
             <w:tcW w:type="dxa" w:w="2600"/>
-            <w:tcBorders>
-              <w:top w:val="none" w:color="FFFFFF" w:sz="0"/>
-              <w:left w:val="none" w:color="FFFFFF" w:sz="0"/>
-              <w:bottom w:val="none" w:color="FFFFFF" w:sz="0"/>
-              <w:right w:val="none" w:color="FFFFFF" w:sz="0"/>
-            </w:tcBorders>
             <w:vAlign w:val="center"/>
           </w:tcPr>
           <w:p>
@@ -6390,13 +5910,10 @@
         </w:tc>
         <w:tc>
           <w:tcPr>
+            <w:tcBorders>
+              <w:bottom w:val="single" w:sz="6" w:space="0" w:color="000000"/>
+            </w:tcBorders>
             <w:tcW w:type="dxa" w:w="2600"/>
-            <w:tcBorders>
-              <w:top w:val="none" w:color="FFFFFF" w:sz="0"/>
-              <w:left w:val="none" w:color="FFFFFF" w:sz="0"/>
-              <w:bottom w:val="none" w:color="FFFFFF" w:sz="0"/>
-              <w:right w:val="none" w:color="FFFFFF" w:sz="0"/>
-            </w:tcBorders>
             <w:vAlign w:val="center"/>
           </w:tcPr>
           <w:p>
@@ -6416,13 +5933,10 @@
         </w:tc>
         <w:tc>
           <w:tcPr>
+            <w:tcBorders>
+              <w:bottom w:val="single" w:sz="6" w:space="0" w:color="000000"/>
+            </w:tcBorders>
             <w:tcW w:type="dxa" w:w="1600"/>
-            <w:tcBorders>
-              <w:top w:val="none" w:color="FFFFFF" w:sz="0"/>
-              <w:left w:val="none" w:color="FFFFFF" w:sz="0"/>
-              <w:bottom w:val="none" w:color="FFFFFF" w:sz="0"/>
-              <w:right w:val="none" w:color="FFFFFF" w:sz="0"/>
-            </w:tcBorders>
             <w:vAlign w:val="center"/>
           </w:tcPr>
           <w:p>
@@ -6444,13 +5958,10 @@
       <w:tr>
         <w:tc>
           <w:tcPr>
+            <w:tcBorders>
+              <w:bottom w:val="single" w:sz="6" w:space="0" w:color="000000"/>
+            </w:tcBorders>
             <w:tcW w:type="dxa" w:w="2200"/>
-            <w:tcBorders>
-              <w:top w:val="none" w:color="FFFFFF" w:sz="0"/>
-              <w:left w:val="none" w:color="FFFFFF" w:sz="0"/>
-              <w:bottom w:val="single" w:color="000000" w:sz="18"/>
-              <w:right w:val="none" w:color="FFFFFF" w:sz="0"/>
-            </w:tcBorders>
             <w:vAlign w:val="center"/>
           </w:tcPr>
           <w:p>
@@ -6470,13 +5981,10 @@
         </w:tc>
         <w:tc>
           <w:tcPr>
+            <w:tcBorders>
+              <w:bottom w:val="single" w:sz="6" w:space="0" w:color="000000"/>
+            </w:tcBorders>
             <w:tcW w:type="dxa" w:w="2600"/>
-            <w:tcBorders>
-              <w:top w:val="none" w:color="FFFFFF" w:sz="0"/>
-              <w:left w:val="none" w:color="FFFFFF" w:sz="0"/>
-              <w:bottom w:val="single" w:color="000000" w:sz="18"/>
-              <w:right w:val="none" w:color="FFFFFF" w:sz="0"/>
-            </w:tcBorders>
             <w:vAlign w:val="center"/>
           </w:tcPr>
           <w:p>
@@ -6496,13 +6004,10 @@
         </w:tc>
         <w:tc>
           <w:tcPr>
+            <w:tcBorders>
+              <w:bottom w:val="single" w:sz="6" w:space="0" w:color="000000"/>
+            </w:tcBorders>
             <w:tcW w:type="dxa" w:w="2600"/>
-            <w:tcBorders>
-              <w:top w:val="none" w:color="FFFFFF" w:sz="0"/>
-              <w:left w:val="none" w:color="FFFFFF" w:sz="0"/>
-              <w:bottom w:val="single" w:color="000000" w:sz="18"/>
-              <w:right w:val="none" w:color="FFFFFF" w:sz="0"/>
-            </w:tcBorders>
             <w:vAlign w:val="center"/>
           </w:tcPr>
           <w:p>
@@ -6522,13 +6027,10 @@
         </w:tc>
         <w:tc>
           <w:tcPr>
+            <w:tcBorders>
+              <w:bottom w:val="single" w:sz="6" w:space="0" w:color="000000"/>
+            </w:tcBorders>
             <w:tcW w:type="dxa" w:w="1600"/>
-            <w:tcBorders>
-              <w:top w:val="none" w:color="FFFFFF" w:sz="0"/>
-              <w:left w:val="none" w:color="FFFFFF" w:sz="0"/>
-              <w:bottom w:val="single" w:color="000000" w:sz="18"/>
-              <w:right w:val="none" w:color="FFFFFF" w:sz="0"/>
-            </w:tcBorders>
             <w:vAlign w:val="center"/>
           </w:tcPr>
           <w:p>
@@ -6560,7 +6062,7 @@
       </w:pPr>
       <w:r>
         <w:rPr>
-          <w:rFonts w:ascii="SimHei" w:cs="SimHei" w:eastAsia="SimHei" w:hAnsi="SimHei"/>
+          <w:rFonts w:ascii="黑体" w:cs="黑体" w:eastAsia="黑体" w:hAnsi="黑体"/>
           <w:b/>
           <w:bCs/>
           <w:sz w:val="32"/>
@@ -6576,7 +6078,7 @@
       </w:pPr>
       <w:r>
         <w:rPr>
-          <w:rFonts w:ascii="SimHei" w:cs="SimHei" w:eastAsia="SimHei" w:hAnsi="SimHei"/>
+          <w:rFonts w:ascii="黑体" w:cs="黑体" w:eastAsia="黑体" w:hAnsi="黑体"/>
           <w:b/>
           <w:bCs/>
           <w:sz w:val="28"/>
@@ -6592,7 +6094,7 @@
       </w:pPr>
       <w:r>
         <w:rPr>
-          <w:rFonts w:ascii="SimSun" w:cs="SimSun" w:eastAsia="SimSun" w:hAnsi="SimSun"/>
+          <w:rFonts w:ascii="宋体" w:cs="宋体" w:eastAsia="宋体" w:hAnsi="宋体"/>
           <w:sz w:val="24"/>
           <w:szCs w:val="24"/>
         </w:rPr>
@@ -6600,7 +6102,7 @@
       </w:r>
       <w:r>
         <w:rPr>
-          <w:rFonts w:ascii="SimSun" w:cs="SimSun" w:eastAsia="SimSun" w:hAnsi="SimSun"/>
+          <w:rFonts w:ascii="宋体" w:cs="宋体" w:eastAsia="宋体" w:hAnsi="宋体"/>
           <w:sz w:val="24"/>
           <w:szCs w:val="24"/>
         </w:rPr>
@@ -6614,7 +6116,7 @@
       </w:pPr>
       <w:r>
         <w:rPr>
-          <w:rFonts w:ascii="SimSun" w:cs="SimSun" w:eastAsia="SimSun" w:hAnsi="SimSun"/>
+          <w:rFonts w:ascii="宋体" w:cs="宋体" w:eastAsia="宋体" w:hAnsi="宋体"/>
           <w:sz w:val="24"/>
           <w:szCs w:val="24"/>
         </w:rPr>
@@ -6622,7 +6124,7 @@
       </w:r>
       <w:r>
         <w:rPr>
-          <w:rFonts w:ascii="SimSun" w:cs="SimSun" w:eastAsia="SimSun" w:hAnsi="SimSun"/>
+          <w:rFonts w:ascii="宋体" w:cs="宋体" w:eastAsia="宋体" w:hAnsi="宋体"/>
           <w:sz w:val="24"/>
           <w:szCs w:val="24"/>
         </w:rPr>
@@ -6636,7 +6138,7 @@
       </w:pPr>
       <w:r>
         <w:rPr>
-          <w:rFonts w:ascii="SimSun" w:cs="SimSun" w:eastAsia="SimSun" w:hAnsi="SimSun"/>
+          <w:rFonts w:ascii="宋体" w:cs="宋体" w:eastAsia="宋体" w:hAnsi="宋体"/>
           <w:sz w:val="24"/>
           <w:szCs w:val="24"/>
         </w:rPr>
@@ -6644,7 +6146,7 @@
       </w:r>
       <w:r>
         <w:rPr>
-          <w:rFonts w:ascii="SimSun" w:cs="SimSun" w:eastAsia="SimSun" w:hAnsi="SimSun"/>
+          <w:rFonts w:ascii="宋体" w:cs="宋体" w:eastAsia="宋体" w:hAnsi="宋体"/>
           <w:sz w:val="24"/>
           <w:szCs w:val="24"/>
         </w:rPr>
@@ -6658,7 +6160,7 @@
       </w:pPr>
       <w:r>
         <w:rPr>
-          <w:rFonts w:ascii="SimSun" w:cs="SimSun" w:eastAsia="SimSun" w:hAnsi="SimSun"/>
+          <w:rFonts w:ascii="宋体" w:cs="宋体" w:eastAsia="宋体" w:hAnsi="宋体"/>
           <w:sz w:val="24"/>
           <w:szCs w:val="24"/>
         </w:rPr>
@@ -6666,7 +6168,7 @@
       </w:r>
       <w:r>
         <w:rPr>
-          <w:rFonts w:ascii="SimSun" w:cs="SimSun" w:eastAsia="SimSun" w:hAnsi="SimSun"/>
+          <w:rFonts w:ascii="宋体" w:cs="宋体" w:eastAsia="宋体" w:hAnsi="宋体"/>
           <w:sz w:val="24"/>
           <w:szCs w:val="24"/>
         </w:rPr>
@@ -6680,7 +6182,7 @@
       </w:pPr>
       <w:r>
         <w:rPr>
-          <w:rFonts w:ascii="SimSun" w:cs="SimSun" w:eastAsia="SimSun" w:hAnsi="SimSun"/>
+          <w:rFonts w:ascii="宋体" w:cs="宋体" w:eastAsia="宋体" w:hAnsi="宋体"/>
           <w:sz w:val="24"/>
           <w:szCs w:val="24"/>
         </w:rPr>
@@ -6688,7 +6190,7 @@
       </w:r>
       <w:r>
         <w:rPr>
-          <w:rFonts w:ascii="SimSun" w:cs="SimSun" w:eastAsia="SimSun" w:hAnsi="SimSun"/>
+          <w:rFonts w:ascii="宋体" w:cs="宋体" w:eastAsia="宋体" w:hAnsi="宋体"/>
           <w:sz w:val="24"/>
           <w:szCs w:val="24"/>
         </w:rPr>
@@ -6702,7 +6204,7 @@
       </w:pPr>
       <w:r>
         <w:rPr>
-          <w:rFonts w:ascii="SimHei" w:cs="SimHei" w:eastAsia="SimHei" w:hAnsi="SimHei"/>
+          <w:rFonts w:ascii="黑体" w:cs="黑体" w:eastAsia="黑体" w:hAnsi="黑体"/>
           <w:b/>
           <w:bCs/>
           <w:sz w:val="28"/>
@@ -6718,7 +6220,7 @@
       </w:pPr>
       <w:r>
         <w:rPr>
-          <w:rFonts w:ascii="SimSun" w:cs="SimSun" w:eastAsia="SimSun" w:hAnsi="SimSun"/>
+          <w:rFonts w:ascii="宋体" w:cs="宋体" w:eastAsia="宋体" w:hAnsi="宋体"/>
           <w:sz w:val="24"/>
           <w:szCs w:val="24"/>
         </w:rPr>
@@ -6726,7 +6228,7 @@
       </w:r>
       <w:r>
         <w:rPr>
-          <w:rFonts w:ascii="SimSun" w:cs="SimSun" w:eastAsia="SimSun" w:hAnsi="SimSun"/>
+          <w:rFonts w:ascii="宋体" w:cs="宋体" w:eastAsia="宋体" w:hAnsi="宋体"/>
           <w:sz w:val="24"/>
           <w:szCs w:val="24"/>
         </w:rPr>
@@ -6740,7 +6242,7 @@
       </w:pPr>
       <w:r>
         <w:rPr>
-          <w:rFonts w:ascii="SimSun" w:cs="SimSun" w:eastAsia="SimSun" w:hAnsi="SimSun"/>
+          <w:rFonts w:ascii="宋体" w:cs="宋体" w:eastAsia="宋体" w:hAnsi="宋体"/>
           <w:sz w:val="24"/>
           <w:szCs w:val="24"/>
         </w:rPr>
@@ -6748,7 +6250,7 @@
       </w:r>
       <w:r>
         <w:rPr>
-          <w:rFonts w:ascii="SimSun" w:cs="SimSun" w:eastAsia="SimSun" w:hAnsi="SimSun"/>
+          <w:rFonts w:ascii="宋体" w:cs="宋体" w:eastAsia="宋体" w:hAnsi="宋体"/>
           <w:sz w:val="24"/>
           <w:szCs w:val="24"/>
         </w:rPr>
@@ -6762,7 +6264,7 @@
       </w:pPr>
       <w:r>
         <w:rPr>
-          <w:rFonts w:ascii="SimSun" w:cs="SimSun" w:eastAsia="SimSun" w:hAnsi="SimSun"/>
+          <w:rFonts w:ascii="宋体" w:cs="宋体" w:eastAsia="宋体" w:hAnsi="宋体"/>
           <w:sz w:val="24"/>
           <w:szCs w:val="24"/>
         </w:rPr>
@@ -6770,7 +6272,7 @@
       </w:r>
       <w:r>
         <w:rPr>
-          <w:rFonts w:ascii="SimSun" w:cs="SimSun" w:eastAsia="SimSun" w:hAnsi="SimSun"/>
+          <w:rFonts w:ascii="宋体" w:cs="宋体" w:eastAsia="宋体" w:hAnsi="宋体"/>
           <w:sz w:val="24"/>
           <w:szCs w:val="24"/>
         </w:rPr>
@@ -6784,7 +6286,7 @@
       </w:pPr>
       <w:r>
         <w:rPr>
-          <w:rFonts w:ascii="SimSun" w:cs="SimSun" w:eastAsia="SimSun" w:hAnsi="SimSun"/>
+          <w:rFonts w:ascii="宋体" w:cs="宋体" w:eastAsia="宋体" w:hAnsi="宋体"/>
           <w:sz w:val="24"/>
           <w:szCs w:val="24"/>
         </w:rPr>
@@ -6792,7 +6294,7 @@
       </w:r>
       <w:r>
         <w:rPr>
-          <w:rFonts w:ascii="SimSun" w:cs="SimSun" w:eastAsia="SimSun" w:hAnsi="SimSun"/>
+          <w:rFonts w:ascii="宋体" w:cs="宋体" w:eastAsia="宋体" w:hAnsi="宋体"/>
           <w:sz w:val="24"/>
           <w:szCs w:val="24"/>
         </w:rPr>
@@ -6806,7 +6308,7 @@
       </w:pPr>
       <w:r>
         <w:rPr>
-          <w:rFonts w:ascii="SimHei" w:cs="SimHei" w:eastAsia="SimHei" w:hAnsi="SimHei"/>
+          <w:rFonts w:ascii="黑体" w:cs="黑体" w:eastAsia="黑体" w:hAnsi="黑体"/>
           <w:b/>
           <w:bCs/>
           <w:sz w:val="28"/>
@@ -6822,7 +6324,7 @@
       </w:pPr>
       <w:r>
         <w:rPr>
-          <w:rFonts w:ascii="SimSun" w:cs="SimSun" w:eastAsia="SimSun" w:hAnsi="SimSun"/>
+          <w:rFonts w:ascii="宋体" w:cs="宋体" w:eastAsia="宋体" w:hAnsi="宋体"/>
           <w:sz w:val="24"/>
           <w:szCs w:val="24"/>
         </w:rPr>
@@ -6830,7 +6332,7 @@
       </w:r>
       <w:r>
         <w:rPr>
-          <w:rFonts w:ascii="SimSun" w:cs="SimSun" w:eastAsia="SimSun" w:hAnsi="SimSun"/>
+          <w:rFonts w:ascii="宋体" w:cs="宋体" w:eastAsia="宋体" w:hAnsi="宋体"/>
           <w:sz w:val="24"/>
           <w:szCs w:val="24"/>
         </w:rPr>
@@ -6844,7 +6346,7 @@
       </w:pPr>
       <w:r>
         <w:rPr>
-          <w:rFonts w:ascii="SimSun" w:cs="SimSun" w:eastAsia="SimSun" w:hAnsi="SimSun"/>
+          <w:rFonts w:ascii="宋体" w:cs="宋体" w:eastAsia="宋体" w:hAnsi="宋体"/>
           <w:sz w:val="24"/>
           <w:szCs w:val="24"/>
         </w:rPr>
@@ -6852,7 +6354,7 @@
       </w:r>
       <w:r>
         <w:rPr>
-          <w:rFonts w:ascii="SimSun" w:cs="SimSun" w:eastAsia="SimSun" w:hAnsi="SimSun"/>
+          <w:rFonts w:ascii="宋体" w:cs="宋体" w:eastAsia="宋体" w:hAnsi="宋体"/>
           <w:sz w:val="24"/>
           <w:szCs w:val="24"/>
         </w:rPr>
@@ -6866,7 +6368,7 @@
       </w:pPr>
       <w:r>
         <w:rPr>
-          <w:rFonts w:ascii="SimSun" w:cs="SimSun" w:eastAsia="SimSun" w:hAnsi="SimSun"/>
+          <w:rFonts w:ascii="宋体" w:cs="宋体" w:eastAsia="宋体" w:hAnsi="宋体"/>
           <w:sz w:val="24"/>
           <w:szCs w:val="24"/>
         </w:rPr>
@@ -6874,7 +6376,7 @@
       </w:r>
       <w:r>
         <w:rPr>
-          <w:rFonts w:ascii="SimSun" w:cs="SimSun" w:eastAsia="SimSun" w:hAnsi="SimSun"/>
+          <w:rFonts w:ascii="宋体" w:cs="宋体" w:eastAsia="宋体" w:hAnsi="宋体"/>
           <w:sz w:val="24"/>
           <w:szCs w:val="24"/>
         </w:rPr>
@@ -6888,7 +6390,7 @@
       </w:pPr>
       <w:r>
         <w:rPr>
-          <w:rFonts w:ascii="SimSun" w:cs="SimSun" w:eastAsia="SimSun" w:hAnsi="SimSun"/>
+          <w:rFonts w:ascii="宋体" w:cs="宋体" w:eastAsia="宋体" w:hAnsi="宋体"/>
           <w:sz w:val="24"/>
           <w:szCs w:val="24"/>
         </w:rPr>
@@ -6896,7 +6398,7 @@
       </w:r>
       <w:r>
         <w:rPr>
-          <w:rFonts w:ascii="SimSun" w:cs="SimSun" w:eastAsia="SimSun" w:hAnsi="SimSun"/>
+          <w:rFonts w:ascii="宋体" w:cs="宋体" w:eastAsia="宋体" w:hAnsi="宋体"/>
           <w:sz w:val="24"/>
           <w:szCs w:val="24"/>
         </w:rPr>
@@ -6910,7 +6412,7 @@
       </w:pPr>
       <w:r>
         <w:rPr>
-          <w:rFonts w:ascii="SimHei" w:cs="SimHei" w:eastAsia="SimHei" w:hAnsi="SimHei"/>
+          <w:rFonts w:ascii="黑体" w:cs="黑体" w:eastAsia="黑体" w:hAnsi="黑体"/>
           <w:b/>
           <w:bCs/>
           <w:sz w:val="32"/>
@@ -6925,7 +6427,7 @@
       </w:pPr>
       <w:r>
         <w:rPr>
-          <w:rFonts w:ascii="SimSun" w:cs="SimSun" w:eastAsia="SimSun" w:hAnsi="SimSun"/>
+          <w:rFonts w:ascii="宋体" w:cs="宋体" w:eastAsia="宋体" w:hAnsi="宋体"/>
           <w:sz w:val="21"/>
           <w:szCs w:val="21"/>
         </w:rPr>
@@ -6938,7 +6440,7 @@
       </w:pPr>
       <w:r>
         <w:rPr>
-          <w:rFonts w:ascii="SimSun" w:cs="SimSun" w:eastAsia="SimSun" w:hAnsi="SimSun"/>
+          <w:rFonts w:ascii="宋体" w:cs="宋体" w:eastAsia="宋体" w:hAnsi="宋体"/>
           <w:sz w:val="21"/>
           <w:szCs w:val="21"/>
         </w:rPr>
@@ -6951,7 +6453,7 @@
       </w:pPr>
       <w:r>
         <w:rPr>
-          <w:rFonts w:ascii="SimSun" w:cs="SimSun" w:eastAsia="SimSun" w:hAnsi="SimSun"/>
+          <w:rFonts w:ascii="宋体" w:cs="宋体" w:eastAsia="宋体" w:hAnsi="宋体"/>
           <w:sz w:val="21"/>
           <w:szCs w:val="21"/>
         </w:rPr>
@@ -6964,7 +6466,7 @@
       </w:pPr>
       <w:r>
         <w:rPr>
-          <w:rFonts w:ascii="SimSun" w:cs="SimSun" w:eastAsia="SimSun" w:hAnsi="SimSun"/>
+          <w:rFonts w:ascii="宋体" w:cs="宋体" w:eastAsia="宋体" w:hAnsi="宋体"/>
           <w:sz w:val="21"/>
           <w:szCs w:val="21"/>
         </w:rPr>
@@ -6977,7 +6479,7 @@
       </w:pPr>
       <w:r>
         <w:rPr>
-          <w:rFonts w:ascii="SimSun" w:cs="SimSun" w:eastAsia="SimSun" w:hAnsi="SimSun"/>
+          <w:rFonts w:ascii="宋体" w:cs="宋体" w:eastAsia="宋体" w:hAnsi="宋体"/>
           <w:sz w:val="21"/>
           <w:szCs w:val="21"/>
         </w:rPr>
@@ -6990,7 +6492,7 @@
       </w:pPr>
       <w:r>
         <w:rPr>
-          <w:rFonts w:ascii="SimSun" w:cs="SimSun" w:eastAsia="SimSun" w:hAnsi="SimSun"/>
+          <w:rFonts w:ascii="宋体" w:cs="宋体" w:eastAsia="宋体" w:hAnsi="宋体"/>
           <w:sz w:val="21"/>
           <w:szCs w:val="21"/>
         </w:rPr>
@@ -7003,7 +6505,7 @@
       </w:pPr>
       <w:r>
         <w:rPr>
-          <w:rFonts w:ascii="SimSun" w:cs="SimSun" w:eastAsia="SimSun" w:hAnsi="SimSun"/>
+          <w:rFonts w:ascii="宋体" w:cs="宋体" w:eastAsia="宋体" w:hAnsi="宋体"/>
           <w:sz w:val="21"/>
           <w:szCs w:val="21"/>
         </w:rPr>
@@ -7016,7 +6518,7 @@
       </w:pPr>
       <w:r>
         <w:rPr>
-          <w:rFonts w:ascii="SimSun" w:cs="SimSun" w:eastAsia="SimSun" w:hAnsi="SimSun"/>
+          <w:rFonts w:ascii="宋体" w:cs="宋体" w:eastAsia="宋体" w:hAnsi="宋体"/>
           <w:sz w:val="21"/>
           <w:szCs w:val="21"/>
         </w:rPr>
@@ -7029,7 +6531,7 @@
       </w:pPr>
       <w:r>
         <w:rPr>
-          <w:rFonts w:ascii="SimSun" w:cs="SimSun" w:eastAsia="SimSun" w:hAnsi="SimSun"/>
+          <w:rFonts w:ascii="宋体" w:cs="宋体" w:eastAsia="宋体" w:hAnsi="宋体"/>
           <w:sz w:val="21"/>
           <w:szCs w:val="21"/>
         </w:rPr>
@@ -7042,7 +6544,7 @@
       </w:pPr>
       <w:r>
         <w:rPr>
-          <w:rFonts w:ascii="SimSun" w:cs="SimSun" w:eastAsia="SimSun" w:hAnsi="SimSun"/>
+          <w:rFonts w:ascii="宋体" w:cs="宋体" w:eastAsia="宋体" w:hAnsi="宋体"/>
           <w:sz w:val="21"/>
           <w:szCs w:val="21"/>
         </w:rPr>
@@ -7056,7 +6558,7 @@
       </w:pPr>
       <w:r>
         <w:rPr>
-          <w:rFonts w:ascii="SimHei" w:cs="SimHei" w:eastAsia="SimHei" w:hAnsi="SimHei"/>
+          <w:rFonts w:ascii="黑体" w:cs="黑体" w:eastAsia="黑体" w:hAnsi="黑体"/>
           <w:b/>
           <w:bCs/>
           <w:sz w:val="32"/>
@@ -7072,7 +6574,7 @@
       </w:pPr>
       <w:r>
         <w:rPr>
-          <w:rFonts w:ascii="SimSun" w:cs="SimSun" w:eastAsia="SimSun" w:hAnsi="SimSun"/>
+          <w:rFonts w:ascii="宋体" w:cs="宋体" w:eastAsia="宋体" w:hAnsi="宋体"/>
           <w:sz w:val="24"/>
           <w:szCs w:val="24"/>
         </w:rPr>
@@ -7083,12 +6585,8 @@
       <w:tblPr>
         <w:tblW w:type="pct" w:w="100%"/>
         <w:tblBorders>
-          <w:top w:val="single" w:color="auto" w:sz="4"/>
-          <w:left w:val="single" w:color="auto" w:sz="4"/>
-          <w:bottom w:val="single" w:color="auto" w:sz="4"/>
-          <w:right w:val="single" w:color="auto" w:sz="4"/>
-          <w:insideH w:val="single" w:color="auto" w:sz="4"/>
-          <w:insideV w:val="single" w:color="auto" w:sz="4"/>
+          <w:top w:val="single" w:sz="12" w:space="0" w:color="000000"/>
+          <w:bottom w:val="single" w:sz="12" w:space="0" w:color="000000"/>
         </w:tblBorders>
       </w:tblPr>
       <w:tblGrid>
@@ -7101,13 +6599,10 @@
       <w:tr>
         <w:tc>
           <w:tcPr>
+            <w:tcBorders>
+              <w:bottom w:val="single" w:sz="6" w:space="0" w:color="000000"/>
+            </w:tcBorders>
             <w:tcW w:type="dxa" w:w="2200"/>
-            <w:tcBorders>
-              <w:top w:val="single" w:color="000000" w:sz="18"/>
-              <w:left w:val="none" w:color="FFFFFF" w:sz="0"/>
-              <w:bottom w:val="single" w:color="000000" w:sz="6"/>
-              <w:right w:val="none" w:color="FFFFFF" w:sz="0"/>
-            </w:tcBorders>
             <w:vAlign w:val="center"/>
           </w:tcPr>
           <w:p>
@@ -7129,13 +6624,10 @@
         </w:tc>
         <w:tc>
           <w:tcPr>
+            <w:tcBorders>
+              <w:bottom w:val="single" w:sz="6" w:space="0" w:color="000000"/>
+            </w:tcBorders>
             <w:tcW w:type="dxa" w:w="1400"/>
-            <w:tcBorders>
-              <w:top w:val="single" w:color="000000" w:sz="18"/>
-              <w:left w:val="none" w:color="FFFFFF" w:sz="0"/>
-              <w:bottom w:val="single" w:color="000000" w:sz="6"/>
-              <w:right w:val="none" w:color="FFFFFF" w:sz="0"/>
-            </w:tcBorders>
             <w:vAlign w:val="center"/>
           </w:tcPr>
           <w:p>
@@ -7157,13 +6649,10 @@
         </w:tc>
         <w:tc>
           <w:tcPr>
+            <w:tcBorders>
+              <w:bottom w:val="single" w:sz="6" w:space="0" w:color="000000"/>
+            </w:tcBorders>
             <w:tcW w:type="dxa" w:w="1400"/>
-            <w:tcBorders>
-              <w:top w:val="single" w:color="000000" w:sz="18"/>
-              <w:left w:val="none" w:color="FFFFFF" w:sz="0"/>
-              <w:bottom w:val="single" w:color="000000" w:sz="6"/>
-              <w:right w:val="none" w:color="FFFFFF" w:sz="0"/>
-            </w:tcBorders>
             <w:vAlign w:val="center"/>
           </w:tcPr>
           <w:p>
@@ -7185,13 +6674,10 @@
         </w:tc>
         <w:tc>
           <w:tcPr>
+            <w:tcBorders>
+              <w:bottom w:val="single" w:sz="6" w:space="0" w:color="000000"/>
+            </w:tcBorders>
             <w:tcW w:type="dxa" w:w="1400"/>
-            <w:tcBorders>
-              <w:top w:val="single" w:color="000000" w:sz="18"/>
-              <w:left w:val="none" w:color="FFFFFF" w:sz="0"/>
-              <w:bottom w:val="single" w:color="000000" w:sz="6"/>
-              <w:right w:val="none" w:color="FFFFFF" w:sz="0"/>
-            </w:tcBorders>
             <w:vAlign w:val="center"/>
           </w:tcPr>
           <w:p>
@@ -7213,13 +6699,10 @@
         </w:tc>
         <w:tc>
           <w:tcPr>
+            <w:tcBorders>
+              <w:bottom w:val="single" w:sz="6" w:space="0" w:color="000000"/>
+            </w:tcBorders>
             <w:tcW w:type="dxa" w:w="1400"/>
-            <w:tcBorders>
-              <w:top w:val="single" w:color="000000" w:sz="18"/>
-              <w:left w:val="none" w:color="FFFFFF" w:sz="0"/>
-              <w:bottom w:val="single" w:color="000000" w:sz="6"/>
-              <w:right w:val="none" w:color="FFFFFF" w:sz="0"/>
-            </w:tcBorders>
             <w:vAlign w:val="center"/>
           </w:tcPr>
           <w:p>
@@ -7243,13 +6726,10 @@
       <w:tr>
         <w:tc>
           <w:tcPr>
+            <w:tcBorders>
+              <w:bottom w:val="single" w:sz="6" w:space="0" w:color="000000"/>
+            </w:tcBorders>
             <w:tcW w:type="dxa" w:w="2200"/>
-            <w:tcBorders>
-              <w:top w:val="none" w:color="FFFFFF" w:sz="0"/>
-              <w:left w:val="none" w:color="FFFFFF" w:sz="0"/>
-              <w:bottom w:val="none" w:color="FFFFFF" w:sz="0"/>
-              <w:right w:val="none" w:color="FFFFFF" w:sz="0"/>
-            </w:tcBorders>
             <w:vAlign w:val="center"/>
           </w:tcPr>
           <w:p>
@@ -7269,13 +6749,10 @@
         </w:tc>
         <w:tc>
           <w:tcPr>
+            <w:tcBorders>
+              <w:bottom w:val="single" w:sz="6" w:space="0" w:color="000000"/>
+            </w:tcBorders>
             <w:tcW w:type="dxa" w:w="1400"/>
-            <w:tcBorders>
-              <w:top w:val="none" w:color="FFFFFF" w:sz="0"/>
-              <w:left w:val="none" w:color="FFFFFF" w:sz="0"/>
-              <w:bottom w:val="none" w:color="FFFFFF" w:sz="0"/>
-              <w:right w:val="none" w:color="FFFFFF" w:sz="0"/>
-            </w:tcBorders>
             <w:vAlign w:val="center"/>
           </w:tcPr>
           <w:p>
@@ -7295,13 +6772,10 @@
         </w:tc>
         <w:tc>
           <w:tcPr>
+            <w:tcBorders>
+              <w:bottom w:val="single" w:sz="6" w:space="0" w:color="000000"/>
+            </w:tcBorders>
             <w:tcW w:type="dxa" w:w="1400"/>
-            <w:tcBorders>
-              <w:top w:val="none" w:color="FFFFFF" w:sz="0"/>
-              <w:left w:val="none" w:color="FFFFFF" w:sz="0"/>
-              <w:bottom w:val="none" w:color="FFFFFF" w:sz="0"/>
-              <w:right w:val="none" w:color="FFFFFF" w:sz="0"/>
-            </w:tcBorders>
             <w:vAlign w:val="center"/>
           </w:tcPr>
           <w:p>
@@ -7321,13 +6795,10 @@
         </w:tc>
         <w:tc>
           <w:tcPr>
+            <w:tcBorders>
+              <w:bottom w:val="single" w:sz="6" w:space="0" w:color="000000"/>
+            </w:tcBorders>
             <w:tcW w:type="dxa" w:w="1400"/>
-            <w:tcBorders>
-              <w:top w:val="none" w:color="FFFFFF" w:sz="0"/>
-              <w:left w:val="none" w:color="FFFFFF" w:sz="0"/>
-              <w:bottom w:val="none" w:color="FFFFFF" w:sz="0"/>
-              <w:right w:val="none" w:color="FFFFFF" w:sz="0"/>
-            </w:tcBorders>
             <w:vAlign w:val="center"/>
           </w:tcPr>
           <w:p>
@@ -7347,13 +6818,10 @@
         </w:tc>
         <w:tc>
           <w:tcPr>
+            <w:tcBorders>
+              <w:bottom w:val="single" w:sz="6" w:space="0" w:color="000000"/>
+            </w:tcBorders>
             <w:tcW w:type="dxa" w:w="1400"/>
-            <w:tcBorders>
-              <w:top w:val="none" w:color="FFFFFF" w:sz="0"/>
-              <w:left w:val="none" w:color="FFFFFF" w:sz="0"/>
-              <w:bottom w:val="none" w:color="FFFFFF" w:sz="0"/>
-              <w:right w:val="none" w:color="FFFFFF" w:sz="0"/>
-            </w:tcBorders>
             <w:vAlign w:val="center"/>
           </w:tcPr>
           <w:p>
@@ -7375,13 +6843,10 @@
       <w:tr>
         <w:tc>
           <w:tcPr>
+            <w:tcBorders>
+              <w:bottom w:val="single" w:sz="6" w:space="0" w:color="000000"/>
+            </w:tcBorders>
             <w:tcW w:type="dxa" w:w="2200"/>
-            <w:tcBorders>
-              <w:top w:val="none" w:color="FFFFFF" w:sz="0"/>
-              <w:left w:val="none" w:color="FFFFFF" w:sz="0"/>
-              <w:bottom w:val="none" w:color="FFFFFF" w:sz="0"/>
-              <w:right w:val="none" w:color="FFFFFF" w:sz="0"/>
-            </w:tcBorders>
             <w:vAlign w:val="center"/>
           </w:tcPr>
           <w:p>
@@ -7401,13 +6866,10 @@
         </w:tc>
         <w:tc>
           <w:tcPr>
+            <w:tcBorders>
+              <w:bottom w:val="single" w:sz="6" w:space="0" w:color="000000"/>
+            </w:tcBorders>
             <w:tcW w:type="dxa" w:w="1400"/>
-            <w:tcBorders>
-              <w:top w:val="none" w:color="FFFFFF" w:sz="0"/>
-              <w:left w:val="none" w:color="FFFFFF" w:sz="0"/>
-              <w:bottom w:val="none" w:color="FFFFFF" w:sz="0"/>
-              <w:right w:val="none" w:color="FFFFFF" w:sz="0"/>
-            </w:tcBorders>
             <w:vAlign w:val="center"/>
           </w:tcPr>
           <w:p>
@@ -7427,13 +6889,10 @@
         </w:tc>
         <w:tc>
           <w:tcPr>
+            <w:tcBorders>
+              <w:bottom w:val="single" w:sz="6" w:space="0" w:color="000000"/>
+            </w:tcBorders>
             <w:tcW w:type="dxa" w:w="1400"/>
-            <w:tcBorders>
-              <w:top w:val="none" w:color="FFFFFF" w:sz="0"/>
-              <w:left w:val="none" w:color="FFFFFF" w:sz="0"/>
-              <w:bottom w:val="none" w:color="FFFFFF" w:sz="0"/>
-              <w:right w:val="none" w:color="FFFFFF" w:sz="0"/>
-            </w:tcBorders>
             <w:vAlign w:val="center"/>
           </w:tcPr>
           <w:p>
@@ -7453,13 +6912,10 @@
         </w:tc>
         <w:tc>
           <w:tcPr>
+            <w:tcBorders>
+              <w:bottom w:val="single" w:sz="6" w:space="0" w:color="000000"/>
+            </w:tcBorders>
             <w:tcW w:type="dxa" w:w="1400"/>
-            <w:tcBorders>
-              <w:top w:val="none" w:color="FFFFFF" w:sz="0"/>
-              <w:left w:val="none" w:color="FFFFFF" w:sz="0"/>
-              <w:bottom w:val="none" w:color="FFFFFF" w:sz="0"/>
-              <w:right w:val="none" w:color="FFFFFF" w:sz="0"/>
-            </w:tcBorders>
             <w:vAlign w:val="center"/>
           </w:tcPr>
           <w:p>
@@ -7479,13 +6935,10 @@
         </w:tc>
         <w:tc>
           <w:tcPr>
+            <w:tcBorders>
+              <w:bottom w:val="single" w:sz="6" w:space="0" w:color="000000"/>
+            </w:tcBorders>
             <w:tcW w:type="dxa" w:w="1400"/>
-            <w:tcBorders>
-              <w:top w:val="none" w:color="FFFFFF" w:sz="0"/>
-              <w:left w:val="none" w:color="FFFFFF" w:sz="0"/>
-              <w:bottom w:val="none" w:color="FFFFFF" w:sz="0"/>
-              <w:right w:val="none" w:color="FFFFFF" w:sz="0"/>
-            </w:tcBorders>
             <w:vAlign w:val="center"/>
           </w:tcPr>
           <w:p>
@@ -7507,13 +6960,10 @@
       <w:tr>
         <w:tc>
           <w:tcPr>
+            <w:tcBorders>
+              <w:bottom w:val="single" w:sz="6" w:space="0" w:color="000000"/>
+            </w:tcBorders>
             <w:tcW w:type="dxa" w:w="2200"/>
-            <w:tcBorders>
-              <w:top w:val="none" w:color="FFFFFF" w:sz="0"/>
-              <w:left w:val="none" w:color="FFFFFF" w:sz="0"/>
-              <w:bottom w:val="none" w:color="FFFFFF" w:sz="0"/>
-              <w:right w:val="none" w:color="FFFFFF" w:sz="0"/>
-            </w:tcBorders>
             <w:vAlign w:val="center"/>
           </w:tcPr>
           <w:p>
@@ -7533,13 +6983,10 @@
         </w:tc>
         <w:tc>
           <w:tcPr>
+            <w:tcBorders>
+              <w:bottom w:val="single" w:sz="6" w:space="0" w:color="000000"/>
+            </w:tcBorders>
             <w:tcW w:type="dxa" w:w="1400"/>
-            <w:tcBorders>
-              <w:top w:val="none" w:color="FFFFFF" w:sz="0"/>
-              <w:left w:val="none" w:color="FFFFFF" w:sz="0"/>
-              <w:bottom w:val="none" w:color="FFFFFF" w:sz="0"/>
-              <w:right w:val="none" w:color="FFFFFF" w:sz="0"/>
-            </w:tcBorders>
             <w:vAlign w:val="center"/>
           </w:tcPr>
           <w:p>
@@ -7559,13 +7006,10 @@
         </w:tc>
         <w:tc>
           <w:tcPr>
+            <w:tcBorders>
+              <w:bottom w:val="single" w:sz="6" w:space="0" w:color="000000"/>
+            </w:tcBorders>
             <w:tcW w:type="dxa" w:w="1400"/>
-            <w:tcBorders>
-              <w:top w:val="none" w:color="FFFFFF" w:sz="0"/>
-              <w:left w:val="none" w:color="FFFFFF" w:sz="0"/>
-              <w:bottom w:val="none" w:color="FFFFFF" w:sz="0"/>
-              <w:right w:val="none" w:color="FFFFFF" w:sz="0"/>
-            </w:tcBorders>
             <w:vAlign w:val="center"/>
           </w:tcPr>
           <w:p>
@@ -7585,13 +7029,10 @@
         </w:tc>
         <w:tc>
           <w:tcPr>
+            <w:tcBorders>
+              <w:bottom w:val="single" w:sz="6" w:space="0" w:color="000000"/>
+            </w:tcBorders>
             <w:tcW w:type="dxa" w:w="1400"/>
-            <w:tcBorders>
-              <w:top w:val="none" w:color="FFFFFF" w:sz="0"/>
-              <w:left w:val="none" w:color="FFFFFF" w:sz="0"/>
-              <w:bottom w:val="none" w:color="FFFFFF" w:sz="0"/>
-              <w:right w:val="none" w:color="FFFFFF" w:sz="0"/>
-            </w:tcBorders>
             <w:vAlign w:val="center"/>
           </w:tcPr>
           <w:p>
@@ -7611,13 +7052,10 @@
         </w:tc>
         <w:tc>
           <w:tcPr>
+            <w:tcBorders>
+              <w:bottom w:val="single" w:sz="6" w:space="0" w:color="000000"/>
+            </w:tcBorders>
             <w:tcW w:type="dxa" w:w="1400"/>
-            <w:tcBorders>
-              <w:top w:val="none" w:color="FFFFFF" w:sz="0"/>
-              <w:left w:val="none" w:color="FFFFFF" w:sz="0"/>
-              <w:bottom w:val="none" w:color="FFFFFF" w:sz="0"/>
-              <w:right w:val="none" w:color="FFFFFF" w:sz="0"/>
-            </w:tcBorders>
             <w:vAlign w:val="center"/>
           </w:tcPr>
           <w:p>
@@ -7639,13 +7077,10 @@
       <w:tr>
         <w:tc>
           <w:tcPr>
+            <w:tcBorders>
+              <w:bottom w:val="single" w:sz="6" w:space="0" w:color="000000"/>
+            </w:tcBorders>
             <w:tcW w:type="dxa" w:w="2200"/>
-            <w:tcBorders>
-              <w:top w:val="none" w:color="FFFFFF" w:sz="0"/>
-              <w:left w:val="none" w:color="FFFFFF" w:sz="0"/>
-              <w:bottom w:val="none" w:color="FFFFFF" w:sz="0"/>
-              <w:right w:val="none" w:color="FFFFFF" w:sz="0"/>
-            </w:tcBorders>
             <w:vAlign w:val="center"/>
           </w:tcPr>
           <w:p>
@@ -7665,13 +7100,10 @@
         </w:tc>
         <w:tc>
           <w:tcPr>
+            <w:tcBorders>
+              <w:bottom w:val="single" w:sz="6" w:space="0" w:color="000000"/>
+            </w:tcBorders>
             <w:tcW w:type="dxa" w:w="1400"/>
-            <w:tcBorders>
-              <w:top w:val="none" w:color="FFFFFF" w:sz="0"/>
-              <w:left w:val="none" w:color="FFFFFF" w:sz="0"/>
-              <w:bottom w:val="none" w:color="FFFFFF" w:sz="0"/>
-              <w:right w:val="none" w:color="FFFFFF" w:sz="0"/>
-            </w:tcBorders>
             <w:vAlign w:val="center"/>
           </w:tcPr>
           <w:p>
@@ -7691,13 +7123,10 @@
         </w:tc>
         <w:tc>
           <w:tcPr>
+            <w:tcBorders>
+              <w:bottom w:val="single" w:sz="6" w:space="0" w:color="000000"/>
+            </w:tcBorders>
             <w:tcW w:type="dxa" w:w="1400"/>
-            <w:tcBorders>
-              <w:top w:val="none" w:color="FFFFFF" w:sz="0"/>
-              <w:left w:val="none" w:color="FFFFFF" w:sz="0"/>
-              <w:bottom w:val="none" w:color="FFFFFF" w:sz="0"/>
-              <w:right w:val="none" w:color="FFFFFF" w:sz="0"/>
-            </w:tcBorders>
             <w:vAlign w:val="center"/>
           </w:tcPr>
           <w:p>
@@ -7717,13 +7146,10 @@
         </w:tc>
         <w:tc>
           <w:tcPr>
+            <w:tcBorders>
+              <w:bottom w:val="single" w:sz="6" w:space="0" w:color="000000"/>
+            </w:tcBorders>
             <w:tcW w:type="dxa" w:w="1400"/>
-            <w:tcBorders>
-              <w:top w:val="none" w:color="FFFFFF" w:sz="0"/>
-              <w:left w:val="none" w:color="FFFFFF" w:sz="0"/>
-              <w:bottom w:val="none" w:color="FFFFFF" w:sz="0"/>
-              <w:right w:val="none" w:color="FFFFFF" w:sz="0"/>
-            </w:tcBorders>
             <w:vAlign w:val="center"/>
           </w:tcPr>
           <w:p>
@@ -7743,13 +7169,10 @@
         </w:tc>
         <w:tc>
           <w:tcPr>
+            <w:tcBorders>
+              <w:bottom w:val="single" w:sz="6" w:space="0" w:color="000000"/>
+            </w:tcBorders>
             <w:tcW w:type="dxa" w:w="1400"/>
-            <w:tcBorders>
-              <w:top w:val="none" w:color="FFFFFF" w:sz="0"/>
-              <w:left w:val="none" w:color="FFFFFF" w:sz="0"/>
-              <w:bottom w:val="none" w:color="FFFFFF" w:sz="0"/>
-              <w:right w:val="none" w:color="FFFFFF" w:sz="0"/>
-            </w:tcBorders>
             <w:vAlign w:val="center"/>
           </w:tcPr>
           <w:p>
@@ -7771,13 +7194,10 @@
       <w:tr>
         <w:tc>
           <w:tcPr>
+            <w:tcBorders>
+              <w:bottom w:val="single" w:sz="6" w:space="0" w:color="000000"/>
+            </w:tcBorders>
             <w:tcW w:type="dxa" w:w="2200"/>
-            <w:tcBorders>
-              <w:top w:val="none" w:color="FFFFFF" w:sz="0"/>
-              <w:left w:val="none" w:color="FFFFFF" w:sz="0"/>
-              <w:bottom w:val="single" w:color="000000" w:sz="18"/>
-              <w:right w:val="none" w:color="FFFFFF" w:sz="0"/>
-            </w:tcBorders>
             <w:vAlign w:val="center"/>
           </w:tcPr>
           <w:p>
@@ -7797,13 +7217,10 @@
         </w:tc>
         <w:tc>
           <w:tcPr>
+            <w:tcBorders>
+              <w:bottom w:val="single" w:sz="6" w:space="0" w:color="000000"/>
+            </w:tcBorders>
             <w:tcW w:type="dxa" w:w="1400"/>
-            <w:tcBorders>
-              <w:top w:val="none" w:color="FFFFFF" w:sz="0"/>
-              <w:left w:val="none" w:color="FFFFFF" w:sz="0"/>
-              <w:bottom w:val="single" w:color="000000" w:sz="18"/>
-              <w:right w:val="none" w:color="FFFFFF" w:sz="0"/>
-            </w:tcBorders>
             <w:vAlign w:val="center"/>
           </w:tcPr>
           <w:p>
@@ -7823,13 +7240,10 @@
         </w:tc>
         <w:tc>
           <w:tcPr>
+            <w:tcBorders>
+              <w:bottom w:val="single" w:sz="6" w:space="0" w:color="000000"/>
+            </w:tcBorders>
             <w:tcW w:type="dxa" w:w="1400"/>
-            <w:tcBorders>
-              <w:top w:val="none" w:color="FFFFFF" w:sz="0"/>
-              <w:left w:val="none" w:color="FFFFFF" w:sz="0"/>
-              <w:bottom w:val="single" w:color="000000" w:sz="18"/>
-              <w:right w:val="none" w:color="FFFFFF" w:sz="0"/>
-            </w:tcBorders>
             <w:vAlign w:val="center"/>
           </w:tcPr>
           <w:p>
@@ -7849,13 +7263,10 @@
         </w:tc>
         <w:tc>
           <w:tcPr>
+            <w:tcBorders>
+              <w:bottom w:val="single" w:sz="6" w:space="0" w:color="000000"/>
+            </w:tcBorders>
             <w:tcW w:type="dxa" w:w="1400"/>
-            <w:tcBorders>
-              <w:top w:val="none" w:color="FFFFFF" w:sz="0"/>
-              <w:left w:val="none" w:color="FFFFFF" w:sz="0"/>
-              <w:bottom w:val="single" w:color="000000" w:sz="18"/>
-              <w:right w:val="none" w:color="FFFFFF" w:sz="0"/>
-            </w:tcBorders>
             <w:vAlign w:val="center"/>
           </w:tcPr>
           <w:p>
@@ -7875,13 +7286,10 @@
         </w:tc>
         <w:tc>
           <w:tcPr>
+            <w:tcBorders>
+              <w:bottom w:val="single" w:sz="6" w:space="0" w:color="000000"/>
+            </w:tcBorders>
             <w:tcW w:type="dxa" w:w="1400"/>
-            <w:tcBorders>
-              <w:top w:val="none" w:color="FFFFFF" w:sz="0"/>
-              <w:left w:val="none" w:color="FFFFFF" w:sz="0"/>
-              <w:bottom w:val="single" w:color="000000" w:sz="18"/>
-              <w:right w:val="none" w:color="FFFFFF" w:sz="0"/>
-            </w:tcBorders>
             <w:vAlign w:val="center"/>
           </w:tcPr>
           <w:p>
@@ -7913,7 +7321,7 @@
       </w:pPr>
       <w:r>
         <w:rPr>
-          <w:rFonts w:ascii="SimHei" w:cs="SimHei" w:eastAsia="SimHei" w:hAnsi="SimHei"/>
+          <w:rFonts w:ascii="黑体" w:cs="黑体" w:eastAsia="黑体" w:hAnsi="黑体"/>
           <w:b/>
           <w:bCs/>
           <w:sz w:val="24"/>
@@ -7974,6 +7382,38 @@
 </w:endnotes>
 </file>
 
+<file path=word/footer1.xml><?xml version="1.0" encoding="utf-8"?>
+<w:ftr xmlns:wpc="http://schemas.microsoft.com/office/word/2010/wordprocessingCanvas" xmlns:mc="http://schemas.openxmlformats.org/markup-compatibility/2006" xmlns:o="urn:schemas-microsoft-com:office:office" xmlns:r="http://schemas.openxmlformats.org/officeDocument/2006/relationships" xmlns:m="http://schemas.openxmlformats.org/officeDocument/2006/math" xmlns:v="urn:schemas-microsoft-com:vml" xmlns:wp14="http://schemas.microsoft.com/office/word/2010/wordprocessingDrawing" xmlns:wp="http://schemas.openxmlformats.org/drawingml/2006/wordprocessingDrawing" xmlns:w10="urn:schemas-microsoft-com:office:word" xmlns:w="http://schemas.openxmlformats.org/wordprocessingml/2006/main" xmlns:w14="http://schemas.microsoft.com/office/word/2010/wordml" xmlns:w15="http://schemas.microsoft.com/office/word/2012/wordml" xmlns:wpg="http://schemas.microsoft.com/office/word/2010/wordprocessingGroup" xmlns:wpi="http://schemas.microsoft.com/office/word/2010/wordprocessingInk" xmlns:wne="http://schemas.microsoft.com/office/word/2006/wordml" xmlns:wps="http://schemas.microsoft.com/office/word/2010/wordprocessingShape" xmlns:wpsCustomData="http://www.wps.cn/officeDocument/2013/wpsCustomData" mc:Ignorable="w14 w15 wp14">
+  <w:p>
+    <w:pPr>
+      <w:pStyle w:val="8"/>
+      <w:ind w:right="360" w:firstLine="360"/>
+    </w:pPr>
+    <w:r>
+      <w:fldChar w:fldCharType="begin"/>
+    </w:r>
+    <w:r>
+      <w:rPr>
+        <w:rStyle w:val="15"/>
+      </w:rPr>
+      <w:instrText xml:space="preserve"> PAGE </w:instrText>
+    </w:r>
+    <w:r>
+      <w:fldChar w:fldCharType="separate"/>
+    </w:r>
+    <w:r>
+      <w:rPr>
+        <w:rStyle w:val="15"/>
+      </w:rPr>
+      <w:t>4</w:t>
+    </w:r>
+    <w:r>
+      <w:fldChar w:fldCharType="end"/>
+    </w:r>
+  </w:p>
+</w:ftr>
+</file>
+
 <file path=word/footnotes.xml><?xml version="1.0" encoding="utf-8"?>
 <w:footnotes xmlns:wpc="http://schemas.microsoft.com/office/word/2010/wordprocessingCanvas" xmlns:mc="http://schemas.openxmlformats.org/markup-compatibility/2006" xmlns:o="urn:schemas-microsoft-com:office:office" xmlns:r="http://schemas.openxmlformats.org/officeDocument/2006/relationships" xmlns:m="http://schemas.openxmlformats.org/officeDocument/2006/math" xmlns:v="urn:schemas-microsoft-com:vml" xmlns:wp14="http://schemas.microsoft.com/office/word/2010/wordprocessingDrawing" xmlns:wp="http://schemas.openxmlformats.org/drawingml/2006/wordprocessingDrawing" xmlns:w10="urn:schemas-microsoft-com:office:word" xmlns:w="http://schemas.openxmlformats.org/wordprocessingml/2006/main" xmlns:w14="http://schemas.microsoft.com/office/word/2010/wordml" xmlns:w15="http://schemas.microsoft.com/office/word/2012/wordml" xmlns:wpg="http://schemas.microsoft.com/office/word/2010/wordprocessingGroup" xmlns:wpi="http://schemas.microsoft.com/office/word/2010/wordprocessingInk" xmlns:wne="http://schemas.microsoft.com/office/word/2006/wordml" xmlns:wps="http://schemas.microsoft.com/office/word/2010/wordprocessingShape" mc:Ignorable="w14 w15 wp14">
   <w:footnote w:type="separator" w:id="-1">
@@ -8011,163 +7451,20 @@
 </w:footnotes>
 </file>
 
-<file path=word/header_watermark.xml><?xml version="1.0" encoding="utf-8"?>
-<w:hdr xmlns:w="http://schemas.openxmlformats.org/wordprocessingml/2006/main" xmlns:r="http://schemas.openxmlformats.org/officeDocument/2006/relationships" xmlns:wp="http://schemas.openxmlformats.org/drawingml/2006/wordprocessingDrawing" xmlns:a="http://schemas.openxmlformats.org/drawingml/2006/main" xmlns:wps="http://schemas.microsoft.com/office/word/2010/wordprocessingShape" xmlns:mc="http://schemas.openxmlformats.org/markup-compatibility/2006" xmlns:wp14="http://schemas.microsoft.com/office/word/2010/wordprocessingDrawing" xmlns:w14="http://schemas.microsoft.com/office/word/2010/wordml" mc:Ignorable="w14 wp14">
+<file path=word/header1.xml><?xml version="1.0" encoding="utf-8"?>
+<w:hdr xmlns:wpc="http://schemas.microsoft.com/office/word/2010/wordprocessingCanvas" xmlns:mc="http://schemas.openxmlformats.org/markup-compatibility/2006" xmlns:o="urn:schemas-microsoft-com:office:office" xmlns:r="http://schemas.openxmlformats.org/officeDocument/2006/relationships" xmlns:m="http://schemas.openxmlformats.org/officeDocument/2006/math" xmlns:v="urn:schemas-microsoft-com:vml" xmlns:wp14="http://schemas.microsoft.com/office/word/2010/wordprocessingDrawing" xmlns:wp="http://schemas.openxmlformats.org/drawingml/2006/wordprocessingDrawing" xmlns:w10="urn:schemas-microsoft-com:office:word" xmlns:w="http://schemas.openxmlformats.org/wordprocessingml/2006/main" xmlns:w14="http://schemas.microsoft.com/office/word/2010/wordml" xmlns:w15="http://schemas.microsoft.com/office/word/2012/wordml" xmlns:wpg="http://schemas.microsoft.com/office/word/2010/wordprocessingGroup" xmlns:wpi="http://schemas.microsoft.com/office/word/2010/wordprocessingInk" xmlns:wne="http://schemas.microsoft.com/office/word/2006/wordml" xmlns:wps="http://schemas.microsoft.com/office/word/2010/wordprocessingShape" xmlns:wpsCustomData="http://www.wps.cn/officeDocument/2013/wpsCustomData" mc:Ignorable="w14 w15 wp14">
   <w:p>
     <w:pPr>
-      <w:pStyle w:val="Header"/>
+      <w:pStyle w:val="9"/>
+      <w:rPr>
+        <w:rFonts w:hint="eastAsia" w:ascii="宋体" w:hAnsi="宋体" w:eastAsia="宋体"/>
+      </w:rPr>
     </w:pPr>
     <w:r>
       <w:rPr>
-        <w:noProof/>
+        <w:rFonts w:hint="eastAsia" w:ascii="宋体" w:hAnsi="宋体" w:eastAsia="宋体"/>
       </w:rPr>
-      <mc:AlternateContent>
-        <mc:Choice Requires="wps">
-          <w:drawing>
-            <wp:anchor distT="0" distB="0" distL="0" distR="0" simplePos="0" relativeHeight="251658240" behindDoc="1" locked="0" layoutInCell="0" allowOverlap="1">
-              <wp:simplePos x="0" y="0"/>
-              <wp:positionH relativeFrom="page">
-                <wp:align>right</wp:align>
-              </wp:positionH>
-              <wp:positionV relativeFrom="page">
-                <wp:align>bottom</wp:align>
-              </wp:positionV>
-              <wp:extent cx="2200000" cy="350000"/>
-              <wp:effectExtent l="0" t="0" r="0" b="0"/>
-              <wp:wrapNone/>
-              <wp:docPr id="1" name="Watermark"/>
-              <a:graphic>
-                <a:graphicData uri="http://schemas.microsoft.com/office/word/2010/wordprocessingShape">
-                  <wps:wsp>
-                    <wps:cNvSpPr txBox="1"/>
-                    <wps:spPr>
-                      <a:xfrm rot="0">
-                        <a:off x="0" y="0"/>
-                        <a:ext cx="2200000" cy="350000"/>
-                      </a:xfrm>
-                      <a:prstGeom prst="rect">
-                        <a:avLst/>
-                      </a:prstGeom>
-                      <a:noFill/>
-                      <a:ln>
-                        <a:noFill/>
-                      </a:ln>
-                    </wps:spPr>
-                    <wps:txbx>
-                      <w:txbxContent>
-                        <w:p>
-                          <w:pPr>
-                            <w:jc w:val="right"/>
-                          </w:pPr>
-                          <w:r>
-                            <w:rPr>
-                              <w:sz w:val="32"/>
-                              <w:szCs w:val="32"/>
-                              <w:rFonts w:eastAsia="SimSun" w:ascii="Arial" w:hAnsi="Arial"/>
-                              <w:color w:val="808080"/>
-                              <w14:textFill>
-                                <w14:solidFill>
-                                  <w14:srgbClr w14:val="808080">
-                                    <w14:alpha w14:val="19999"/>
-                                  </w14:srgbClr>
-                                </w14:solidFill>
-                              </w14:textFill>
-                            </w:rPr>
-                            <w:t>TRAE AI 生成</w:t>
-                          </w:r>
-                        </w:p>
-                      </w:txbxContent>
-                    </wps:txbx>
-                    <wps:bodyPr wrap="square" anchor="b" anchorCtr="0" lIns="0" tIns="0" rIns="91440" bIns="45720"/>
-                  </wps:wsp>
-                </a:graphicData>
-              </a:graphic>
-            </wp:anchor>
-          </w:drawing>
-        </mc:Choice>
-        <mc:Fallback/>
-      </mc:AlternateContent>
-    </w:r>
-  </w:p>
-</w:hdr>
-</file>
-
-<file path=word/header_watermark.xml><?xml version="1.0" encoding="utf-8"?>
-<w:hdr xmlns:w="http://schemas.openxmlformats.org/wordprocessingml/2006/main" xmlns:r="http://schemas.openxmlformats.org/officeDocument/2006/relationships" xmlns:wp="http://schemas.openxmlformats.org/drawingml/2006/wordprocessingDrawing" xmlns:a="http://schemas.openxmlformats.org/drawingml/2006/main" xmlns:wps="http://schemas.microsoft.com/office/word/2010/wordprocessingShape" xmlns:mc="http://schemas.openxmlformats.org/markup-compatibility/2006" xmlns:wp14="http://schemas.microsoft.com/office/word/2010/wordprocessingDrawing" xmlns:w14="http://schemas.microsoft.com/office/word/2010/wordml" mc:Ignorable="w14 wp14">
-  <w:p>
-    <w:pPr>
-      <w:pStyle w:val="Header"/>
-    </w:pPr>
-    <w:r>
-      <w:rPr>
-        <w:noProof/>
-      </w:rPr>
-      <mc:AlternateContent>
-        <mc:Choice Requires="wps">
-          <w:drawing>
-            <wp:anchor distT="0" distB="0" distL="0" distR="0" simplePos="0" relativeHeight="251658240" behindDoc="1" locked="0" layoutInCell="0" allowOverlap="1">
-              <wp:simplePos x="0" y="0"/>
-              <wp:positionH relativeFrom="page">
-                <wp:align>right</wp:align>
-              </wp:positionH>
-              <wp:positionV relativeFrom="page">
-                <wp:align>bottom</wp:align>
-              </wp:positionV>
-              <wp:extent cx="2200000" cy="350000"/>
-              <wp:effectExtent l="0" t="0" r="0" b="0"/>
-              <wp:wrapNone/>
-              <wp:docPr id="1" name="Watermark"/>
-              <a:graphic>
-                <a:graphicData uri="http://schemas.microsoft.com/office/word/2010/wordprocessingShape">
-                  <wps:wsp>
-                    <wps:cNvSpPr txBox="1"/>
-                    <wps:spPr>
-                      <a:xfrm rot="0">
-                        <a:off x="0" y="0"/>
-                        <a:ext cx="2200000" cy="350000"/>
-                      </a:xfrm>
-                      <a:prstGeom prst="rect">
-                        <a:avLst/>
-                      </a:prstGeom>
-                      <a:noFill/>
-                      <a:ln>
-                        <a:noFill/>
-                      </a:ln>
-                    </wps:spPr>
-                    <wps:txbx>
-                      <w:txbxContent>
-                        <w:p>
-                          <w:pPr>
-                            <w:jc w:val="right"/>
-                          </w:pPr>
-                          <w:r>
-                            <w:rPr>
-                              <w:sz w:val="32"/>
-                              <w:szCs w:val="32"/>
-                              <w:rFonts w:eastAsia="SimSun" w:ascii="Arial" w:hAnsi="Arial"/>
-                              <w:color w:val="808080"/>
-                              <w14:textFill>
-                                <w14:solidFill>
-                                  <w14:srgbClr w14:val="808080">
-                                    <w14:alpha w14:val="19999"/>
-                                  </w14:srgbClr>
-                                </w14:solidFill>
-                              </w14:textFill>
-                            </w:rPr>
-                            <w:t>TRAE AI 生成</w:t>
-                          </w:r>
-                        </w:p>
-                      </w:txbxContent>
-                    </wps:txbx>
-                    <wps:bodyPr wrap="square" anchor="b" anchorCtr="0" lIns="0" tIns="0" rIns="91440" bIns="45720"/>
-                  </wps:wsp>
-                </a:graphicData>
-              </a:graphic>
-            </wp:anchor>
-          </w:drawing>
-        </mc:Choice>
-        <mc:Fallback/>
-      </mc:AlternateContent>
+      <w:t>基于电磁感应传感器的智能车系统设计(单驱动)</w:t>
     </w:r>
   </w:p>
 </w:hdr>
@@ -8273,7 +7570,7 @@
   <w:docDefaults>
     <w:rPrDefault>
       <w:rPr>
-        <w:rFonts w:ascii="SimSun" w:cs="SimSun" w:eastAsia="SimSun" w:hAnsi="SimSun"/>
+        <w:rFonts w:ascii="宋体" w:cs="宋体" w:eastAsia="宋体" w:hAnsi="宋体"/>
         <w:sz w:val="24"/>
         <w:szCs w:val="24"/>
       </w:rPr>

--- a/论文与演讲稿/边坡预警问题/边坡预警问题论文.docx
+++ b/论文与演讲稿/边坡预警问题/边坡预警问题论文.docx
@@ -2,6 +2,588 @@
 <file path=word/document.xml><?xml version="1.0" encoding="utf-8"?>
 <w:document xmlns:wpc="http://schemas.microsoft.com/office/word/2010/wordprocessingCanvas" xmlns:mc="http://schemas.openxmlformats.org/markup-compatibility/2006" xmlns:o="urn:schemas-microsoft-com:office:office" xmlns:r="http://schemas.openxmlformats.org/officeDocument/2006/relationships" xmlns:m="http://schemas.openxmlformats.org/officeDocument/2006/math" xmlns:v="urn:schemas-microsoft-com:vml" xmlns:wp14="http://schemas.microsoft.com/office/word/2010/wordprocessingDrawing" xmlns:wp="http://schemas.openxmlformats.org/drawingml/2006/wordprocessingDrawing" xmlns:w10="urn:schemas-microsoft-com:office:word" xmlns:w="http://schemas.openxmlformats.org/wordprocessingml/2006/main" xmlns:w14="http://schemas.microsoft.com/office/word/2010/wordml" xmlns:w15="http://schemas.microsoft.com/office/word/2012/wordml" xmlns:wpg="http://schemas.microsoft.com/office/word/2010/wordprocessingGroup" xmlns:wpi="http://schemas.microsoft.com/office/word/2010/wordprocessingInk" xmlns:wne="http://schemas.microsoft.com/office/word/2006/wordml" xmlns:wps="http://schemas.microsoft.com/office/word/2010/wordprocessingShape" xmlns:cx="http://schemas.microsoft.com/office/drawing/2014/chartex" xmlns:cx1="http://schemas.microsoft.com/office/drawing/2015/9/8/chartex" xmlns:cx2="http://schemas.microsoft.com/office/drawing/2015/10/21/chartex" xmlns:cx3="http://schemas.microsoft.com/office/drawing/2016/5/9/chartex" xmlns:cx4="http://schemas.microsoft.com/office/drawing/2016/5/10/chartex" xmlns:cx5="http://schemas.microsoft.com/office/drawing/2016/5/11/chartex" xmlns:cx6="http://schemas.microsoft.com/office/drawing/2016/5/12/chartex" xmlns:cx7="http://schemas.microsoft.com/office/drawing/2016/5/13/chartex" xmlns:cx8="http://schemas.microsoft.com/office/drawing/2016/5/14/chartex" xmlns:aink="http://schemas.microsoft.com/office/drawing/2016/ink" xmlns:am3d="http://schemas.microsoft.com/office/drawing/2017/model3d" xmlns:w16cex="http://schemas.microsoft.com/office/word/2018/wordml/cex" xmlns:w16cid="http://schemas.microsoft.com/office/word/2016/wordml/cid" xmlns:w16="http://schemas.microsoft.com/office/word/2018/wordml" xmlns:w16sdtdh="http://schemas.microsoft.com/office/word/2020/wordml/sdtdatahash" xmlns:w16se="http://schemas.microsoft.com/office/word/2015/wordml/symex" mc:Ignorable="w14 w15 wp14">
   <w:body>
+    <w:p>
+      <w:pPr>
+        <w:ind w:firstLine="1200" w:firstLineChars="375"/>
+        <w:rPr>
+          <w:rFonts w:hint="eastAsia"/>
+          <w:sz w:val="32"/>
+          <w:u w:val="single"/>
+        </w:rPr>
+      </w:pPr>
+    </w:p>
+    <w:p>
+      <w:pPr>
+        <w:jc w:val="center"/>
+        <w:rPr>
+          <w:rFonts w:hint="eastAsia"/>
+        </w:rPr>
+      </w:pPr>
+    </w:p>
+    <w:p>
+      <w:pPr>
+        <w:rPr>
+          <w:rFonts w:hint="eastAsia"/>
+        </w:rPr>
+      </w:pPr>
+    </w:p>
+    <w:p>
+      <w:pPr>
+        <w:ind w:firstLine="640" w:firstLineChars="200"/>
+        <w:rPr>
+          <w:rFonts w:hint="eastAsia"/>
+          <w:sz w:val="32"/>
+        </w:rPr>
+      </w:pPr>
+    </w:p>
+    <w:p>
+      <w:pPr>
+        <w:jc w:val="center"/>
+        <w:rPr>
+          <w:rFonts w:hint="default" w:ascii="宋体" w:hAnsi="宋体"/>
+          <w:b/>
+          <w:w w:val="90"/>
+          <w:sz w:val="72"/>
+          <w:szCs w:val="20"/>
+          <w:lang w:val="en-US" w:eastAsia="zh-CN"/>
+        </w:rPr>
+      </w:pPr>
+      <w:r>
+        <w:rPr>
+          <w:rFonts w:hint="eastAsia" w:ascii="宋体" w:hAnsi="宋体"/>
+          <w:b/>
+          <w:w w:val="90"/>
+          <w:sz w:val="72"/>
+          <w:szCs w:val="20"/>
+          <w:lang w:val="en-US" w:eastAsia="zh-CN"/>
+        </w:rPr>
+        <w:t>数学建模与</w:t>
+      </w:r>
+      <w:r>
+        <w:rPr>
+          <w:rFonts w:hint="default" w:ascii="宋体" w:hAnsi="宋体"/>
+          <w:b/>
+          <w:w w:val="90"/>
+          <w:sz w:val="72"/>
+          <w:szCs w:val="20"/>
+          <w:lang w:val="en-US" w:eastAsia="zh-CN"/>
+        </w:rPr>
+        <w:t>MATLAB</w:t>
+      </w:r>
+      <w:r>
+        <w:rPr>
+          <w:rFonts w:hint="eastAsia" w:ascii="宋体" w:hAnsi="宋体"/>
+          <w:b/>
+          <w:w w:val="90"/>
+          <w:sz w:val="72"/>
+          <w:szCs w:val="20"/>
+          <w:lang w:val="en-US" w:eastAsia="zh-CN"/>
+        </w:rPr>
+        <w:t>课程</w:t>
+      </w:r>
+    </w:p>
+    <w:p>
+      <w:pPr>
+        <w:jc w:val="center"/>
+        <w:rPr>
+          <w:b/>
+          <w:sz w:val="28"/>
+        </w:rPr>
+      </w:pPr>
+      <w:r>
+        <w:rPr>
+          <w:rFonts w:hint="eastAsia" w:ascii="宋体" w:hAnsi="宋体"/>
+          <w:b/>
+          <w:w w:val="90"/>
+          <w:sz w:val="72"/>
+          <w:szCs w:val="20"/>
+          <w:lang w:val="en-US" w:eastAsia="zh-CN"/>
+        </w:rPr>
+        <w:t>期 末</w:t>
+      </w:r>
+      <w:r>
+        <w:rPr>
+          <w:rFonts w:hint="eastAsia" w:ascii="宋体" w:hAnsi="宋体"/>
+          <w:b/>
+          <w:w w:val="90"/>
+          <w:sz w:val="72"/>
+          <w:szCs w:val="20"/>
+        </w:rPr>
+        <w:t xml:space="preserve"> 论 文</w:t>
+      </w:r>
+    </w:p>
+    <w:p>
+      <w:pPr>
+        <w:keepNext w:val="0"/>
+        <w:keepLines w:val="0"/>
+        <w:pageBreakBefore w:val="0"/>
+        <w:widowControl w:val="0"/>
+        <w:kinsoku/>
+        <w:wordWrap/>
+        <w:overflowPunct/>
+        <w:topLinePunct w:val="0"/>
+        <w:autoSpaceDE/>
+        <w:autoSpaceDN/>
+        <w:bidi w:val="0"/>
+        <w:adjustRightInd/>
+        <w:snapToGrid/>
+        <w:ind w:right="1102" w:rightChars="525"/>
+        <w:textAlignment w:val="auto"/>
+        <w:rPr>
+          <w:rFonts w:hint="eastAsia"/>
+          <w:sz w:val="32"/>
+        </w:rPr>
+      </w:pPr>
+    </w:p>
+    <w:p>
+      <w:pPr>
+        <w:keepNext w:val="0"/>
+        <w:keepLines w:val="0"/>
+        <w:pageBreakBefore w:val="0"/>
+        <w:widowControl w:val="0"/>
+        <w:kinsoku/>
+        <w:wordWrap/>
+        <w:overflowPunct/>
+        <w:topLinePunct w:val="0"/>
+        <w:autoSpaceDE/>
+        <w:autoSpaceDN/>
+        <w:bidi w:val="0"/>
+        <w:adjustRightInd/>
+        <w:snapToGrid/>
+        <w:ind w:left="1470" w:leftChars="700" w:right="1102" w:rightChars="525"/>
+        <w:textAlignment w:val="auto"/>
+        <w:rPr>
+          <w:rFonts w:hint="eastAsia"/>
+          <w:sz w:val="32"/>
+        </w:rPr>
+      </w:pPr>
+    </w:p>
+    <w:p>
+      <w:pPr>
+        <w:keepNext w:val="0"/>
+        <w:keepLines w:val="0"/>
+        <w:pageBreakBefore w:val="0"/>
+        <w:widowControl w:val="0"/>
+        <w:kinsoku/>
+        <w:wordWrap/>
+        <w:overflowPunct/>
+        <w:topLinePunct w:val="0"/>
+        <w:autoSpaceDE/>
+        <w:autoSpaceDN/>
+        <w:bidi w:val="0"/>
+        <w:adjustRightInd/>
+        <w:snapToGrid/>
+        <w:ind w:left="1470" w:leftChars="700" w:right="1102" w:rightChars="525"/>
+        <w:textAlignment w:val="auto"/>
+        <w:rPr>
+          <w:rFonts w:hint="eastAsia"/>
+          <w:sz w:val="32"/>
+        </w:rPr>
+      </w:pPr>
+    </w:p>
+    <w:p>
+      <w:pPr>
+        <w:keepNext w:val="0"/>
+        <w:keepLines w:val="0"/>
+        <w:pageBreakBefore w:val="0"/>
+        <w:widowControl w:val="0"/>
+        <w:kinsoku/>
+        <w:wordWrap/>
+        <w:overflowPunct/>
+        <w:topLinePunct w:val="0"/>
+        <w:autoSpaceDE/>
+        <w:autoSpaceDN/>
+        <w:bidi w:val="0"/>
+        <w:adjustRightInd/>
+        <w:snapToGrid/>
+        <w:ind w:left="1470" w:leftChars="700" w:right="1102" w:rightChars="525"/>
+        <w:textAlignment w:val="auto"/>
+        <w:rPr>
+          <w:rFonts w:hint="eastAsia"/>
+          <w:sz w:val="32"/>
+        </w:rPr>
+      </w:pPr>
+    </w:p>
+    <w:p>
+      <w:pPr>
+        <w:keepNext w:val="0"/>
+        <w:keepLines w:val="0"/>
+        <w:pageBreakBefore w:val="0"/>
+        <w:widowControl w:val="0"/>
+        <w:kinsoku/>
+        <w:wordWrap/>
+        <w:overflowPunct/>
+        <w:topLinePunct w:val="0"/>
+        <w:autoSpaceDE/>
+        <w:autoSpaceDN/>
+        <w:bidi w:val="0"/>
+        <w:adjustRightInd/>
+        <w:snapToGrid/>
+        <w:ind w:left="1470" w:leftChars="700" w:right="1102" w:rightChars="525"/>
+        <w:textAlignment w:val="auto"/>
+        <w:rPr>
+          <w:rFonts w:hint="eastAsia"/>
+          <w:sz w:val="32"/>
+        </w:rPr>
+      </w:pPr>
+      <w:r>
+        <w:rPr>
+          <w:rFonts w:hint="eastAsia"/>
+          <w:sz w:val="32"/>
+        </w:rPr>
+        <w:t>题</w:t>
+      </w:r>
+      <w:r>
+        <w:rPr>
+          <w:rFonts w:hint="eastAsia"/>
+          <w:sz w:val="32"/>
+          <w:lang w:val="en-US" w:eastAsia="zh-CN"/>
+        </w:rPr>
+        <w:t xml:space="preserve"> </w:t>
+      </w:r>
+      <w:r>
+        <w:rPr>
+          <w:rFonts w:hint="eastAsia"/>
+          <w:sz w:val="32"/>
+        </w:rPr>
+        <w:t xml:space="preserve"> </w:t>
+      </w:r>
+      <w:r>
+        <w:rPr>
+          <w:rFonts w:hint="eastAsia"/>
+          <w:sz w:val="32"/>
+          <w:lang w:val="en-US" w:eastAsia="zh-CN"/>
+        </w:rPr>
+        <w:t xml:space="preserve">  </w:t>
+      </w:r>
+      <w:r>
+        <w:rPr>
+          <w:rFonts w:hint="eastAsia"/>
+          <w:sz w:val="32"/>
+        </w:rPr>
+        <w:t xml:space="preserve">目： </w:t>
+      </w:r>
+      <w:r>
+        <w:rPr>
+          <w:rFonts w:hint="eastAsia"/>
+          <w:sz w:val="32"/>
+          <w:u w:val="single"/>
+        </w:rPr>
+        <w:t xml:space="preserve">边坡预警问题</w:t>
+      </w:r>
+      <w:r>
+        <w:rPr>
+          <w:rFonts w:hint="eastAsia"/>
+          <w:sz w:val="32"/>
+          <w:u w:val="single"/>
+          <w:lang w:val="en-US" w:eastAsia="zh-CN"/>
+        </w:rPr>
+        <w:t xml:space="preserve">                </w:t>
+      </w:r>
+      <w:r>
+        <w:rPr>
+          <w:rFonts w:hint="eastAsia"/>
+          <w:sz w:val="32"/>
+          <w:u w:val="single"/>
+        </w:rPr>
+        <w:t xml:space="preserve"> </w:t>
+      </w:r>
+    </w:p>
+    <w:p>
+      <w:pPr>
+        <w:spacing w:line="600" w:lineRule="auto"/>
+        <w:ind w:left="1470" w:leftChars="700" w:right="1801" w:rightChars="858"/>
+        <w:rPr>
+          <w:sz w:val="32"/>
+        </w:rPr>
+      </w:pPr>
+      <w:r>
+        <w:rPr>
+          <w:rFonts w:hint="eastAsia"/>
+          <w:sz w:val="32"/>
+        </w:rPr>
+        <w:t>专</w:t>
+      </w:r>
+      <w:r>
+        <w:rPr>
+          <w:sz w:val="32"/>
+        </w:rPr>
+        <w:t xml:space="preserve">    </w:t>
+      </w:r>
+      <w:r>
+        <w:rPr>
+          <w:rFonts w:hint="eastAsia"/>
+          <w:sz w:val="32"/>
+        </w:rPr>
+        <w:t>业：</w:t>
+      </w:r>
+      <w:r>
+        <w:rPr>
+          <w:sz w:val="32"/>
+          <w:u w:val="single"/>
+        </w:rPr>
+        <w:t xml:space="preserve"> </w:t>
+      </w:r>
+      <w:r>
+        <w:rPr>
+          <w:rFonts w:hint="eastAsia"/>
+          <w:sz w:val="32"/>
+          <w:u w:val="single"/>
+        </w:rPr>
+        <w:t xml:space="preserve">       </w:t>
+      </w:r>
+      <w:r>
+        <w:rPr>
+          <w:rFonts w:hint="eastAsia"/>
+          <w:sz w:val="32"/>
+          <w:u w:val="single"/>
+          <w:lang w:val="en-US" w:eastAsia="zh-CN"/>
+        </w:rPr>
+        <w:t xml:space="preserve">  </w:t>
+      </w:r>
+      <w:r>
+        <w:rPr>
+          <w:sz w:val="32"/>
+          <w:u w:val="single"/>
+        </w:rPr>
+        <w:t xml:space="preserve"> </w:t>
+      </w:r>
+      <w:r>
+        <w:rPr>
+          <w:rFonts w:hint="eastAsia"/>
+          <w:sz w:val="32"/>
+          <w:u w:val="single"/>
+        </w:rPr>
+        <w:t xml:space="preserve">            </w:t>
+      </w:r>
+      <w:r>
+        <w:rPr>
+          <w:sz w:val="32"/>
+          <w:u w:val="single"/>
+        </w:rPr>
+        <w:t xml:space="preserve">    </w:t>
+      </w:r>
+    </w:p>
+    <w:p>
+      <w:pPr>
+        <w:spacing w:line="600" w:lineRule="auto"/>
+        <w:ind w:left="1470" w:leftChars="700" w:right="1801" w:rightChars="858"/>
+        <w:rPr>
+          <w:sz w:val="32"/>
+        </w:rPr>
+      </w:pPr>
+      <w:r>
+        <w:rPr>
+          <w:rFonts w:hint="eastAsia"/>
+          <w:sz w:val="32"/>
+        </w:rPr>
+        <w:t>姓</w:t>
+      </w:r>
+      <w:r>
+        <w:rPr>
+          <w:sz w:val="32"/>
+        </w:rPr>
+        <w:t xml:space="preserve">    </w:t>
+      </w:r>
+      <w:r>
+        <w:rPr>
+          <w:rFonts w:hint="eastAsia"/>
+          <w:sz w:val="32"/>
+        </w:rPr>
+        <w:t>名：</w:t>
+      </w:r>
+      <w:r>
+        <w:rPr>
+          <w:sz w:val="32"/>
+          <w:u w:val="single"/>
+        </w:rPr>
+        <w:t xml:space="preserve">      </w:t>
+      </w:r>
+      <w:r>
+        <w:rPr>
+          <w:rFonts w:hint="eastAsia"/>
+          <w:sz w:val="32"/>
+          <w:u w:val="single"/>
+        </w:rPr>
+        <w:t xml:space="preserve">    </w:t>
+      </w:r>
+      <w:r>
+        <w:rPr>
+          <w:rFonts w:hint="eastAsia"/>
+          <w:sz w:val="32"/>
+          <w:u w:val="single"/>
+          <w:lang w:val="en-US" w:eastAsia="zh-CN"/>
+        </w:rPr>
+        <w:t xml:space="preserve">         </w:t>
+      </w:r>
+      <w:r>
+        <w:rPr>
+          <w:rFonts w:hint="eastAsia"/>
+          <w:sz w:val="32"/>
+          <w:u w:val="single"/>
+        </w:rPr>
+        <w:t xml:space="preserve">   </w:t>
+      </w:r>
+      <w:r>
+        <w:rPr>
+          <w:sz w:val="32"/>
+          <w:u w:val="single"/>
+        </w:rPr>
+        <w:t xml:space="preserve">        </w:t>
+      </w:r>
+    </w:p>
+    <w:p>
+      <w:pPr>
+        <w:spacing w:line="600" w:lineRule="auto"/>
+        <w:ind w:left="1470" w:leftChars="700" w:right="1801" w:rightChars="858"/>
+        <w:rPr>
+          <w:sz w:val="32"/>
+        </w:rPr>
+      </w:pPr>
+      <w:r>
+        <w:rPr>
+          <w:rFonts w:hint="eastAsia"/>
+          <w:sz w:val="32"/>
+        </w:rPr>
+        <w:t>学</w:t>
+      </w:r>
+      <w:r>
+        <w:rPr>
+          <w:sz w:val="32"/>
+        </w:rPr>
+        <w:t xml:space="preserve">    </w:t>
+      </w:r>
+      <w:r>
+        <w:rPr>
+          <w:rFonts w:hint="eastAsia"/>
+          <w:sz w:val="32"/>
+        </w:rPr>
+        <w:t>号：</w:t>
+      </w:r>
+      <w:r>
+        <w:rPr>
+          <w:sz w:val="32"/>
+          <w:u w:val="single"/>
+        </w:rPr>
+        <w:t xml:space="preserve">       </w:t>
+      </w:r>
+      <w:r>
+        <w:rPr>
+          <w:rFonts w:hint="eastAsia"/>
+          <w:sz w:val="32"/>
+          <w:u w:val="single"/>
+        </w:rPr>
+        <w:t xml:space="preserve">  </w:t>
+      </w:r>
+      <w:r>
+        <w:rPr>
+          <w:rFonts w:hint="eastAsia"/>
+          <w:sz w:val="32"/>
+          <w:u w:val="single"/>
+          <w:lang w:val="en-US" w:eastAsia="zh-CN"/>
+        </w:rPr>
+        <w:t xml:space="preserve">               </w:t>
+      </w:r>
+      <w:r>
+        <w:rPr>
+          <w:rFonts w:hint="eastAsia"/>
+          <w:sz w:val="32"/>
+          <w:u w:val="single"/>
+        </w:rPr>
+        <w:t xml:space="preserve">   </w:t>
+      </w:r>
+      <w:r>
+        <w:rPr>
+          <w:sz w:val="32"/>
+          <w:u w:val="single"/>
+        </w:rPr>
+        <w:t xml:space="preserve"> </w:t>
+      </w:r>
+    </w:p>
+    <w:p>
+      <w:pPr>
+        <w:spacing w:line="600" w:lineRule="auto"/>
+        <w:ind w:left="1470" w:leftChars="700" w:right="1801" w:rightChars="858"/>
+        <w:rPr>
+          <w:sz w:val="32"/>
+          <w:u w:val="single"/>
+        </w:rPr>
+      </w:pPr>
+      <w:r>
+        <w:rPr>
+          <w:rFonts w:hint="eastAsia"/>
+          <w:sz w:val="32"/>
+          <w:lang w:val="en-US" w:eastAsia="zh-CN"/>
+        </w:rPr>
+        <w:t>学</w:t>
+      </w:r>
+      <w:r>
+        <w:rPr>
+          <w:rFonts w:hint="eastAsia"/>
+          <w:sz w:val="32"/>
+        </w:rPr>
+        <w:t xml:space="preserve">    期：</w:t>
+      </w:r>
+      <w:r>
+        <w:rPr>
+          <w:sz w:val="32"/>
+          <w:u w:val="single"/>
+        </w:rPr>
+        <w:t xml:space="preserve">  </w:t>
+      </w:r>
+      <w:r>
+        <w:rPr>
+          <w:rFonts w:hint="eastAsia"/>
+          <w:sz w:val="32"/>
+          <w:u w:val="single"/>
+          <w:lang w:val="en-US" w:eastAsia="zh-CN"/>
+        </w:rPr>
+        <w:t xml:space="preserve">   25-26春季学期</w:t>
+      </w:r>
+      <w:r>
+        <w:rPr>
+          <w:rFonts w:hint="eastAsia"/>
+          <w:sz w:val="32"/>
+          <w:u w:val="single"/>
+        </w:rPr>
+        <w:t xml:space="preserve">      </w:t>
+      </w:r>
+      <w:r>
+        <w:rPr>
+          <w:sz w:val="32"/>
+          <w:u w:val="single"/>
+        </w:rPr>
+        <w:t xml:space="preserve"> </w:t>
+      </w:r>
+    </w:p>
+    <w:p>
+      <w:pPr>
+        <w:spacing w:before="312" w:beforeLines="100" w:after="312" w:afterLines="100" w:line="600" w:lineRule="auto"/>
+        <w:jc w:val="center"/>
+        <w:textAlignment w:val="baseline"/>
+        <w:rPr>
+          <w:b/>
+          <w:sz w:val="44"/>
+        </w:rPr>
+        <w:sectPr>
+          <w:headerReference r:id="rId3" w:type="default"/>
+          <w:footerReference r:id="rId5" w:type="default"/>
+          <w:headerReference r:id="rId4" w:type="even"/>
+          <w:footerReference r:id="rId6" w:type="even"/>
+          <w:pgSz w:w="11906" w:h="16838"/>
+          <w:pgMar w:top="1588" w:right="1134" w:bottom="1247" w:left="1701" w:header="1021" w:footer="794" w:gutter="0"/>
+          <w:pgNumType w:start="1"/>
+          <w:cols w:space="720" w:num="1"/>
+          <w:titlePg/>
+          <w:docGrid w:type="linesAndChars" w:linePitch="312" w:charSpace="0"/>
+        </w:sectPr>
+      </w:pPr>
+    </w:p>
+    <w:p>
+      <w:r>
+        <w:br w:type="page"/>
+      </w:r>
+    </w:p>
     <w:p>
       <w:pPr>
         <w:spacing w:after="120" w:before="600"/>
